--- a/sem2/manual_2_oop/lab04/RIS-25-2B-Ilinov-lab04-otchet.docx
+++ b/sem2/manual_2_oop/lab04/RIS-25-2B-Ilinov-lab04-otchet.docx
@@ -1011,12 +1011,12 @@
           <wp:anchor distT="0" distB="0" distL="0" distR="0" simplePos="0" relativeHeight="2" behindDoc="0" locked="0" layoutInCell="0" allowOverlap="1">
             <wp:simplePos x="0" y="0"/>
             <wp:positionH relativeFrom="column">
-              <wp:posOffset>127000</wp:posOffset>
+              <wp:align>center</wp:align>
             </wp:positionH>
             <wp:positionV relativeFrom="paragraph">
-              <wp:posOffset>-17780</wp:posOffset>
+              <wp:posOffset>635</wp:posOffset>
             </wp:positionV>
-            <wp:extent cx="5777865" cy="3504565"/>
+            <wp:extent cx="5777865" cy="3168015"/>
             <wp:effectExtent l="0" t="0" r="0" b="0"/>
             <wp:wrapSquare wrapText="largest"/>
             <wp:docPr id="1" name="Image1"/>
@@ -1041,7 +1041,7 @@
                   <pic:spPr bwMode="auto">
                     <a:xfrm>
                       <a:off x="0" y="0"/>
-                      <a:ext cx="5777865" cy="3504565"/>
+                      <a:ext cx="5777865" cy="3168015"/>
                     </a:xfrm>
                     <a:prstGeom prst="rect">
                       <a:avLst/>
@@ -1084,6 +1084,7 @@
     <w:p>
       <w:pPr>
         <w:pStyle w:val="Normal"/>
+        <w:spacing w:before="0" w:after="160"/>
         <w:ind w:firstLine="709"/>
         <w:jc w:val="center"/>
         <w:rPr>
@@ -1102,34 +1103,13 @@
           <w:szCs w:val="24"/>
           <w:lang w:val="ru-RU"/>
         </w:rPr>
-        <w:t xml:space="preserve">КОД </w:t>
-      </w:r>
-      <w:r>
-        <w:rPr>
-          <w:rFonts w:eastAsia="Times New Roman" w:cs="Times New Roman" w:ascii="Times New Roman" w:hAnsi="Times New Roman"/>
-          <w:iCs/>
-          <w:sz w:val="24"/>
-          <w:szCs w:val="24"/>
-          <w:lang w:val="ru-RU"/>
-        </w:rPr>
-        <w:t>Person</w:t>
-      </w:r>
-      <w:r>
-        <w:rPr>
-          <w:rFonts w:eastAsia="Times New Roman" w:cs="Times New Roman" w:ascii="Times New Roman" w:hAnsi="Times New Roman"/>
-          <w:iCs/>
-          <w:sz w:val="24"/>
-          <w:szCs w:val="24"/>
-          <w:lang w:val="ru-RU"/>
-        </w:rPr>
-        <w:t>.h</w:t>
+        <w:t>КОД Person.h</w:t>
       </w:r>
     </w:p>
     <w:p>
       <w:pPr>
         <w:pStyle w:val="Normal"/>
-        <w:pBdr/>
-        <w:shd w:fill="FFFFFF" w:val="clear"/>
+        <w:shd w:val="clear" w:fill="FFFFFF"/>
         <w:rPr>
           <w:rFonts w:ascii="JetBrains Mono" w:hAnsi="JetBrains Mono"/>
           <w:b w:val="false"/>
@@ -2155,34 +2135,13 @@
           <w:szCs w:val="24"/>
           <w:lang w:val="ru-RU"/>
         </w:rPr>
-        <w:t xml:space="preserve">КОД </w:t>
-      </w:r>
-      <w:r>
-        <w:rPr>
-          <w:rFonts w:eastAsia="Times New Roman" w:cs="Times New Roman" w:ascii="Times New Roman" w:hAnsi="Times New Roman"/>
-          <w:iCs/>
-          <w:sz w:val="24"/>
-          <w:szCs w:val="24"/>
-          <w:lang w:val="ru-RU"/>
-        </w:rPr>
-        <w:t>Person</w:t>
-      </w:r>
-      <w:r>
-        <w:rPr>
-          <w:rFonts w:eastAsia="Times New Roman" w:cs="Times New Roman" w:ascii="Times New Roman" w:hAnsi="Times New Roman"/>
-          <w:iCs/>
-          <w:sz w:val="24"/>
-          <w:szCs w:val="24"/>
-          <w:lang w:val="ru-RU"/>
-        </w:rPr>
-        <w:t>.cpp</w:t>
+        <w:t>КОД Person.cpp</w:t>
       </w:r>
     </w:p>
     <w:p>
       <w:pPr>
         <w:pStyle w:val="Normal"/>
-        <w:pBdr/>
-        <w:shd w:fill="FFFFFF" w:val="clear"/>
+        <w:shd w:val="clear" w:fill="FFFFFF"/>
         <w:rPr>
           <w:rFonts w:ascii="JetBrains Mono" w:hAnsi="JetBrains Mono"/>
           <w:b w:val="false"/>
@@ -3218,8 +3177,1252 @@
           <w:szCs w:val="24"/>
           <w:lang w:val="ru-RU"/>
         </w:rPr>
-        <w:t xml:space="preserve">КОД </w:t>
-      </w:r>
+        <w:t>КОД Student.h</w:t>
+      </w:r>
+    </w:p>
+    <w:p>
+      <w:pPr>
+        <w:pStyle w:val="Normal"/>
+        <w:shd w:val="clear" w:fill="FFFFFF"/>
+        <w:rPr>
+          <w:rFonts w:ascii="JetBrains Mono" w:hAnsi="JetBrains Mono"/>
+          <w:b w:val="false"/>
+          <w:i/>
+          <w:color w:val="8C8C8C"/>
+          <w:sz w:val="20"/>
+        </w:rPr>
+      </w:pPr>
+      <w:r>
+        <w:rPr>
+          <w:rFonts w:ascii="JetBrains Mono" w:hAnsi="JetBrains Mono"/>
+          <w:b w:val="false"/>
+          <w:i/>
+          <w:color w:val="8C8C8C"/>
+          <w:sz w:val="20"/>
+        </w:rPr>
+        <w:br/>
+      </w:r>
+      <w:r>
+        <w:rPr>
+          <w:rFonts w:ascii="JetBrains Mono" w:hAnsi="JetBrains Mono"/>
+          <w:b w:val="false"/>
+          <w:i w:val="false"/>
+          <w:color w:val="9E880D"/>
+          <w:sz w:val="20"/>
+        </w:rPr>
+        <w:t xml:space="preserve">#ifndef </w:t>
+      </w:r>
+      <w:r>
+        <w:rPr>
+          <w:rFonts w:ascii="JetBrains Mono" w:hAnsi="JetBrains Mono"/>
+          <w:b w:val="false"/>
+          <w:i w:val="false"/>
+          <w:color w:val="000000"/>
+          <w:sz w:val="20"/>
+        </w:rPr>
+        <w:t>ILINOV_FEDOR_RIS_25_2B_LABS_PSTU_CS_Student_H</w:t>
+        <w:br/>
+      </w:r>
+      <w:r>
+        <w:rPr>
+          <w:rFonts w:ascii="JetBrains Mono" w:hAnsi="JetBrains Mono"/>
+          <w:b w:val="false"/>
+          <w:i w:val="false"/>
+          <w:color w:val="9E880D"/>
+          <w:sz w:val="20"/>
+        </w:rPr>
+        <w:t xml:space="preserve">#define </w:t>
+      </w:r>
+      <w:r>
+        <w:rPr>
+          <w:rFonts w:ascii="JetBrains Mono" w:hAnsi="JetBrains Mono"/>
+          <w:b w:val="false"/>
+          <w:i w:val="false"/>
+          <w:color w:val="000000"/>
+          <w:sz w:val="20"/>
+        </w:rPr>
+        <w:t>ILINOV_FEDOR_RIS_25_2B_LABS_PSTU_CS_Student_H</w:t>
+        <w:br/>
+      </w:r>
+      <w:r>
+        <w:rPr>
+          <w:rFonts w:ascii="JetBrains Mono" w:hAnsi="JetBrains Mono"/>
+          <w:b w:val="false"/>
+          <w:i w:val="false"/>
+          <w:color w:val="9E880D"/>
+          <w:sz w:val="20"/>
+        </w:rPr>
+        <w:t xml:space="preserve">#include </w:t>
+      </w:r>
+      <w:r>
+        <w:rPr>
+          <w:rFonts w:ascii="JetBrains Mono" w:hAnsi="JetBrains Mono"/>
+          <w:b w:val="false"/>
+          <w:i w:val="false"/>
+          <w:color w:val="067D17"/>
+          <w:sz w:val="20"/>
+        </w:rPr>
+        <w:t>&lt;string&gt;</w:t>
+        <w:br/>
+      </w:r>
+      <w:r>
+        <w:rPr>
+          <w:rFonts w:ascii="JetBrains Mono" w:hAnsi="JetBrains Mono"/>
+          <w:b w:val="false"/>
+          <w:i w:val="false"/>
+          <w:color w:val="9E880D"/>
+          <w:sz w:val="20"/>
+        </w:rPr>
+        <w:t xml:space="preserve">#include </w:t>
+      </w:r>
+      <w:r>
+        <w:rPr>
+          <w:rFonts w:ascii="JetBrains Mono" w:hAnsi="JetBrains Mono"/>
+          <w:b w:val="false"/>
+          <w:i w:val="false"/>
+          <w:color w:val="067D17"/>
+          <w:sz w:val="20"/>
+        </w:rPr>
+        <w:t>"Person.h"</w:t>
+        <w:br/>
+        <w:br/>
+      </w:r>
+      <w:r>
+        <w:rPr>
+          <w:rFonts w:ascii="JetBrains Mono" w:hAnsi="JetBrains Mono"/>
+          <w:b w:val="false"/>
+          <w:i w:val="false"/>
+          <w:color w:val="0033B3"/>
+          <w:sz w:val="20"/>
+        </w:rPr>
+        <w:t xml:space="preserve">class </w:t>
+      </w:r>
+      <w:r>
+        <w:rPr>
+          <w:rFonts w:ascii="JetBrains Mono" w:hAnsi="JetBrains Mono"/>
+          <w:b w:val="false"/>
+          <w:i w:val="false"/>
+          <w:color w:val="000000"/>
+          <w:sz w:val="20"/>
+        </w:rPr>
+        <w:t xml:space="preserve">Student </w:t>
+      </w:r>
+      <w:r>
+        <w:rPr>
+          <w:rFonts w:ascii="JetBrains Mono" w:hAnsi="JetBrains Mono"/>
+          <w:b w:val="false"/>
+          <w:i w:val="false"/>
+          <w:color w:val="080808"/>
+          <w:sz w:val="20"/>
+        </w:rPr>
+        <w:t xml:space="preserve">: </w:t>
+      </w:r>
+      <w:r>
+        <w:rPr>
+          <w:rFonts w:ascii="JetBrains Mono" w:hAnsi="JetBrains Mono"/>
+          <w:b w:val="false"/>
+          <w:i w:val="false"/>
+          <w:color w:val="0033B3"/>
+          <w:sz w:val="20"/>
+        </w:rPr>
+        <w:t xml:space="preserve">public </w:t>
+      </w:r>
+      <w:r>
+        <w:rPr>
+          <w:rFonts w:ascii="JetBrains Mono" w:hAnsi="JetBrains Mono"/>
+          <w:b w:val="false"/>
+          <w:i w:val="false"/>
+          <w:color w:val="000000"/>
+          <w:sz w:val="20"/>
+        </w:rPr>
+        <w:t xml:space="preserve">Person </w:t>
+      </w:r>
+      <w:r>
+        <w:rPr>
+          <w:rFonts w:ascii="JetBrains Mono" w:hAnsi="JetBrains Mono"/>
+          <w:b w:val="false"/>
+          <w:i w:val="false"/>
+          <w:color w:val="080808"/>
+          <w:sz w:val="20"/>
+        </w:rPr>
+        <w:t>{</w:t>
+        <w:br/>
+        <w:t xml:space="preserve">    </w:t>
+      </w:r>
+      <w:r>
+        <w:rPr>
+          <w:rFonts w:ascii="JetBrains Mono" w:hAnsi="JetBrains Mono"/>
+          <w:b w:val="false"/>
+          <w:i w:val="false"/>
+          <w:color w:val="000000"/>
+          <w:sz w:val="20"/>
+        </w:rPr>
+        <w:t>std</w:t>
+      </w:r>
+      <w:r>
+        <w:rPr>
+          <w:rFonts w:ascii="JetBrains Mono" w:hAnsi="JetBrains Mono"/>
+          <w:b w:val="false"/>
+          <w:i w:val="false"/>
+          <w:color w:val="080808"/>
+          <w:sz w:val="20"/>
+        </w:rPr>
+        <w:t>::</w:t>
+      </w:r>
+      <w:r>
+        <w:rPr>
+          <w:rFonts w:ascii="JetBrains Mono" w:hAnsi="JetBrains Mono"/>
+          <w:b w:val="false"/>
+          <w:i w:val="false"/>
+          <w:color w:val="000000"/>
+          <w:sz w:val="20"/>
+        </w:rPr>
+        <w:t xml:space="preserve">string </w:t>
+      </w:r>
+      <w:r>
+        <w:rPr>
+          <w:rFonts w:ascii="JetBrains Mono" w:hAnsi="JetBrains Mono"/>
+          <w:b w:val="false"/>
+          <w:i w:val="false"/>
+          <w:color w:val="871094"/>
+          <w:sz w:val="20"/>
+        </w:rPr>
+        <w:t>subject</w:t>
+      </w:r>
+      <w:r>
+        <w:rPr>
+          <w:rFonts w:ascii="JetBrains Mono" w:hAnsi="JetBrains Mono"/>
+          <w:b w:val="false"/>
+          <w:i w:val="false"/>
+          <w:color w:val="080808"/>
+          <w:sz w:val="20"/>
+        </w:rPr>
+        <w:t>;</w:t>
+        <w:br/>
+        <w:t xml:space="preserve">    </w:t>
+      </w:r>
+      <w:r>
+        <w:rPr>
+          <w:rFonts w:ascii="JetBrains Mono" w:hAnsi="JetBrains Mono"/>
+          <w:b w:val="false"/>
+          <w:i w:val="false"/>
+          <w:color w:val="0033B3"/>
+          <w:sz w:val="20"/>
+        </w:rPr>
+        <w:t xml:space="preserve">int </w:t>
+      </w:r>
+      <w:r>
+        <w:rPr>
+          <w:rFonts w:ascii="JetBrains Mono" w:hAnsi="JetBrains Mono"/>
+          <w:b w:val="false"/>
+          <w:i w:val="false"/>
+          <w:color w:val="871094"/>
+          <w:sz w:val="20"/>
+        </w:rPr>
+        <w:t>grade</w:t>
+      </w:r>
+      <w:r>
+        <w:rPr>
+          <w:rFonts w:ascii="JetBrains Mono" w:hAnsi="JetBrains Mono"/>
+          <w:b w:val="false"/>
+          <w:i w:val="false"/>
+          <w:color w:val="080808"/>
+          <w:sz w:val="20"/>
+        </w:rPr>
+        <w:t>;</w:t>
+        <w:br/>
+        <w:br/>
+      </w:r>
+      <w:r>
+        <w:rPr>
+          <w:rFonts w:ascii="JetBrains Mono" w:hAnsi="JetBrains Mono"/>
+          <w:b w:val="false"/>
+          <w:i w:val="false"/>
+          <w:color w:val="0033B3"/>
+          <w:sz w:val="20"/>
+        </w:rPr>
+        <w:t>public</w:t>
+      </w:r>
+      <w:r>
+        <w:rPr>
+          <w:rFonts w:ascii="JetBrains Mono" w:hAnsi="JetBrains Mono"/>
+          <w:b w:val="false"/>
+          <w:i w:val="false"/>
+          <w:color w:val="080808"/>
+          <w:sz w:val="20"/>
+        </w:rPr>
+        <w:t>:</w:t>
+        <w:br/>
+        <w:t xml:space="preserve">    </w:t>
+      </w:r>
+      <w:r>
+        <w:rPr>
+          <w:rFonts w:ascii="JetBrains Mono" w:hAnsi="JetBrains Mono"/>
+          <w:b w:val="false"/>
+          <w:i w:val="false"/>
+          <w:color w:val="00627A"/>
+          <w:sz w:val="20"/>
+        </w:rPr>
+        <w:t>Student</w:t>
+      </w:r>
+      <w:r>
+        <w:rPr>
+          <w:rFonts w:ascii="JetBrains Mono" w:hAnsi="JetBrains Mono"/>
+          <w:b w:val="false"/>
+          <w:i w:val="false"/>
+          <w:color w:val="080808"/>
+          <w:sz w:val="20"/>
+        </w:rPr>
+        <w:t>();</w:t>
+        <w:br/>
+        <w:br/>
+        <w:t xml:space="preserve">    </w:t>
+      </w:r>
+      <w:r>
+        <w:rPr>
+          <w:rFonts w:ascii="JetBrains Mono" w:hAnsi="JetBrains Mono"/>
+          <w:b w:val="false"/>
+          <w:i w:val="false"/>
+          <w:color w:val="00627A"/>
+          <w:sz w:val="20"/>
+        </w:rPr>
+        <w:t>Student</w:t>
+      </w:r>
+      <w:r>
+        <w:rPr>
+          <w:rFonts w:ascii="JetBrains Mono" w:hAnsi="JetBrains Mono"/>
+          <w:b w:val="false"/>
+          <w:i w:val="false"/>
+          <w:color w:val="080808"/>
+          <w:sz w:val="20"/>
+        </w:rPr>
+        <w:t>(</w:t>
+      </w:r>
+      <w:r>
+        <w:rPr>
+          <w:rFonts w:ascii="JetBrains Mono" w:hAnsi="JetBrains Mono"/>
+          <w:b w:val="false"/>
+          <w:i w:val="false"/>
+          <w:color w:val="000000"/>
+          <w:sz w:val="20"/>
+        </w:rPr>
+        <w:t>std</w:t>
+      </w:r>
+      <w:r>
+        <w:rPr>
+          <w:rFonts w:ascii="JetBrains Mono" w:hAnsi="JetBrains Mono"/>
+          <w:b w:val="false"/>
+          <w:i w:val="false"/>
+          <w:color w:val="080808"/>
+          <w:sz w:val="20"/>
+        </w:rPr>
+        <w:t>::</w:t>
+      </w:r>
+      <w:r>
+        <w:rPr>
+          <w:rFonts w:ascii="JetBrains Mono" w:hAnsi="JetBrains Mono"/>
+          <w:b w:val="false"/>
+          <w:i w:val="false"/>
+          <w:color w:val="000000"/>
+          <w:sz w:val="20"/>
+        </w:rPr>
+        <w:t>string name</w:t>
+      </w:r>
+      <w:r>
+        <w:rPr>
+          <w:rFonts w:ascii="JetBrains Mono" w:hAnsi="JetBrains Mono"/>
+          <w:b w:val="false"/>
+          <w:i w:val="false"/>
+          <w:color w:val="080808"/>
+          <w:sz w:val="20"/>
+        </w:rPr>
+        <w:t xml:space="preserve">, </w:t>
+      </w:r>
+      <w:r>
+        <w:rPr>
+          <w:rFonts w:ascii="JetBrains Mono" w:hAnsi="JetBrains Mono"/>
+          <w:b w:val="false"/>
+          <w:i w:val="false"/>
+          <w:color w:val="0033B3"/>
+          <w:sz w:val="20"/>
+        </w:rPr>
+        <w:t xml:space="preserve">int </w:t>
+      </w:r>
+      <w:r>
+        <w:rPr>
+          <w:rFonts w:ascii="JetBrains Mono" w:hAnsi="JetBrains Mono"/>
+          <w:b w:val="false"/>
+          <w:i w:val="false"/>
+          <w:color w:val="000000"/>
+          <w:sz w:val="20"/>
+        </w:rPr>
+        <w:t>age</w:t>
+      </w:r>
+      <w:r>
+        <w:rPr>
+          <w:rFonts w:ascii="JetBrains Mono" w:hAnsi="JetBrains Mono"/>
+          <w:b w:val="false"/>
+          <w:i w:val="false"/>
+          <w:color w:val="080808"/>
+          <w:sz w:val="20"/>
+        </w:rPr>
+        <w:t xml:space="preserve">, </w:t>
+      </w:r>
+      <w:r>
+        <w:rPr>
+          <w:rFonts w:ascii="JetBrains Mono" w:hAnsi="JetBrains Mono"/>
+          <w:b w:val="false"/>
+          <w:i w:val="false"/>
+          <w:color w:val="000000"/>
+          <w:sz w:val="20"/>
+        </w:rPr>
+        <w:t>std</w:t>
+      </w:r>
+      <w:r>
+        <w:rPr>
+          <w:rFonts w:ascii="JetBrains Mono" w:hAnsi="JetBrains Mono"/>
+          <w:b w:val="false"/>
+          <w:i w:val="false"/>
+          <w:color w:val="080808"/>
+          <w:sz w:val="20"/>
+        </w:rPr>
+        <w:t>::</w:t>
+      </w:r>
+      <w:r>
+        <w:rPr>
+          <w:rFonts w:ascii="JetBrains Mono" w:hAnsi="JetBrains Mono"/>
+          <w:b w:val="false"/>
+          <w:i w:val="false"/>
+          <w:color w:val="000000"/>
+          <w:sz w:val="20"/>
+        </w:rPr>
+        <w:t>string subject</w:t>
+      </w:r>
+      <w:r>
+        <w:rPr>
+          <w:rFonts w:ascii="JetBrains Mono" w:hAnsi="JetBrains Mono"/>
+          <w:b w:val="false"/>
+          <w:i w:val="false"/>
+          <w:color w:val="080808"/>
+          <w:sz w:val="20"/>
+        </w:rPr>
+        <w:t xml:space="preserve">, </w:t>
+      </w:r>
+      <w:r>
+        <w:rPr>
+          <w:rFonts w:ascii="JetBrains Mono" w:hAnsi="JetBrains Mono"/>
+          <w:b w:val="false"/>
+          <w:i w:val="false"/>
+          <w:color w:val="0033B3"/>
+          <w:sz w:val="20"/>
+        </w:rPr>
+        <w:t xml:space="preserve">int </w:t>
+      </w:r>
+      <w:r>
+        <w:rPr>
+          <w:rFonts w:ascii="JetBrains Mono" w:hAnsi="JetBrains Mono"/>
+          <w:b w:val="false"/>
+          <w:i w:val="false"/>
+          <w:color w:val="000000"/>
+          <w:sz w:val="20"/>
+        </w:rPr>
+        <w:t>grade</w:t>
+      </w:r>
+      <w:r>
+        <w:rPr>
+          <w:rFonts w:ascii="JetBrains Mono" w:hAnsi="JetBrains Mono"/>
+          <w:b w:val="false"/>
+          <w:i w:val="false"/>
+          <w:color w:val="080808"/>
+          <w:sz w:val="20"/>
+        </w:rPr>
+        <w:t>);</w:t>
+        <w:br/>
+        <w:br/>
+        <w:t xml:space="preserve">    </w:t>
+      </w:r>
+      <w:r>
+        <w:rPr>
+          <w:rFonts w:ascii="JetBrains Mono" w:hAnsi="JetBrains Mono"/>
+          <w:b w:val="false"/>
+          <w:i w:val="false"/>
+          <w:color w:val="00627A"/>
+          <w:sz w:val="20"/>
+        </w:rPr>
+        <w:t>Student</w:t>
+      </w:r>
+      <w:r>
+        <w:rPr>
+          <w:rFonts w:ascii="JetBrains Mono" w:hAnsi="JetBrains Mono"/>
+          <w:b w:val="false"/>
+          <w:i w:val="false"/>
+          <w:color w:val="080808"/>
+          <w:sz w:val="20"/>
+        </w:rPr>
+        <w:t>(</w:t>
+      </w:r>
+      <w:r>
+        <w:rPr>
+          <w:rFonts w:ascii="JetBrains Mono" w:hAnsi="JetBrains Mono"/>
+          <w:b w:val="false"/>
+          <w:i w:val="false"/>
+          <w:color w:val="000000"/>
+          <w:sz w:val="20"/>
+        </w:rPr>
+        <w:t>Person</w:t>
+      </w:r>
+      <w:r>
+        <w:rPr>
+          <w:rFonts w:ascii="JetBrains Mono" w:hAnsi="JetBrains Mono"/>
+          <w:b w:val="false"/>
+          <w:i w:val="false"/>
+          <w:color w:val="080808"/>
+          <w:sz w:val="20"/>
+        </w:rPr>
+        <w:t xml:space="preserve">, </w:t>
+      </w:r>
+      <w:r>
+        <w:rPr>
+          <w:rFonts w:ascii="JetBrains Mono" w:hAnsi="JetBrains Mono"/>
+          <w:b w:val="false"/>
+          <w:i w:val="false"/>
+          <w:color w:val="000000"/>
+          <w:sz w:val="20"/>
+        </w:rPr>
+        <w:t>std</w:t>
+      </w:r>
+      <w:r>
+        <w:rPr>
+          <w:rFonts w:ascii="JetBrains Mono" w:hAnsi="JetBrains Mono"/>
+          <w:b w:val="false"/>
+          <w:i w:val="false"/>
+          <w:color w:val="080808"/>
+          <w:sz w:val="20"/>
+        </w:rPr>
+        <w:t>::</w:t>
+      </w:r>
+      <w:r>
+        <w:rPr>
+          <w:rFonts w:ascii="JetBrains Mono" w:hAnsi="JetBrains Mono"/>
+          <w:b w:val="false"/>
+          <w:i w:val="false"/>
+          <w:color w:val="000000"/>
+          <w:sz w:val="20"/>
+        </w:rPr>
+        <w:t>string subject</w:t>
+      </w:r>
+      <w:r>
+        <w:rPr>
+          <w:rFonts w:ascii="JetBrains Mono" w:hAnsi="JetBrains Mono"/>
+          <w:b w:val="false"/>
+          <w:i w:val="false"/>
+          <w:color w:val="080808"/>
+          <w:sz w:val="20"/>
+        </w:rPr>
+        <w:t xml:space="preserve">, </w:t>
+      </w:r>
+      <w:r>
+        <w:rPr>
+          <w:rFonts w:ascii="JetBrains Mono" w:hAnsi="JetBrains Mono"/>
+          <w:b w:val="false"/>
+          <w:i w:val="false"/>
+          <w:color w:val="0033B3"/>
+          <w:sz w:val="20"/>
+        </w:rPr>
+        <w:t xml:space="preserve">int </w:t>
+      </w:r>
+      <w:r>
+        <w:rPr>
+          <w:rFonts w:ascii="JetBrains Mono" w:hAnsi="JetBrains Mono"/>
+          <w:b w:val="false"/>
+          <w:i w:val="false"/>
+          <w:color w:val="000000"/>
+          <w:sz w:val="20"/>
+        </w:rPr>
+        <w:t>grade</w:t>
+      </w:r>
+      <w:r>
+        <w:rPr>
+          <w:rFonts w:ascii="JetBrains Mono" w:hAnsi="JetBrains Mono"/>
+          <w:b w:val="false"/>
+          <w:i w:val="false"/>
+          <w:color w:val="080808"/>
+          <w:sz w:val="20"/>
+        </w:rPr>
+        <w:t>);</w:t>
+        <w:br/>
+        <w:br/>
+        <w:t xml:space="preserve">    </w:t>
+      </w:r>
+      <w:r>
+        <w:rPr>
+          <w:rFonts w:ascii="JetBrains Mono" w:hAnsi="JetBrains Mono"/>
+          <w:b w:val="false"/>
+          <w:i w:val="false"/>
+          <w:color w:val="00627A"/>
+          <w:sz w:val="20"/>
+        </w:rPr>
+        <w:t>Student</w:t>
+      </w:r>
+      <w:r>
+        <w:rPr>
+          <w:rFonts w:ascii="JetBrains Mono" w:hAnsi="JetBrains Mono"/>
+          <w:b w:val="false"/>
+          <w:i w:val="false"/>
+          <w:color w:val="080808"/>
+          <w:sz w:val="20"/>
+        </w:rPr>
+        <w:t>(</w:t>
+      </w:r>
+      <w:r>
+        <w:rPr>
+          <w:rFonts w:ascii="JetBrains Mono" w:hAnsi="JetBrains Mono"/>
+          <w:b w:val="false"/>
+          <w:i w:val="false"/>
+          <w:color w:val="000000"/>
+          <w:sz w:val="20"/>
+        </w:rPr>
+        <w:t>Student</w:t>
+      </w:r>
+      <w:r>
+        <w:rPr>
+          <w:rFonts w:ascii="JetBrains Mono" w:hAnsi="JetBrains Mono"/>
+          <w:b w:val="false"/>
+          <w:i w:val="false"/>
+          <w:color w:val="080808"/>
+          <w:sz w:val="20"/>
+        </w:rPr>
+        <w:t>&amp;);</w:t>
+        <w:br/>
+        <w:br/>
+        <w:t xml:space="preserve">    </w:t>
+      </w:r>
+      <w:r>
+        <w:rPr>
+          <w:rFonts w:ascii="JetBrains Mono" w:hAnsi="JetBrains Mono"/>
+          <w:b w:val="false"/>
+          <w:i w:val="false"/>
+          <w:color w:val="00627A"/>
+          <w:sz w:val="20"/>
+        </w:rPr>
+        <w:t>~Student</w:t>
+      </w:r>
+      <w:r>
+        <w:rPr>
+          <w:rFonts w:ascii="JetBrains Mono" w:hAnsi="JetBrains Mono"/>
+          <w:b w:val="false"/>
+          <w:i w:val="false"/>
+          <w:color w:val="080808"/>
+          <w:sz w:val="20"/>
+        </w:rPr>
+        <w:t>();</w:t>
+        <w:br/>
+        <w:br/>
+        <w:t xml:space="preserve">    </w:t>
+      </w:r>
+      <w:r>
+        <w:rPr>
+          <w:rFonts w:ascii="JetBrains Mono" w:hAnsi="JetBrains Mono"/>
+          <w:b w:val="false"/>
+          <w:i w:val="false"/>
+          <w:color w:val="000000"/>
+          <w:sz w:val="20"/>
+        </w:rPr>
+        <w:t>std</w:t>
+      </w:r>
+      <w:r>
+        <w:rPr>
+          <w:rFonts w:ascii="JetBrains Mono" w:hAnsi="JetBrains Mono"/>
+          <w:b w:val="false"/>
+          <w:i w:val="false"/>
+          <w:color w:val="080808"/>
+          <w:sz w:val="20"/>
+        </w:rPr>
+        <w:t>::</w:t>
+      </w:r>
+      <w:r>
+        <w:rPr>
+          <w:rFonts w:ascii="JetBrains Mono" w:hAnsi="JetBrains Mono"/>
+          <w:b w:val="false"/>
+          <w:i w:val="false"/>
+          <w:color w:val="000000"/>
+          <w:sz w:val="20"/>
+        </w:rPr>
+        <w:t xml:space="preserve">string </w:t>
+      </w:r>
+      <w:r>
+        <w:rPr>
+          <w:rFonts w:ascii="JetBrains Mono" w:hAnsi="JetBrains Mono"/>
+          <w:b w:val="false"/>
+          <w:i w:val="false"/>
+          <w:color w:val="00627A"/>
+          <w:sz w:val="20"/>
+        </w:rPr>
+        <w:t>getSubject</w:t>
+      </w:r>
+      <w:r>
+        <w:rPr>
+          <w:rFonts w:ascii="JetBrains Mono" w:hAnsi="JetBrains Mono"/>
+          <w:b w:val="false"/>
+          <w:i w:val="false"/>
+          <w:color w:val="080808"/>
+          <w:sz w:val="20"/>
+        </w:rPr>
+        <w:t>();</w:t>
+        <w:br/>
+        <w:br/>
+        <w:t xml:space="preserve">    </w:t>
+      </w:r>
+      <w:r>
+        <w:rPr>
+          <w:rFonts w:ascii="JetBrains Mono" w:hAnsi="JetBrains Mono"/>
+          <w:b w:val="false"/>
+          <w:i w:val="false"/>
+          <w:color w:val="0033B3"/>
+          <w:sz w:val="20"/>
+        </w:rPr>
+        <w:t xml:space="preserve">void </w:t>
+      </w:r>
+      <w:r>
+        <w:rPr>
+          <w:rFonts w:ascii="JetBrains Mono" w:hAnsi="JetBrains Mono"/>
+          <w:b w:val="false"/>
+          <w:i w:val="false"/>
+          <w:color w:val="00627A"/>
+          <w:sz w:val="20"/>
+        </w:rPr>
+        <w:t>setSubject</w:t>
+      </w:r>
+      <w:r>
+        <w:rPr>
+          <w:rFonts w:ascii="JetBrains Mono" w:hAnsi="JetBrains Mono"/>
+          <w:b w:val="false"/>
+          <w:i w:val="false"/>
+          <w:color w:val="080808"/>
+          <w:sz w:val="20"/>
+        </w:rPr>
+        <w:t>(</w:t>
+      </w:r>
+      <w:r>
+        <w:rPr>
+          <w:rFonts w:ascii="JetBrains Mono" w:hAnsi="JetBrains Mono"/>
+          <w:b w:val="false"/>
+          <w:i w:val="false"/>
+          <w:color w:val="000000"/>
+          <w:sz w:val="20"/>
+        </w:rPr>
+        <w:t>std</w:t>
+      </w:r>
+      <w:r>
+        <w:rPr>
+          <w:rFonts w:ascii="JetBrains Mono" w:hAnsi="JetBrains Mono"/>
+          <w:b w:val="false"/>
+          <w:i w:val="false"/>
+          <w:color w:val="080808"/>
+          <w:sz w:val="20"/>
+        </w:rPr>
+        <w:t>::</w:t>
+      </w:r>
+      <w:r>
+        <w:rPr>
+          <w:rFonts w:ascii="JetBrains Mono" w:hAnsi="JetBrains Mono"/>
+          <w:b w:val="false"/>
+          <w:i w:val="false"/>
+          <w:color w:val="000000"/>
+          <w:sz w:val="20"/>
+        </w:rPr>
+        <w:t>string</w:t>
+      </w:r>
+      <w:r>
+        <w:rPr>
+          <w:rFonts w:ascii="JetBrains Mono" w:hAnsi="JetBrains Mono"/>
+          <w:b w:val="false"/>
+          <w:i w:val="false"/>
+          <w:color w:val="080808"/>
+          <w:sz w:val="20"/>
+        </w:rPr>
+        <w:t>);</w:t>
+        <w:br/>
+        <w:br/>
+        <w:t xml:space="preserve">    </w:t>
+      </w:r>
+      <w:r>
+        <w:rPr>
+          <w:rFonts w:ascii="JetBrains Mono" w:hAnsi="JetBrains Mono"/>
+          <w:b w:val="false"/>
+          <w:i w:val="false"/>
+          <w:color w:val="0033B3"/>
+          <w:sz w:val="20"/>
+        </w:rPr>
+        <w:t xml:space="preserve">int </w:t>
+      </w:r>
+      <w:r>
+        <w:rPr>
+          <w:rFonts w:ascii="JetBrains Mono" w:hAnsi="JetBrains Mono"/>
+          <w:b w:val="false"/>
+          <w:i w:val="false"/>
+          <w:color w:val="00627A"/>
+          <w:sz w:val="20"/>
+        </w:rPr>
+        <w:t>getGrade</w:t>
+      </w:r>
+      <w:r>
+        <w:rPr>
+          <w:rFonts w:ascii="JetBrains Mono" w:hAnsi="JetBrains Mono"/>
+          <w:b w:val="false"/>
+          <w:i w:val="false"/>
+          <w:color w:val="080808"/>
+          <w:sz w:val="20"/>
+        </w:rPr>
+        <w:t>();</w:t>
+        <w:br/>
+        <w:br/>
+        <w:t xml:space="preserve">    </w:t>
+      </w:r>
+      <w:r>
+        <w:rPr>
+          <w:rFonts w:ascii="JetBrains Mono" w:hAnsi="JetBrains Mono"/>
+          <w:b w:val="false"/>
+          <w:i w:val="false"/>
+          <w:color w:val="0033B3"/>
+          <w:sz w:val="20"/>
+        </w:rPr>
+        <w:t xml:space="preserve">void </w:t>
+      </w:r>
+      <w:r>
+        <w:rPr>
+          <w:rFonts w:ascii="JetBrains Mono" w:hAnsi="JetBrains Mono"/>
+          <w:b w:val="false"/>
+          <w:i w:val="false"/>
+          <w:color w:val="00627A"/>
+          <w:sz w:val="20"/>
+        </w:rPr>
+        <w:t>setGrade</w:t>
+      </w:r>
+      <w:r>
+        <w:rPr>
+          <w:rFonts w:ascii="JetBrains Mono" w:hAnsi="JetBrains Mono"/>
+          <w:b w:val="false"/>
+          <w:i w:val="false"/>
+          <w:color w:val="080808"/>
+          <w:sz w:val="20"/>
+        </w:rPr>
+        <w:t>(</w:t>
+      </w:r>
+      <w:r>
+        <w:rPr>
+          <w:rFonts w:ascii="JetBrains Mono" w:hAnsi="JetBrains Mono"/>
+          <w:b w:val="false"/>
+          <w:i w:val="false"/>
+          <w:color w:val="0033B3"/>
+          <w:sz w:val="20"/>
+        </w:rPr>
+        <w:t>int</w:t>
+      </w:r>
+      <w:r>
+        <w:rPr>
+          <w:rFonts w:ascii="JetBrains Mono" w:hAnsi="JetBrains Mono"/>
+          <w:b w:val="false"/>
+          <w:i w:val="false"/>
+          <w:color w:val="080808"/>
+          <w:sz w:val="20"/>
+        </w:rPr>
+        <w:t>);</w:t>
+        <w:br/>
+        <w:br/>
+        <w:t xml:space="preserve">    </w:t>
+      </w:r>
+      <w:r>
+        <w:rPr>
+          <w:rFonts w:ascii="JetBrains Mono" w:hAnsi="JetBrains Mono"/>
+          <w:b w:val="false"/>
+          <w:i w:val="false"/>
+          <w:color w:val="000000"/>
+          <w:sz w:val="20"/>
+        </w:rPr>
+        <w:t xml:space="preserve">Student </w:t>
+      </w:r>
+      <w:r>
+        <w:rPr>
+          <w:rFonts w:ascii="JetBrains Mono" w:hAnsi="JetBrains Mono"/>
+          <w:b w:val="false"/>
+          <w:i w:val="false"/>
+          <w:color w:val="080808"/>
+          <w:sz w:val="20"/>
+        </w:rPr>
+        <w:t>&amp;</w:t>
+      </w:r>
+      <w:r>
+        <w:rPr>
+          <w:rFonts w:ascii="JetBrains Mono" w:hAnsi="JetBrains Mono"/>
+          <w:b w:val="false"/>
+          <w:i w:val="false"/>
+          <w:color w:val="0033B3"/>
+          <w:sz w:val="20"/>
+        </w:rPr>
+        <w:t>operator</w:t>
+      </w:r>
+      <w:r>
+        <w:rPr>
+          <w:rFonts w:ascii="JetBrains Mono" w:hAnsi="JetBrains Mono"/>
+          <w:b w:val="false"/>
+          <w:i w:val="false"/>
+          <w:color w:val="080808"/>
+          <w:sz w:val="20"/>
+        </w:rPr>
+        <w:t>=(</w:t>
+      </w:r>
+      <w:r>
+        <w:rPr>
+          <w:rFonts w:ascii="JetBrains Mono" w:hAnsi="JetBrains Mono"/>
+          <w:b w:val="false"/>
+          <w:i w:val="false"/>
+          <w:color w:val="000000"/>
+          <w:sz w:val="20"/>
+        </w:rPr>
+        <w:t xml:space="preserve">Student </w:t>
+      </w:r>
+      <w:r>
+        <w:rPr>
+          <w:rFonts w:ascii="JetBrains Mono" w:hAnsi="JetBrains Mono"/>
+          <w:b w:val="false"/>
+          <w:i w:val="false"/>
+          <w:color w:val="080808"/>
+          <w:sz w:val="20"/>
+        </w:rPr>
+        <w:t>&amp;</w:t>
+      </w:r>
+      <w:r>
+        <w:rPr>
+          <w:rFonts w:ascii="JetBrains Mono" w:hAnsi="JetBrains Mono"/>
+          <w:b w:val="false"/>
+          <w:i w:val="false"/>
+          <w:color w:val="000000"/>
+          <w:sz w:val="20"/>
+        </w:rPr>
+        <w:t>p</w:t>
+      </w:r>
+      <w:r>
+        <w:rPr>
+          <w:rFonts w:ascii="JetBrains Mono" w:hAnsi="JetBrains Mono"/>
+          <w:b w:val="false"/>
+          <w:i w:val="false"/>
+          <w:color w:val="080808"/>
+          <w:sz w:val="20"/>
+        </w:rPr>
+        <w:t>);</w:t>
+        <w:br/>
+        <w:br/>
+        <w:t xml:space="preserve">    </w:t>
+      </w:r>
+      <w:r>
+        <w:rPr>
+          <w:rFonts w:ascii="JetBrains Mono" w:hAnsi="JetBrains Mono"/>
+          <w:b w:val="false"/>
+          <w:i w:val="false"/>
+          <w:color w:val="0033B3"/>
+          <w:sz w:val="20"/>
+        </w:rPr>
+        <w:t xml:space="preserve">friend </w:t>
+      </w:r>
+      <w:r>
+        <w:rPr>
+          <w:rFonts w:ascii="JetBrains Mono" w:hAnsi="JetBrains Mono"/>
+          <w:b w:val="false"/>
+          <w:i w:val="false"/>
+          <w:color w:val="000000"/>
+          <w:sz w:val="20"/>
+        </w:rPr>
+        <w:t>std</w:t>
+      </w:r>
+      <w:r>
+        <w:rPr>
+          <w:rFonts w:ascii="JetBrains Mono" w:hAnsi="JetBrains Mono"/>
+          <w:b w:val="false"/>
+          <w:i w:val="false"/>
+          <w:color w:val="080808"/>
+          <w:sz w:val="20"/>
+        </w:rPr>
+        <w:t>::</w:t>
+      </w:r>
+      <w:r>
+        <w:rPr>
+          <w:rFonts w:ascii="JetBrains Mono" w:hAnsi="JetBrains Mono"/>
+          <w:b w:val="false"/>
+          <w:i w:val="false"/>
+          <w:color w:val="000000"/>
+          <w:sz w:val="20"/>
+        </w:rPr>
+        <w:t xml:space="preserve">ostream </w:t>
+      </w:r>
+      <w:r>
+        <w:rPr>
+          <w:rFonts w:ascii="JetBrains Mono" w:hAnsi="JetBrains Mono"/>
+          <w:b w:val="false"/>
+          <w:i w:val="false"/>
+          <w:color w:val="080808"/>
+          <w:sz w:val="20"/>
+        </w:rPr>
+        <w:t>&amp;</w:t>
+      </w:r>
+      <w:r>
+        <w:rPr>
+          <w:rFonts w:ascii="JetBrains Mono" w:hAnsi="JetBrains Mono"/>
+          <w:b w:val="false"/>
+          <w:i w:val="false"/>
+          <w:color w:val="0033B3"/>
+          <w:sz w:val="20"/>
+        </w:rPr>
+        <w:t>operator</w:t>
+      </w:r>
+      <w:r>
+        <w:rPr>
+          <w:rFonts w:ascii="JetBrains Mono" w:hAnsi="JetBrains Mono"/>
+          <w:b w:val="false"/>
+          <w:i w:val="false"/>
+          <w:color w:val="080808"/>
+          <w:sz w:val="20"/>
+        </w:rPr>
+        <w:t>&lt;&lt;(</w:t>
+      </w:r>
+      <w:r>
+        <w:rPr>
+          <w:rFonts w:ascii="JetBrains Mono" w:hAnsi="JetBrains Mono"/>
+          <w:b w:val="false"/>
+          <w:i w:val="false"/>
+          <w:color w:val="000000"/>
+          <w:sz w:val="20"/>
+        </w:rPr>
+        <w:t>std</w:t>
+      </w:r>
+      <w:r>
+        <w:rPr>
+          <w:rFonts w:ascii="JetBrains Mono" w:hAnsi="JetBrains Mono"/>
+          <w:b w:val="false"/>
+          <w:i w:val="false"/>
+          <w:color w:val="080808"/>
+          <w:sz w:val="20"/>
+        </w:rPr>
+        <w:t>::</w:t>
+      </w:r>
+      <w:r>
+        <w:rPr>
+          <w:rFonts w:ascii="JetBrains Mono" w:hAnsi="JetBrains Mono"/>
+          <w:b w:val="false"/>
+          <w:i w:val="false"/>
+          <w:color w:val="000000"/>
+          <w:sz w:val="20"/>
+        </w:rPr>
+        <w:t xml:space="preserve">ostream </w:t>
+      </w:r>
+      <w:r>
+        <w:rPr>
+          <w:rFonts w:ascii="JetBrains Mono" w:hAnsi="JetBrains Mono"/>
+          <w:b w:val="false"/>
+          <w:i w:val="false"/>
+          <w:color w:val="080808"/>
+          <w:sz w:val="20"/>
+        </w:rPr>
+        <w:t xml:space="preserve">&amp;, </w:t>
+      </w:r>
+      <w:r>
+        <w:rPr>
+          <w:rFonts w:ascii="JetBrains Mono" w:hAnsi="JetBrains Mono"/>
+          <w:b w:val="false"/>
+          <w:i w:val="false"/>
+          <w:color w:val="000000"/>
+          <w:sz w:val="20"/>
+        </w:rPr>
+        <w:t xml:space="preserve">Student </w:t>
+      </w:r>
+      <w:r>
+        <w:rPr>
+          <w:rFonts w:ascii="JetBrains Mono" w:hAnsi="JetBrains Mono"/>
+          <w:b w:val="false"/>
+          <w:i w:val="false"/>
+          <w:color w:val="080808"/>
+          <w:sz w:val="20"/>
+        </w:rPr>
+        <w:t>&amp;);</w:t>
+        <w:br/>
+        <w:br/>
+        <w:t xml:space="preserve">    </w:t>
+      </w:r>
+      <w:r>
+        <w:rPr>
+          <w:rFonts w:ascii="JetBrains Mono" w:hAnsi="JetBrains Mono"/>
+          <w:b w:val="false"/>
+          <w:i w:val="false"/>
+          <w:color w:val="0033B3"/>
+          <w:sz w:val="20"/>
+        </w:rPr>
+        <w:t xml:space="preserve">friend </w:t>
+      </w:r>
+      <w:r>
+        <w:rPr>
+          <w:rFonts w:ascii="JetBrains Mono" w:hAnsi="JetBrains Mono"/>
+          <w:b w:val="false"/>
+          <w:i w:val="false"/>
+          <w:color w:val="000000"/>
+          <w:sz w:val="20"/>
+        </w:rPr>
+        <w:t>std</w:t>
+      </w:r>
+      <w:r>
+        <w:rPr>
+          <w:rFonts w:ascii="JetBrains Mono" w:hAnsi="JetBrains Mono"/>
+          <w:b w:val="false"/>
+          <w:i w:val="false"/>
+          <w:color w:val="080808"/>
+          <w:sz w:val="20"/>
+        </w:rPr>
+        <w:t>::</w:t>
+      </w:r>
+      <w:r>
+        <w:rPr>
+          <w:rFonts w:ascii="JetBrains Mono" w:hAnsi="JetBrains Mono"/>
+          <w:b w:val="false"/>
+          <w:i w:val="false"/>
+          <w:color w:val="000000"/>
+          <w:sz w:val="20"/>
+        </w:rPr>
+        <w:t xml:space="preserve">istream </w:t>
+      </w:r>
+      <w:r>
+        <w:rPr>
+          <w:rFonts w:ascii="JetBrains Mono" w:hAnsi="JetBrains Mono"/>
+          <w:b w:val="false"/>
+          <w:i w:val="false"/>
+          <w:color w:val="080808"/>
+          <w:sz w:val="20"/>
+        </w:rPr>
+        <w:t>&amp;</w:t>
+      </w:r>
+      <w:r>
+        <w:rPr>
+          <w:rFonts w:ascii="JetBrains Mono" w:hAnsi="JetBrains Mono"/>
+          <w:b w:val="false"/>
+          <w:i w:val="false"/>
+          <w:color w:val="0033B3"/>
+          <w:sz w:val="20"/>
+        </w:rPr>
+        <w:t>operator</w:t>
+      </w:r>
+      <w:r>
+        <w:rPr>
+          <w:rFonts w:ascii="JetBrains Mono" w:hAnsi="JetBrains Mono"/>
+          <w:b w:val="false"/>
+          <w:i w:val="false"/>
+          <w:color w:val="080808"/>
+          <w:sz w:val="20"/>
+        </w:rPr>
+        <w:t>&gt;&gt;(</w:t>
+      </w:r>
+      <w:r>
+        <w:rPr>
+          <w:rFonts w:ascii="JetBrains Mono" w:hAnsi="JetBrains Mono"/>
+          <w:b w:val="false"/>
+          <w:i w:val="false"/>
+          <w:color w:val="000000"/>
+          <w:sz w:val="20"/>
+        </w:rPr>
+        <w:t>std</w:t>
+      </w:r>
+      <w:r>
+        <w:rPr>
+          <w:rFonts w:ascii="JetBrains Mono" w:hAnsi="JetBrains Mono"/>
+          <w:b w:val="false"/>
+          <w:i w:val="false"/>
+          <w:color w:val="080808"/>
+          <w:sz w:val="20"/>
+        </w:rPr>
+        <w:t>::</w:t>
+      </w:r>
+      <w:r>
+        <w:rPr>
+          <w:rFonts w:ascii="JetBrains Mono" w:hAnsi="JetBrains Mono"/>
+          <w:b w:val="false"/>
+          <w:i w:val="false"/>
+          <w:color w:val="000000"/>
+          <w:sz w:val="20"/>
+        </w:rPr>
+        <w:t xml:space="preserve">istream </w:t>
+      </w:r>
+      <w:r>
+        <w:rPr>
+          <w:rFonts w:ascii="JetBrains Mono" w:hAnsi="JetBrains Mono"/>
+          <w:b w:val="false"/>
+          <w:i w:val="false"/>
+          <w:color w:val="080808"/>
+          <w:sz w:val="20"/>
+        </w:rPr>
+        <w:t xml:space="preserve">&amp;, </w:t>
+      </w:r>
+      <w:r>
+        <w:rPr>
+          <w:rFonts w:ascii="JetBrains Mono" w:hAnsi="JetBrains Mono"/>
+          <w:b w:val="false"/>
+          <w:i w:val="false"/>
+          <w:color w:val="000000"/>
+          <w:sz w:val="20"/>
+        </w:rPr>
+        <w:t xml:space="preserve">Student </w:t>
+      </w:r>
+      <w:r>
+        <w:rPr>
+          <w:rFonts w:ascii="JetBrains Mono" w:hAnsi="JetBrains Mono"/>
+          <w:b w:val="false"/>
+          <w:i w:val="false"/>
+          <w:color w:val="080808"/>
+          <w:sz w:val="20"/>
+        </w:rPr>
+        <w:t>&amp;);</w:t>
+        <w:br/>
+        <w:t>};</w:t>
+        <w:br/>
+        <w:br/>
+        <w:br/>
+      </w:r>
+      <w:r>
+        <w:rPr>
+          <w:rFonts w:ascii="JetBrains Mono" w:hAnsi="JetBrains Mono"/>
+          <w:b w:val="false"/>
+          <w:i w:val="false"/>
+          <w:color w:val="9E880D"/>
+          <w:sz w:val="20"/>
+        </w:rPr>
+        <w:t xml:space="preserve">#endif </w:t>
+      </w:r>
+      <w:r>
+        <w:rPr>
+          <w:rFonts w:ascii="JetBrains Mono" w:hAnsi="JetBrains Mono"/>
+          <w:b w:val="false"/>
+          <w:i/>
+          <w:color w:val="8C8C8C"/>
+          <w:sz w:val="20"/>
+        </w:rPr>
+        <w:t>//ILINOV_FEDOR_RIS_25_2B_LABS_PSTU_CS_Student_H</w:t>
+        <w:br/>
+      </w:r>
+      <w:r>
+        <w:br w:type="page"/>
+      </w:r>
+    </w:p>
+    <w:p>
+      <w:pPr>
+        <w:pStyle w:val="Normal"/>
+        <w:bidi w:val="0"/>
+        <w:spacing w:before="0" w:after="160"/>
+        <w:ind w:firstLine="709"/>
+        <w:jc w:val="center"/>
+        <w:rPr>
+          <w:rFonts w:ascii="Times New Roman" w:hAnsi="Times New Roman" w:eastAsia="Times New Roman" w:cs="Times New Roman"/>
+          <w:iCs/>
+          <w:sz w:val="24"/>
+          <w:szCs w:val="24"/>
+          <w:lang w:val="ru-RU"/>
+        </w:rPr>
+      </w:pPr>
       <w:r>
         <w:rPr>
           <w:rFonts w:eastAsia="Times New Roman" w:cs="Times New Roman" w:ascii="Times New Roman" w:hAnsi="Times New Roman"/>
@@ -3228,1318 +4431,13 @@
           <w:szCs w:val="24"/>
           <w:lang w:val="ru-RU"/>
         </w:rPr>
-        <w:t>Student</w:t>
-      </w:r>
-      <w:r>
-        <w:rPr>
-          <w:rFonts w:eastAsia="Times New Roman" w:cs="Times New Roman" w:ascii="Times New Roman" w:hAnsi="Times New Roman"/>
-          <w:iCs/>
-          <w:sz w:val="24"/>
-          <w:szCs w:val="24"/>
-          <w:lang w:val="ru-RU"/>
-        </w:rPr>
-        <w:t>.</w:t>
-      </w:r>
-      <w:r>
-        <w:rPr>
-          <w:rFonts w:eastAsia="Times New Roman" w:cs="Times New Roman" w:ascii="Times New Roman" w:hAnsi="Times New Roman"/>
-          <w:iCs/>
-          <w:sz w:val="24"/>
-          <w:szCs w:val="24"/>
-          <w:lang w:val="ru-RU"/>
-        </w:rPr>
-        <w:t>h</w:t>
+        <w:t>КОД Student.cpp</w:t>
       </w:r>
     </w:p>
     <w:p>
       <w:pPr>
         <w:pStyle w:val="Normal"/>
-        <w:pBdr/>
-        <w:shd w:fill="FFFFFF" w:val="clear"/>
-        <w:rPr>
-          <w:rFonts w:ascii="JetBrains Mono" w:hAnsi="JetBrains Mono"/>
-          <w:b w:val="false"/>
-          <w:i/>
-          <w:color w:val="8C8C8C"/>
-          <w:sz w:val="20"/>
-        </w:rPr>
-      </w:pPr>
-      <w:r>
-        <w:rPr>
-          <w:rFonts w:ascii="JetBrains Mono" w:hAnsi="JetBrains Mono"/>
-          <w:b w:val="false"/>
-          <w:i/>
-          <w:color w:val="8C8C8C"/>
-          <w:sz w:val="20"/>
-        </w:rPr>
-        <w:br/>
-      </w:r>
-      <w:r>
-        <w:rPr>
-          <w:rFonts w:ascii="JetBrains Mono" w:hAnsi="JetBrains Mono"/>
-          <w:b w:val="false"/>
-          <w:i w:val="false"/>
-          <w:color w:val="9E880D"/>
-          <w:sz w:val="20"/>
-        </w:rPr>
-        <w:t xml:space="preserve">#ifndef </w:t>
-      </w:r>
-      <w:r>
-        <w:rPr>
-          <w:rFonts w:ascii="JetBrains Mono" w:hAnsi="JetBrains Mono"/>
-          <w:b w:val="false"/>
-          <w:i w:val="false"/>
-          <w:color w:val="000000"/>
-          <w:sz w:val="20"/>
-        </w:rPr>
-        <w:t>ILINOV_FEDOR_RIS_25_2B_LABS_PSTU_CS_Student_H</w:t>
-        <w:br/>
-      </w:r>
-      <w:r>
-        <w:rPr>
-          <w:rFonts w:ascii="JetBrains Mono" w:hAnsi="JetBrains Mono"/>
-          <w:b w:val="false"/>
-          <w:i w:val="false"/>
-          <w:color w:val="9E880D"/>
-          <w:sz w:val="20"/>
-        </w:rPr>
-        <w:t xml:space="preserve">#define </w:t>
-      </w:r>
-      <w:r>
-        <w:rPr>
-          <w:rFonts w:ascii="JetBrains Mono" w:hAnsi="JetBrains Mono"/>
-          <w:b w:val="false"/>
-          <w:i w:val="false"/>
-          <w:color w:val="000000"/>
-          <w:sz w:val="20"/>
-        </w:rPr>
-        <w:t>ILINOV_FEDOR_RIS_25_2B_LABS_PSTU_CS_Student_H</w:t>
-        <w:br/>
-      </w:r>
-      <w:r>
-        <w:rPr>
-          <w:rFonts w:ascii="JetBrains Mono" w:hAnsi="JetBrains Mono"/>
-          <w:b w:val="false"/>
-          <w:i w:val="false"/>
-          <w:color w:val="9E880D"/>
-          <w:sz w:val="20"/>
-        </w:rPr>
-        <w:t xml:space="preserve">#include </w:t>
-      </w:r>
-      <w:r>
-        <w:rPr>
-          <w:rFonts w:ascii="JetBrains Mono" w:hAnsi="JetBrains Mono"/>
-          <w:b w:val="false"/>
-          <w:i w:val="false"/>
-          <w:color w:val="067D17"/>
-          <w:sz w:val="20"/>
-        </w:rPr>
-        <w:t>&lt;string&gt;</w:t>
-        <w:br/>
-      </w:r>
-      <w:r>
-        <w:rPr>
-          <w:rFonts w:ascii="JetBrains Mono" w:hAnsi="JetBrains Mono"/>
-          <w:b w:val="false"/>
-          <w:i w:val="false"/>
-          <w:color w:val="9E880D"/>
-          <w:sz w:val="20"/>
-        </w:rPr>
-        <w:t xml:space="preserve">#include </w:t>
-      </w:r>
-      <w:r>
-        <w:rPr>
-          <w:rFonts w:ascii="JetBrains Mono" w:hAnsi="JetBrains Mono"/>
-          <w:b w:val="false"/>
-          <w:i w:val="false"/>
-          <w:color w:val="067D17"/>
-          <w:sz w:val="20"/>
-        </w:rPr>
-        <w:t>"Person.h"</w:t>
-        <w:br/>
-        <w:br/>
-      </w:r>
-      <w:r>
-        <w:rPr>
-          <w:rFonts w:ascii="JetBrains Mono" w:hAnsi="JetBrains Mono"/>
-          <w:b w:val="false"/>
-          <w:i w:val="false"/>
-          <w:color w:val="0033B3"/>
-          <w:sz w:val="20"/>
-        </w:rPr>
-        <w:t xml:space="preserve">class </w:t>
-      </w:r>
-      <w:r>
-        <w:rPr>
-          <w:rFonts w:ascii="JetBrains Mono" w:hAnsi="JetBrains Mono"/>
-          <w:b w:val="false"/>
-          <w:i w:val="false"/>
-          <w:color w:val="000000"/>
-          <w:sz w:val="20"/>
-        </w:rPr>
-        <w:t xml:space="preserve">Student </w:t>
-      </w:r>
-      <w:r>
-        <w:rPr>
-          <w:rFonts w:ascii="JetBrains Mono" w:hAnsi="JetBrains Mono"/>
-          <w:b w:val="false"/>
-          <w:i w:val="false"/>
-          <w:color w:val="080808"/>
-          <w:sz w:val="20"/>
-        </w:rPr>
-        <w:t xml:space="preserve">: </w:t>
-      </w:r>
-      <w:r>
-        <w:rPr>
-          <w:rFonts w:ascii="JetBrains Mono" w:hAnsi="JetBrains Mono"/>
-          <w:b w:val="false"/>
-          <w:i w:val="false"/>
-          <w:color w:val="0033B3"/>
-          <w:sz w:val="20"/>
-        </w:rPr>
-        <w:t xml:space="preserve">public </w:t>
-      </w:r>
-      <w:r>
-        <w:rPr>
-          <w:rFonts w:ascii="JetBrains Mono" w:hAnsi="JetBrains Mono"/>
-          <w:b w:val="false"/>
-          <w:i w:val="false"/>
-          <w:color w:val="000000"/>
-          <w:sz w:val="20"/>
-        </w:rPr>
-        <w:t xml:space="preserve">Person </w:t>
-      </w:r>
-      <w:r>
-        <w:rPr>
-          <w:rFonts w:ascii="JetBrains Mono" w:hAnsi="JetBrains Mono"/>
-          <w:b w:val="false"/>
-          <w:i w:val="false"/>
-          <w:color w:val="080808"/>
-          <w:sz w:val="20"/>
-        </w:rPr>
-        <w:t>{</w:t>
-        <w:br/>
-        <w:t xml:space="preserve">    </w:t>
-      </w:r>
-      <w:r>
-        <w:rPr>
-          <w:rFonts w:ascii="JetBrains Mono" w:hAnsi="JetBrains Mono"/>
-          <w:b w:val="false"/>
-          <w:i w:val="false"/>
-          <w:color w:val="000000"/>
-          <w:sz w:val="20"/>
-        </w:rPr>
-        <w:t>std</w:t>
-      </w:r>
-      <w:r>
-        <w:rPr>
-          <w:rFonts w:ascii="JetBrains Mono" w:hAnsi="JetBrains Mono"/>
-          <w:b w:val="false"/>
-          <w:i w:val="false"/>
-          <w:color w:val="080808"/>
-          <w:sz w:val="20"/>
-        </w:rPr>
-        <w:t>::</w:t>
-      </w:r>
-      <w:r>
-        <w:rPr>
-          <w:rFonts w:ascii="JetBrains Mono" w:hAnsi="JetBrains Mono"/>
-          <w:b w:val="false"/>
-          <w:i w:val="false"/>
-          <w:color w:val="000000"/>
-          <w:sz w:val="20"/>
-        </w:rPr>
-        <w:t xml:space="preserve">string </w:t>
-      </w:r>
-      <w:r>
-        <w:rPr>
-          <w:rFonts w:ascii="JetBrains Mono" w:hAnsi="JetBrains Mono"/>
-          <w:b w:val="false"/>
-          <w:i w:val="false"/>
-          <w:color w:val="871094"/>
-          <w:sz w:val="20"/>
-        </w:rPr>
-        <w:t>subject</w:t>
-      </w:r>
-      <w:r>
-        <w:rPr>
-          <w:rFonts w:ascii="JetBrains Mono" w:hAnsi="JetBrains Mono"/>
-          <w:b w:val="false"/>
-          <w:i w:val="false"/>
-          <w:color w:val="080808"/>
-          <w:sz w:val="20"/>
-        </w:rPr>
-        <w:t>;</w:t>
-        <w:br/>
-        <w:t xml:space="preserve">    </w:t>
-      </w:r>
-      <w:r>
-        <w:rPr>
-          <w:rFonts w:ascii="JetBrains Mono" w:hAnsi="JetBrains Mono"/>
-          <w:b w:val="false"/>
-          <w:i w:val="false"/>
-          <w:color w:val="0033B3"/>
-          <w:sz w:val="20"/>
-        </w:rPr>
-        <w:t xml:space="preserve">int </w:t>
-      </w:r>
-      <w:r>
-        <w:rPr>
-          <w:rFonts w:ascii="JetBrains Mono" w:hAnsi="JetBrains Mono"/>
-          <w:b w:val="false"/>
-          <w:i w:val="false"/>
-          <w:color w:val="871094"/>
-          <w:sz w:val="20"/>
-        </w:rPr>
-        <w:t>grade</w:t>
-      </w:r>
-      <w:r>
-        <w:rPr>
-          <w:rFonts w:ascii="JetBrains Mono" w:hAnsi="JetBrains Mono"/>
-          <w:b w:val="false"/>
-          <w:i w:val="false"/>
-          <w:color w:val="080808"/>
-          <w:sz w:val="20"/>
-        </w:rPr>
-        <w:t>;</w:t>
-        <w:br/>
-        <w:br/>
-      </w:r>
-      <w:r>
-        <w:rPr>
-          <w:rFonts w:ascii="JetBrains Mono" w:hAnsi="JetBrains Mono"/>
-          <w:b w:val="false"/>
-          <w:i w:val="false"/>
-          <w:color w:val="0033B3"/>
-          <w:sz w:val="20"/>
-        </w:rPr>
-        <w:t>public</w:t>
-      </w:r>
-      <w:r>
-        <w:rPr>
-          <w:rFonts w:ascii="JetBrains Mono" w:hAnsi="JetBrains Mono"/>
-          <w:b w:val="false"/>
-          <w:i w:val="false"/>
-          <w:color w:val="080808"/>
-          <w:sz w:val="20"/>
-        </w:rPr>
-        <w:t>:</w:t>
-        <w:br/>
-        <w:t xml:space="preserve">    </w:t>
-      </w:r>
-      <w:r>
-        <w:rPr>
-          <w:rFonts w:ascii="JetBrains Mono" w:hAnsi="JetBrains Mono"/>
-          <w:b w:val="false"/>
-          <w:i w:val="false"/>
-          <w:color w:val="00627A"/>
-          <w:sz w:val="20"/>
-        </w:rPr>
-        <w:t>Student</w:t>
-      </w:r>
-      <w:r>
-        <w:rPr>
-          <w:rFonts w:ascii="JetBrains Mono" w:hAnsi="JetBrains Mono"/>
-          <w:b w:val="false"/>
-          <w:i w:val="false"/>
-          <w:color w:val="080808"/>
-          <w:sz w:val="20"/>
-        </w:rPr>
-        <w:t>();</w:t>
-        <w:br/>
-        <w:br/>
-        <w:t xml:space="preserve">    </w:t>
-      </w:r>
-      <w:r>
-        <w:rPr>
-          <w:rFonts w:ascii="JetBrains Mono" w:hAnsi="JetBrains Mono"/>
-          <w:b w:val="false"/>
-          <w:i w:val="false"/>
-          <w:color w:val="00627A"/>
-          <w:sz w:val="20"/>
-        </w:rPr>
-        <w:t>Student</w:t>
-      </w:r>
-      <w:r>
-        <w:rPr>
-          <w:rFonts w:ascii="JetBrains Mono" w:hAnsi="JetBrains Mono"/>
-          <w:b w:val="false"/>
-          <w:i w:val="false"/>
-          <w:color w:val="080808"/>
-          <w:sz w:val="20"/>
-        </w:rPr>
-        <w:t>(</w:t>
-      </w:r>
-      <w:r>
-        <w:rPr>
-          <w:rFonts w:ascii="JetBrains Mono" w:hAnsi="JetBrains Mono"/>
-          <w:b w:val="false"/>
-          <w:i w:val="false"/>
-          <w:color w:val="000000"/>
-          <w:sz w:val="20"/>
-        </w:rPr>
-        <w:t>std</w:t>
-      </w:r>
-      <w:r>
-        <w:rPr>
-          <w:rFonts w:ascii="JetBrains Mono" w:hAnsi="JetBrains Mono"/>
-          <w:b w:val="false"/>
-          <w:i w:val="false"/>
-          <w:color w:val="080808"/>
-          <w:sz w:val="20"/>
-        </w:rPr>
-        <w:t>::</w:t>
-      </w:r>
-      <w:r>
-        <w:rPr>
-          <w:rFonts w:ascii="JetBrains Mono" w:hAnsi="JetBrains Mono"/>
-          <w:b w:val="false"/>
-          <w:i w:val="false"/>
-          <w:color w:val="000000"/>
-          <w:sz w:val="20"/>
-        </w:rPr>
-        <w:t>string name</w:t>
-      </w:r>
-      <w:r>
-        <w:rPr>
-          <w:rFonts w:ascii="JetBrains Mono" w:hAnsi="JetBrains Mono"/>
-          <w:b w:val="false"/>
-          <w:i w:val="false"/>
-          <w:color w:val="080808"/>
-          <w:sz w:val="20"/>
-        </w:rPr>
-        <w:t xml:space="preserve">, </w:t>
-      </w:r>
-      <w:r>
-        <w:rPr>
-          <w:rFonts w:ascii="JetBrains Mono" w:hAnsi="JetBrains Mono"/>
-          <w:b w:val="false"/>
-          <w:i w:val="false"/>
-          <w:color w:val="0033B3"/>
-          <w:sz w:val="20"/>
-        </w:rPr>
-        <w:t xml:space="preserve">int </w:t>
-      </w:r>
-      <w:r>
-        <w:rPr>
-          <w:rFonts w:ascii="JetBrains Mono" w:hAnsi="JetBrains Mono"/>
-          <w:b w:val="false"/>
-          <w:i w:val="false"/>
-          <w:color w:val="000000"/>
-          <w:sz w:val="20"/>
-        </w:rPr>
-        <w:t>age</w:t>
-      </w:r>
-      <w:r>
-        <w:rPr>
-          <w:rFonts w:ascii="JetBrains Mono" w:hAnsi="JetBrains Mono"/>
-          <w:b w:val="false"/>
-          <w:i w:val="false"/>
-          <w:color w:val="080808"/>
-          <w:sz w:val="20"/>
-        </w:rPr>
-        <w:t xml:space="preserve">, </w:t>
-      </w:r>
-      <w:r>
-        <w:rPr>
-          <w:rFonts w:ascii="JetBrains Mono" w:hAnsi="JetBrains Mono"/>
-          <w:b w:val="false"/>
-          <w:i w:val="false"/>
-          <w:color w:val="000000"/>
-          <w:sz w:val="20"/>
-        </w:rPr>
-        <w:t>std</w:t>
-      </w:r>
-      <w:r>
-        <w:rPr>
-          <w:rFonts w:ascii="JetBrains Mono" w:hAnsi="JetBrains Mono"/>
-          <w:b w:val="false"/>
-          <w:i w:val="false"/>
-          <w:color w:val="080808"/>
-          <w:sz w:val="20"/>
-        </w:rPr>
-        <w:t>::</w:t>
-      </w:r>
-      <w:r>
-        <w:rPr>
-          <w:rFonts w:ascii="JetBrains Mono" w:hAnsi="JetBrains Mono"/>
-          <w:b w:val="false"/>
-          <w:i w:val="false"/>
-          <w:color w:val="000000"/>
-          <w:sz w:val="20"/>
-        </w:rPr>
-        <w:t>string subject</w:t>
-      </w:r>
-      <w:r>
-        <w:rPr>
-          <w:rFonts w:ascii="JetBrains Mono" w:hAnsi="JetBrains Mono"/>
-          <w:b w:val="false"/>
-          <w:i w:val="false"/>
-          <w:color w:val="080808"/>
-          <w:sz w:val="20"/>
-        </w:rPr>
-        <w:t xml:space="preserve">, </w:t>
-      </w:r>
-      <w:r>
-        <w:rPr>
-          <w:rFonts w:ascii="JetBrains Mono" w:hAnsi="JetBrains Mono"/>
-          <w:b w:val="false"/>
-          <w:i w:val="false"/>
-          <w:color w:val="0033B3"/>
-          <w:sz w:val="20"/>
-        </w:rPr>
-        <w:t xml:space="preserve">int </w:t>
-      </w:r>
-      <w:r>
-        <w:rPr>
-          <w:rFonts w:ascii="JetBrains Mono" w:hAnsi="JetBrains Mono"/>
-          <w:b w:val="false"/>
-          <w:i w:val="false"/>
-          <w:color w:val="000000"/>
-          <w:sz w:val="20"/>
-        </w:rPr>
-        <w:t>grade</w:t>
-      </w:r>
-      <w:r>
-        <w:rPr>
-          <w:rFonts w:ascii="JetBrains Mono" w:hAnsi="JetBrains Mono"/>
-          <w:b w:val="false"/>
-          <w:i w:val="false"/>
-          <w:color w:val="080808"/>
-          <w:sz w:val="20"/>
-        </w:rPr>
-        <w:t>);</w:t>
-        <w:br/>
-        <w:br/>
-        <w:t xml:space="preserve">    </w:t>
-      </w:r>
-      <w:r>
-        <w:rPr>
-          <w:rFonts w:ascii="JetBrains Mono" w:hAnsi="JetBrains Mono"/>
-          <w:b w:val="false"/>
-          <w:i w:val="false"/>
-          <w:color w:val="00627A"/>
-          <w:sz w:val="20"/>
-        </w:rPr>
-        <w:t>Student</w:t>
-      </w:r>
-      <w:r>
-        <w:rPr>
-          <w:rFonts w:ascii="JetBrains Mono" w:hAnsi="JetBrains Mono"/>
-          <w:b w:val="false"/>
-          <w:i w:val="false"/>
-          <w:color w:val="080808"/>
-          <w:sz w:val="20"/>
-        </w:rPr>
-        <w:t>(</w:t>
-      </w:r>
-      <w:r>
-        <w:rPr>
-          <w:rFonts w:ascii="JetBrains Mono" w:hAnsi="JetBrains Mono"/>
-          <w:b w:val="false"/>
-          <w:i w:val="false"/>
-          <w:color w:val="000000"/>
-          <w:sz w:val="20"/>
-        </w:rPr>
-        <w:t>Person</w:t>
-      </w:r>
-      <w:r>
-        <w:rPr>
-          <w:rFonts w:ascii="JetBrains Mono" w:hAnsi="JetBrains Mono"/>
-          <w:b w:val="false"/>
-          <w:i w:val="false"/>
-          <w:color w:val="080808"/>
-          <w:sz w:val="20"/>
-        </w:rPr>
-        <w:t xml:space="preserve">, </w:t>
-      </w:r>
-      <w:r>
-        <w:rPr>
-          <w:rFonts w:ascii="JetBrains Mono" w:hAnsi="JetBrains Mono"/>
-          <w:b w:val="false"/>
-          <w:i w:val="false"/>
-          <w:color w:val="000000"/>
-          <w:sz w:val="20"/>
-        </w:rPr>
-        <w:t>std</w:t>
-      </w:r>
-      <w:r>
-        <w:rPr>
-          <w:rFonts w:ascii="JetBrains Mono" w:hAnsi="JetBrains Mono"/>
-          <w:b w:val="false"/>
-          <w:i w:val="false"/>
-          <w:color w:val="080808"/>
-          <w:sz w:val="20"/>
-        </w:rPr>
-        <w:t>::</w:t>
-      </w:r>
-      <w:r>
-        <w:rPr>
-          <w:rFonts w:ascii="JetBrains Mono" w:hAnsi="JetBrains Mono"/>
-          <w:b w:val="false"/>
-          <w:i w:val="false"/>
-          <w:color w:val="000000"/>
-          <w:sz w:val="20"/>
-        </w:rPr>
-        <w:t>string subject</w:t>
-      </w:r>
-      <w:r>
-        <w:rPr>
-          <w:rFonts w:ascii="JetBrains Mono" w:hAnsi="JetBrains Mono"/>
-          <w:b w:val="false"/>
-          <w:i w:val="false"/>
-          <w:color w:val="080808"/>
-          <w:sz w:val="20"/>
-        </w:rPr>
-        <w:t xml:space="preserve">, </w:t>
-      </w:r>
-      <w:r>
-        <w:rPr>
-          <w:rFonts w:ascii="JetBrains Mono" w:hAnsi="JetBrains Mono"/>
-          <w:b w:val="false"/>
-          <w:i w:val="false"/>
-          <w:color w:val="0033B3"/>
-          <w:sz w:val="20"/>
-        </w:rPr>
-        <w:t xml:space="preserve">int </w:t>
-      </w:r>
-      <w:r>
-        <w:rPr>
-          <w:rFonts w:ascii="JetBrains Mono" w:hAnsi="JetBrains Mono"/>
-          <w:b w:val="false"/>
-          <w:i w:val="false"/>
-          <w:color w:val="000000"/>
-          <w:sz w:val="20"/>
-        </w:rPr>
-        <w:t>grade</w:t>
-      </w:r>
-      <w:r>
-        <w:rPr>
-          <w:rFonts w:ascii="JetBrains Mono" w:hAnsi="JetBrains Mono"/>
-          <w:b w:val="false"/>
-          <w:i w:val="false"/>
-          <w:color w:val="080808"/>
-          <w:sz w:val="20"/>
-        </w:rPr>
-        <w:t>);</w:t>
-        <w:br/>
-        <w:br/>
-        <w:t xml:space="preserve">    </w:t>
-      </w:r>
-      <w:r>
-        <w:rPr>
-          <w:rFonts w:ascii="JetBrains Mono" w:hAnsi="JetBrains Mono"/>
-          <w:b w:val="false"/>
-          <w:i w:val="false"/>
-          <w:color w:val="00627A"/>
-          <w:sz w:val="20"/>
-        </w:rPr>
-        <w:t>Student</w:t>
-      </w:r>
-      <w:r>
-        <w:rPr>
-          <w:rFonts w:ascii="JetBrains Mono" w:hAnsi="JetBrains Mono"/>
-          <w:b w:val="false"/>
-          <w:i w:val="false"/>
-          <w:color w:val="080808"/>
-          <w:sz w:val="20"/>
-        </w:rPr>
-        <w:t>(</w:t>
-      </w:r>
-      <w:r>
-        <w:rPr>
-          <w:rFonts w:ascii="JetBrains Mono" w:hAnsi="JetBrains Mono"/>
-          <w:b w:val="false"/>
-          <w:i w:val="false"/>
-          <w:color w:val="000000"/>
-          <w:sz w:val="20"/>
-        </w:rPr>
-        <w:t>Student</w:t>
-      </w:r>
-      <w:r>
-        <w:rPr>
-          <w:rFonts w:ascii="JetBrains Mono" w:hAnsi="JetBrains Mono"/>
-          <w:b w:val="false"/>
-          <w:i w:val="false"/>
-          <w:color w:val="080808"/>
-          <w:sz w:val="20"/>
-        </w:rPr>
-        <w:t>&amp;);</w:t>
-        <w:br/>
-        <w:br/>
-        <w:t xml:space="preserve">    </w:t>
-      </w:r>
-      <w:r>
-        <w:rPr>
-          <w:rFonts w:ascii="JetBrains Mono" w:hAnsi="JetBrains Mono"/>
-          <w:b w:val="false"/>
-          <w:i w:val="false"/>
-          <w:color w:val="00627A"/>
-          <w:sz w:val="20"/>
-        </w:rPr>
-        <w:t>~Student</w:t>
-      </w:r>
-      <w:r>
-        <w:rPr>
-          <w:rFonts w:ascii="JetBrains Mono" w:hAnsi="JetBrains Mono"/>
-          <w:b w:val="false"/>
-          <w:i w:val="false"/>
-          <w:color w:val="080808"/>
-          <w:sz w:val="20"/>
-        </w:rPr>
-        <w:t>();</w:t>
-        <w:br/>
-        <w:br/>
-        <w:t xml:space="preserve">    </w:t>
-      </w:r>
-      <w:r>
-        <w:rPr>
-          <w:rFonts w:ascii="JetBrains Mono" w:hAnsi="JetBrains Mono"/>
-          <w:b w:val="false"/>
-          <w:i w:val="false"/>
-          <w:color w:val="000000"/>
-          <w:sz w:val="20"/>
-        </w:rPr>
-        <w:t>std</w:t>
-      </w:r>
-      <w:r>
-        <w:rPr>
-          <w:rFonts w:ascii="JetBrains Mono" w:hAnsi="JetBrains Mono"/>
-          <w:b w:val="false"/>
-          <w:i w:val="false"/>
-          <w:color w:val="080808"/>
-          <w:sz w:val="20"/>
-        </w:rPr>
-        <w:t>::</w:t>
-      </w:r>
-      <w:r>
-        <w:rPr>
-          <w:rFonts w:ascii="JetBrains Mono" w:hAnsi="JetBrains Mono"/>
-          <w:b w:val="false"/>
-          <w:i w:val="false"/>
-          <w:color w:val="000000"/>
-          <w:sz w:val="20"/>
-        </w:rPr>
-        <w:t xml:space="preserve">string </w:t>
-      </w:r>
-      <w:r>
-        <w:rPr>
-          <w:rFonts w:ascii="JetBrains Mono" w:hAnsi="JetBrains Mono"/>
-          <w:b w:val="false"/>
-          <w:i w:val="false"/>
-          <w:color w:val="00627A"/>
-          <w:sz w:val="20"/>
-        </w:rPr>
-        <w:t>getSubject</w:t>
-      </w:r>
-      <w:r>
-        <w:rPr>
-          <w:rFonts w:ascii="JetBrains Mono" w:hAnsi="JetBrains Mono"/>
-          <w:b w:val="false"/>
-          <w:i w:val="false"/>
-          <w:color w:val="080808"/>
-          <w:sz w:val="20"/>
-        </w:rPr>
-        <w:t>();</w:t>
-        <w:br/>
-        <w:br/>
-        <w:t xml:space="preserve">    </w:t>
-      </w:r>
-      <w:r>
-        <w:rPr>
-          <w:rFonts w:ascii="JetBrains Mono" w:hAnsi="JetBrains Mono"/>
-          <w:b w:val="false"/>
-          <w:i w:val="false"/>
-          <w:color w:val="0033B3"/>
-          <w:sz w:val="20"/>
-        </w:rPr>
-        <w:t xml:space="preserve">void </w:t>
-      </w:r>
-      <w:r>
-        <w:rPr>
-          <w:rFonts w:ascii="JetBrains Mono" w:hAnsi="JetBrains Mono"/>
-          <w:b w:val="false"/>
-          <w:i w:val="false"/>
-          <w:color w:val="00627A"/>
-          <w:sz w:val="20"/>
-        </w:rPr>
-        <w:t>setSubject</w:t>
-      </w:r>
-      <w:r>
-        <w:rPr>
-          <w:rFonts w:ascii="JetBrains Mono" w:hAnsi="JetBrains Mono"/>
-          <w:b w:val="false"/>
-          <w:i w:val="false"/>
-          <w:color w:val="080808"/>
-          <w:sz w:val="20"/>
-        </w:rPr>
-        <w:t>(</w:t>
-      </w:r>
-      <w:r>
-        <w:rPr>
-          <w:rFonts w:ascii="JetBrains Mono" w:hAnsi="JetBrains Mono"/>
-          <w:b w:val="false"/>
-          <w:i w:val="false"/>
-          <w:color w:val="000000"/>
-          <w:sz w:val="20"/>
-        </w:rPr>
-        <w:t>std</w:t>
-      </w:r>
-      <w:r>
-        <w:rPr>
-          <w:rFonts w:ascii="JetBrains Mono" w:hAnsi="JetBrains Mono"/>
-          <w:b w:val="false"/>
-          <w:i w:val="false"/>
-          <w:color w:val="080808"/>
-          <w:sz w:val="20"/>
-        </w:rPr>
-        <w:t>::</w:t>
-      </w:r>
-      <w:r>
-        <w:rPr>
-          <w:rFonts w:ascii="JetBrains Mono" w:hAnsi="JetBrains Mono"/>
-          <w:b w:val="false"/>
-          <w:i w:val="false"/>
-          <w:color w:val="000000"/>
-          <w:sz w:val="20"/>
-        </w:rPr>
-        <w:t>string</w:t>
-      </w:r>
-      <w:r>
-        <w:rPr>
-          <w:rFonts w:ascii="JetBrains Mono" w:hAnsi="JetBrains Mono"/>
-          <w:b w:val="false"/>
-          <w:i w:val="false"/>
-          <w:color w:val="080808"/>
-          <w:sz w:val="20"/>
-        </w:rPr>
-        <w:t>);</w:t>
-        <w:br/>
-        <w:br/>
-        <w:t xml:space="preserve">    </w:t>
-      </w:r>
-      <w:r>
-        <w:rPr>
-          <w:rFonts w:ascii="JetBrains Mono" w:hAnsi="JetBrains Mono"/>
-          <w:b w:val="false"/>
-          <w:i w:val="false"/>
-          <w:color w:val="0033B3"/>
-          <w:sz w:val="20"/>
-        </w:rPr>
-        <w:t xml:space="preserve">int </w:t>
-      </w:r>
-      <w:r>
-        <w:rPr>
-          <w:rFonts w:ascii="JetBrains Mono" w:hAnsi="JetBrains Mono"/>
-          <w:b w:val="false"/>
-          <w:i w:val="false"/>
-          <w:color w:val="00627A"/>
-          <w:sz w:val="20"/>
-        </w:rPr>
-        <w:t>getGrade</w:t>
-      </w:r>
-      <w:r>
-        <w:rPr>
-          <w:rFonts w:ascii="JetBrains Mono" w:hAnsi="JetBrains Mono"/>
-          <w:b w:val="false"/>
-          <w:i w:val="false"/>
-          <w:color w:val="080808"/>
-          <w:sz w:val="20"/>
-        </w:rPr>
-        <w:t>();</w:t>
-        <w:br/>
-        <w:br/>
-        <w:t xml:space="preserve">    </w:t>
-      </w:r>
-      <w:r>
-        <w:rPr>
-          <w:rFonts w:ascii="JetBrains Mono" w:hAnsi="JetBrains Mono"/>
-          <w:b w:val="false"/>
-          <w:i w:val="false"/>
-          <w:color w:val="0033B3"/>
-          <w:sz w:val="20"/>
-        </w:rPr>
-        <w:t xml:space="preserve">void </w:t>
-      </w:r>
-      <w:r>
-        <w:rPr>
-          <w:rFonts w:ascii="JetBrains Mono" w:hAnsi="JetBrains Mono"/>
-          <w:b w:val="false"/>
-          <w:i w:val="false"/>
-          <w:color w:val="00627A"/>
-          <w:sz w:val="20"/>
-        </w:rPr>
-        <w:t>setGrade</w:t>
-      </w:r>
-      <w:r>
-        <w:rPr>
-          <w:rFonts w:ascii="JetBrains Mono" w:hAnsi="JetBrains Mono"/>
-          <w:b w:val="false"/>
-          <w:i w:val="false"/>
-          <w:color w:val="080808"/>
-          <w:sz w:val="20"/>
-        </w:rPr>
-        <w:t>(</w:t>
-      </w:r>
-      <w:r>
-        <w:rPr>
-          <w:rFonts w:ascii="JetBrains Mono" w:hAnsi="JetBrains Mono"/>
-          <w:b w:val="false"/>
-          <w:i w:val="false"/>
-          <w:color w:val="0033B3"/>
-          <w:sz w:val="20"/>
-        </w:rPr>
-        <w:t>int</w:t>
-      </w:r>
-      <w:r>
-        <w:rPr>
-          <w:rFonts w:ascii="JetBrains Mono" w:hAnsi="JetBrains Mono"/>
-          <w:b w:val="false"/>
-          <w:i w:val="false"/>
-          <w:color w:val="080808"/>
-          <w:sz w:val="20"/>
-        </w:rPr>
-        <w:t>);</w:t>
-        <w:br/>
-        <w:br/>
-        <w:t xml:space="preserve">    </w:t>
-      </w:r>
-      <w:r>
-        <w:rPr>
-          <w:rFonts w:ascii="JetBrains Mono" w:hAnsi="JetBrains Mono"/>
-          <w:b w:val="false"/>
-          <w:i w:val="false"/>
-          <w:color w:val="000000"/>
-          <w:sz w:val="20"/>
-        </w:rPr>
-        <w:t xml:space="preserve">Student </w:t>
-      </w:r>
-      <w:r>
-        <w:rPr>
-          <w:rFonts w:ascii="JetBrains Mono" w:hAnsi="JetBrains Mono"/>
-          <w:b w:val="false"/>
-          <w:i w:val="false"/>
-          <w:color w:val="080808"/>
-          <w:sz w:val="20"/>
-        </w:rPr>
-        <w:t>&amp;</w:t>
-      </w:r>
-      <w:r>
-        <w:rPr>
-          <w:rFonts w:ascii="JetBrains Mono" w:hAnsi="JetBrains Mono"/>
-          <w:b w:val="false"/>
-          <w:i w:val="false"/>
-          <w:color w:val="0033B3"/>
-          <w:sz w:val="20"/>
-        </w:rPr>
-        <w:t>operator</w:t>
-      </w:r>
-      <w:r>
-        <w:rPr>
-          <w:rFonts w:ascii="JetBrains Mono" w:hAnsi="JetBrains Mono"/>
-          <w:b w:val="false"/>
-          <w:i w:val="false"/>
-          <w:color w:val="080808"/>
-          <w:sz w:val="20"/>
-        </w:rPr>
-        <w:t>=(</w:t>
-      </w:r>
-      <w:r>
-        <w:rPr>
-          <w:rFonts w:ascii="JetBrains Mono" w:hAnsi="JetBrains Mono"/>
-          <w:b w:val="false"/>
-          <w:i w:val="false"/>
-          <w:color w:val="000000"/>
-          <w:sz w:val="20"/>
-        </w:rPr>
-        <w:t xml:space="preserve">Student </w:t>
-      </w:r>
-      <w:r>
-        <w:rPr>
-          <w:rFonts w:ascii="JetBrains Mono" w:hAnsi="JetBrains Mono"/>
-          <w:b w:val="false"/>
-          <w:i w:val="false"/>
-          <w:color w:val="080808"/>
-          <w:sz w:val="20"/>
-        </w:rPr>
-        <w:t>&amp;</w:t>
-      </w:r>
-      <w:r>
-        <w:rPr>
-          <w:rFonts w:ascii="JetBrains Mono" w:hAnsi="JetBrains Mono"/>
-          <w:b w:val="false"/>
-          <w:i w:val="false"/>
-          <w:color w:val="000000"/>
-          <w:sz w:val="20"/>
-        </w:rPr>
-        <w:t>p</w:t>
-      </w:r>
-      <w:r>
-        <w:rPr>
-          <w:rFonts w:ascii="JetBrains Mono" w:hAnsi="JetBrains Mono"/>
-          <w:b w:val="false"/>
-          <w:i w:val="false"/>
-          <w:color w:val="080808"/>
-          <w:sz w:val="20"/>
-        </w:rPr>
-        <w:t>);</w:t>
-        <w:br/>
-        <w:br/>
-        <w:t xml:space="preserve">    </w:t>
-      </w:r>
-      <w:r>
-        <w:rPr>
-          <w:rFonts w:ascii="JetBrains Mono" w:hAnsi="JetBrains Mono"/>
-          <w:b w:val="false"/>
-          <w:i w:val="false"/>
-          <w:color w:val="0033B3"/>
-          <w:sz w:val="20"/>
-        </w:rPr>
-        <w:t xml:space="preserve">friend </w:t>
-      </w:r>
-      <w:r>
-        <w:rPr>
-          <w:rFonts w:ascii="JetBrains Mono" w:hAnsi="JetBrains Mono"/>
-          <w:b w:val="false"/>
-          <w:i w:val="false"/>
-          <w:color w:val="000000"/>
-          <w:sz w:val="20"/>
-        </w:rPr>
-        <w:t>std</w:t>
-      </w:r>
-      <w:r>
-        <w:rPr>
-          <w:rFonts w:ascii="JetBrains Mono" w:hAnsi="JetBrains Mono"/>
-          <w:b w:val="false"/>
-          <w:i w:val="false"/>
-          <w:color w:val="080808"/>
-          <w:sz w:val="20"/>
-        </w:rPr>
-        <w:t>::</w:t>
-      </w:r>
-      <w:r>
-        <w:rPr>
-          <w:rFonts w:ascii="JetBrains Mono" w:hAnsi="JetBrains Mono"/>
-          <w:b w:val="false"/>
-          <w:i w:val="false"/>
-          <w:color w:val="000000"/>
-          <w:sz w:val="20"/>
-        </w:rPr>
-        <w:t xml:space="preserve">ostream </w:t>
-      </w:r>
-      <w:r>
-        <w:rPr>
-          <w:rFonts w:ascii="JetBrains Mono" w:hAnsi="JetBrains Mono"/>
-          <w:b w:val="false"/>
-          <w:i w:val="false"/>
-          <w:color w:val="080808"/>
-          <w:sz w:val="20"/>
-        </w:rPr>
-        <w:t>&amp;</w:t>
-      </w:r>
-      <w:r>
-        <w:rPr>
-          <w:rFonts w:ascii="JetBrains Mono" w:hAnsi="JetBrains Mono"/>
-          <w:b w:val="false"/>
-          <w:i w:val="false"/>
-          <w:color w:val="0033B3"/>
-          <w:sz w:val="20"/>
-        </w:rPr>
-        <w:t>operator</w:t>
-      </w:r>
-      <w:r>
-        <w:rPr>
-          <w:rFonts w:ascii="JetBrains Mono" w:hAnsi="JetBrains Mono"/>
-          <w:b w:val="false"/>
-          <w:i w:val="false"/>
-          <w:color w:val="080808"/>
-          <w:sz w:val="20"/>
-        </w:rPr>
-        <w:t>&lt;&lt;(</w:t>
-      </w:r>
-      <w:r>
-        <w:rPr>
-          <w:rFonts w:ascii="JetBrains Mono" w:hAnsi="JetBrains Mono"/>
-          <w:b w:val="false"/>
-          <w:i w:val="false"/>
-          <w:color w:val="000000"/>
-          <w:sz w:val="20"/>
-        </w:rPr>
-        <w:t>std</w:t>
-      </w:r>
-      <w:r>
-        <w:rPr>
-          <w:rFonts w:ascii="JetBrains Mono" w:hAnsi="JetBrains Mono"/>
-          <w:b w:val="false"/>
-          <w:i w:val="false"/>
-          <w:color w:val="080808"/>
-          <w:sz w:val="20"/>
-        </w:rPr>
-        <w:t>::</w:t>
-      </w:r>
-      <w:r>
-        <w:rPr>
-          <w:rFonts w:ascii="JetBrains Mono" w:hAnsi="JetBrains Mono"/>
-          <w:b w:val="false"/>
-          <w:i w:val="false"/>
-          <w:color w:val="000000"/>
-          <w:sz w:val="20"/>
-        </w:rPr>
-        <w:t xml:space="preserve">ostream </w:t>
-      </w:r>
-      <w:r>
-        <w:rPr>
-          <w:rFonts w:ascii="JetBrains Mono" w:hAnsi="JetBrains Mono"/>
-          <w:b w:val="false"/>
-          <w:i w:val="false"/>
-          <w:color w:val="080808"/>
-          <w:sz w:val="20"/>
-        </w:rPr>
-        <w:t xml:space="preserve">&amp;, </w:t>
-      </w:r>
-      <w:r>
-        <w:rPr>
-          <w:rFonts w:ascii="JetBrains Mono" w:hAnsi="JetBrains Mono"/>
-          <w:b w:val="false"/>
-          <w:i w:val="false"/>
-          <w:color w:val="000000"/>
-          <w:sz w:val="20"/>
-        </w:rPr>
-        <w:t xml:space="preserve">Student </w:t>
-      </w:r>
-      <w:r>
-        <w:rPr>
-          <w:rFonts w:ascii="JetBrains Mono" w:hAnsi="JetBrains Mono"/>
-          <w:b w:val="false"/>
-          <w:i w:val="false"/>
-          <w:color w:val="080808"/>
-          <w:sz w:val="20"/>
-        </w:rPr>
-        <w:t>&amp;);</w:t>
-        <w:br/>
-        <w:br/>
-        <w:t xml:space="preserve">    </w:t>
-      </w:r>
-      <w:r>
-        <w:rPr>
-          <w:rFonts w:ascii="JetBrains Mono" w:hAnsi="JetBrains Mono"/>
-          <w:b w:val="false"/>
-          <w:i w:val="false"/>
-          <w:color w:val="0033B3"/>
-          <w:sz w:val="20"/>
-        </w:rPr>
-        <w:t xml:space="preserve">friend </w:t>
-      </w:r>
-      <w:r>
-        <w:rPr>
-          <w:rFonts w:ascii="JetBrains Mono" w:hAnsi="JetBrains Mono"/>
-          <w:b w:val="false"/>
-          <w:i w:val="false"/>
-          <w:color w:val="000000"/>
-          <w:sz w:val="20"/>
-        </w:rPr>
-        <w:t>std</w:t>
-      </w:r>
-      <w:r>
-        <w:rPr>
-          <w:rFonts w:ascii="JetBrains Mono" w:hAnsi="JetBrains Mono"/>
-          <w:b w:val="false"/>
-          <w:i w:val="false"/>
-          <w:color w:val="080808"/>
-          <w:sz w:val="20"/>
-        </w:rPr>
-        <w:t>::</w:t>
-      </w:r>
-      <w:r>
-        <w:rPr>
-          <w:rFonts w:ascii="JetBrains Mono" w:hAnsi="JetBrains Mono"/>
-          <w:b w:val="false"/>
-          <w:i w:val="false"/>
-          <w:color w:val="000000"/>
-          <w:sz w:val="20"/>
-        </w:rPr>
-        <w:t xml:space="preserve">istream </w:t>
-      </w:r>
-      <w:r>
-        <w:rPr>
-          <w:rFonts w:ascii="JetBrains Mono" w:hAnsi="JetBrains Mono"/>
-          <w:b w:val="false"/>
-          <w:i w:val="false"/>
-          <w:color w:val="080808"/>
-          <w:sz w:val="20"/>
-        </w:rPr>
-        <w:t>&amp;</w:t>
-      </w:r>
-      <w:r>
-        <w:rPr>
-          <w:rFonts w:ascii="JetBrains Mono" w:hAnsi="JetBrains Mono"/>
-          <w:b w:val="false"/>
-          <w:i w:val="false"/>
-          <w:color w:val="0033B3"/>
-          <w:sz w:val="20"/>
-        </w:rPr>
-        <w:t>operator</w:t>
-      </w:r>
-      <w:r>
-        <w:rPr>
-          <w:rFonts w:ascii="JetBrains Mono" w:hAnsi="JetBrains Mono"/>
-          <w:b w:val="false"/>
-          <w:i w:val="false"/>
-          <w:color w:val="080808"/>
-          <w:sz w:val="20"/>
-        </w:rPr>
-        <w:t>&gt;&gt;(</w:t>
-      </w:r>
-      <w:r>
-        <w:rPr>
-          <w:rFonts w:ascii="JetBrains Mono" w:hAnsi="JetBrains Mono"/>
-          <w:b w:val="false"/>
-          <w:i w:val="false"/>
-          <w:color w:val="000000"/>
-          <w:sz w:val="20"/>
-        </w:rPr>
-        <w:t>std</w:t>
-      </w:r>
-      <w:r>
-        <w:rPr>
-          <w:rFonts w:ascii="JetBrains Mono" w:hAnsi="JetBrains Mono"/>
-          <w:b w:val="false"/>
-          <w:i w:val="false"/>
-          <w:color w:val="080808"/>
-          <w:sz w:val="20"/>
-        </w:rPr>
-        <w:t>::</w:t>
-      </w:r>
-      <w:r>
-        <w:rPr>
-          <w:rFonts w:ascii="JetBrains Mono" w:hAnsi="JetBrains Mono"/>
-          <w:b w:val="false"/>
-          <w:i w:val="false"/>
-          <w:color w:val="000000"/>
-          <w:sz w:val="20"/>
-        </w:rPr>
-        <w:t xml:space="preserve">istream </w:t>
-      </w:r>
-      <w:r>
-        <w:rPr>
-          <w:rFonts w:ascii="JetBrains Mono" w:hAnsi="JetBrains Mono"/>
-          <w:b w:val="false"/>
-          <w:i w:val="false"/>
-          <w:color w:val="080808"/>
-          <w:sz w:val="20"/>
-        </w:rPr>
-        <w:t xml:space="preserve">&amp;, </w:t>
-      </w:r>
-      <w:r>
-        <w:rPr>
-          <w:rFonts w:ascii="JetBrains Mono" w:hAnsi="JetBrains Mono"/>
-          <w:b w:val="false"/>
-          <w:i w:val="false"/>
-          <w:color w:val="000000"/>
-          <w:sz w:val="20"/>
-        </w:rPr>
-        <w:t xml:space="preserve">Student </w:t>
-      </w:r>
-      <w:r>
-        <w:rPr>
-          <w:rFonts w:ascii="JetBrains Mono" w:hAnsi="JetBrains Mono"/>
-          <w:b w:val="false"/>
-          <w:i w:val="false"/>
-          <w:color w:val="080808"/>
-          <w:sz w:val="20"/>
-        </w:rPr>
-        <w:t>&amp;);</w:t>
-        <w:br/>
-        <w:t>};</w:t>
-        <w:br/>
-        <w:br/>
-        <w:br/>
-      </w:r>
-      <w:r>
-        <w:rPr>
-          <w:rFonts w:ascii="JetBrains Mono" w:hAnsi="JetBrains Mono"/>
-          <w:b w:val="false"/>
-          <w:i w:val="false"/>
-          <w:color w:val="9E880D"/>
-          <w:sz w:val="20"/>
-        </w:rPr>
-        <w:t xml:space="preserve">#endif </w:t>
-      </w:r>
-      <w:r>
-        <w:rPr>
-          <w:rFonts w:ascii="JetBrains Mono" w:hAnsi="JetBrains Mono"/>
-          <w:b w:val="false"/>
-          <w:i/>
-          <w:color w:val="8C8C8C"/>
-          <w:sz w:val="20"/>
-        </w:rPr>
-        <w:t>//ILINOV_FEDOR_RIS_25_2B_LABS_PSTU_CS_Student_H</w:t>
-        <w:br/>
-      </w:r>
-      <w:r>
-        <w:br w:type="page"/>
-      </w:r>
-    </w:p>
-    <w:p>
-      <w:pPr>
-        <w:pStyle w:val="Normal"/>
-        <w:bidi w:val="0"/>
-        <w:ind w:firstLine="709"/>
-        <w:jc w:val="center"/>
-        <w:rPr>
-          <w:rFonts w:ascii="Times New Roman" w:hAnsi="Times New Roman" w:eastAsia="Times New Roman" w:cs="Times New Roman"/>
-          <w:iCs/>
-          <w:sz w:val="24"/>
-          <w:szCs w:val="24"/>
-          <w:lang w:val="ru-RU"/>
-        </w:rPr>
-      </w:pPr>
-      <w:r>
-        <w:rPr>
-          <w:rFonts w:eastAsia="Times New Roman" w:cs="Times New Roman" w:ascii="Times New Roman" w:hAnsi="Times New Roman"/>
-          <w:iCs/>
-          <w:sz w:val="24"/>
-          <w:szCs w:val="24"/>
-          <w:lang w:val="ru-RU"/>
-        </w:rPr>
-        <w:t xml:space="preserve">КОД </w:t>
-      </w:r>
-      <w:r>
-        <w:rPr>
-          <w:rFonts w:eastAsia="Times New Roman" w:cs="Times New Roman" w:ascii="Times New Roman" w:hAnsi="Times New Roman"/>
-          <w:iCs/>
-          <w:sz w:val="24"/>
-          <w:szCs w:val="24"/>
-          <w:lang w:val="ru-RU"/>
-        </w:rPr>
-        <w:t>Student</w:t>
-      </w:r>
-      <w:r>
-        <w:rPr>
-          <w:rFonts w:eastAsia="Times New Roman" w:cs="Times New Roman" w:ascii="Times New Roman" w:hAnsi="Times New Roman"/>
-          <w:iCs/>
-          <w:sz w:val="24"/>
-          <w:szCs w:val="24"/>
-          <w:lang w:val="ru-RU"/>
-        </w:rPr>
-        <w:t>.</w:t>
-      </w:r>
-      <w:r>
-        <w:rPr>
-          <w:rFonts w:eastAsia="Times New Roman" w:cs="Times New Roman" w:ascii="Times New Roman" w:hAnsi="Times New Roman"/>
-          <w:iCs/>
-          <w:sz w:val="24"/>
-          <w:szCs w:val="24"/>
-          <w:lang w:val="ru-RU"/>
-        </w:rPr>
-        <w:t>cpp</w:t>
-      </w:r>
-    </w:p>
-    <w:p>
-      <w:pPr>
-        <w:pStyle w:val="Normal"/>
-        <w:pBdr/>
-        <w:shd w:fill="FFFFFF" w:val="clear"/>
+        <w:shd w:val="clear" w:fill="FFFFFF"/>
         <w:rPr>
           <w:rFonts w:ascii="JetBrains Mono" w:hAnsi="JetBrains Mono"/>
           <w:b w:val="false"/>
@@ -8044,34 +7942,13 @@
           <w:szCs w:val="24"/>
           <w:lang w:val="ru-RU"/>
         </w:rPr>
-        <w:t xml:space="preserve">КОД </w:t>
-      </w:r>
-      <w:r>
-        <w:rPr>
-          <w:rFonts w:eastAsia="Times New Roman" w:cs="Times New Roman" w:ascii="Times New Roman" w:hAnsi="Times New Roman"/>
-          <w:iCs/>
-          <w:sz w:val="24"/>
-          <w:szCs w:val="24"/>
-          <w:lang w:val="ru-RU"/>
-        </w:rPr>
-        <w:t>main</w:t>
-      </w:r>
-      <w:r>
-        <w:rPr>
-          <w:rFonts w:eastAsia="Times New Roman" w:cs="Times New Roman" w:ascii="Times New Roman" w:hAnsi="Times New Roman"/>
-          <w:iCs/>
-          <w:sz w:val="24"/>
-          <w:szCs w:val="24"/>
-          <w:lang w:val="ru-RU"/>
-        </w:rPr>
-        <w:t>.cpp</w:t>
+        <w:t>КОД main.cpp</w:t>
       </w:r>
     </w:p>
     <w:p>
       <w:pPr>
         <w:pStyle w:val="Normal"/>
-        <w:pBdr/>
-        <w:shd w:fill="FFFFFF" w:val="clear"/>
+        <w:shd w:val="clear" w:fill="FFFFFF"/>
         <w:rPr>
           <w:rFonts w:ascii="JetBrains Mono" w:hAnsi="JetBrains Mono"/>
           <w:b w:val="false"/>
@@ -11576,129 +11453,6 @@
           <w:szCs w:val="24"/>
           <w:lang w:val="ru-RU"/>
         </w:rPr>
-      </w:r>
-      <w:r>
-        <w:br w:type="page"/>
-      </w:r>
-    </w:p>
-    <w:p>
-      <w:pPr>
-        <w:pStyle w:val="Normal"/>
-        <w:ind w:firstLine="709"/>
-        <w:jc w:val="center"/>
-        <w:rPr>
-          <w:rFonts w:ascii="Times New Roman" w:hAnsi="Times New Roman" w:eastAsia="Times New Roman" w:cs="Times New Roman"/>
-          <w:iCs/>
-          <w:sz w:val="24"/>
-          <w:szCs w:val="24"/>
-          <w:lang w:val="ru-RU"/>
-        </w:rPr>
-      </w:pPr>
-      <w:r>
-        <w:rPr>
-          <w:rFonts w:eastAsia="Times New Roman" w:cs="Times New Roman" w:ascii="Times New Roman" w:hAnsi="Times New Roman"/>
-          <w:iCs/>
-          <w:sz w:val="24"/>
-          <w:szCs w:val="24"/>
-          <w:lang w:val="ru-RU"/>
-        </w:rPr>
-        <w:t>РЕЗУЛЬТАТ ВЫПОЛНЕНИЯ</w:t>
-      </w:r>
-    </w:p>
-    <w:p>
-      <w:pPr>
-        <w:pStyle w:val="Normal"/>
-        <w:ind w:firstLine="709"/>
-        <w:jc w:val="left"/>
-        <w:rPr>
-          <w:rFonts w:ascii="Times New Roman" w:hAnsi="Times New Roman" w:eastAsia="Times New Roman" w:cs="Times New Roman"/>
-          <w:iCs/>
-          <w:sz w:val="24"/>
-          <w:szCs w:val="24"/>
-          <w:lang w:val="ru-RU"/>
-        </w:rPr>
-      </w:pPr>
-      <w:r>
-        <w:rPr>
-          <w:rFonts w:eastAsia="Times New Roman" w:cs="Times New Roman" w:ascii="Times New Roman" w:hAnsi="Times New Roman"/>
-          <w:iCs/>
-          <w:sz w:val="24"/>
-          <w:szCs w:val="24"/>
-          <w:lang w:val="ru-RU"/>
-        </w:rPr>
-        <w:t>Alex : 20</w:t>
-      </w:r>
-    </w:p>
-    <w:p>
-      <w:pPr>
-        <w:pStyle w:val="Normal"/>
-        <w:ind w:firstLine="709"/>
-        <w:jc w:val="left"/>
-        <w:rPr>
-          <w:rFonts w:ascii="Times New Roman" w:hAnsi="Times New Roman" w:eastAsia="Times New Roman" w:cs="Times New Roman"/>
-          <w:iCs/>
-          <w:sz w:val="24"/>
-          <w:szCs w:val="24"/>
-          <w:lang w:val="ru-RU"/>
-        </w:rPr>
-      </w:pPr>
-      <w:r>
-        <w:rPr>
-          <w:rFonts w:eastAsia="Times New Roman" w:cs="Times New Roman" w:ascii="Times New Roman" w:hAnsi="Times New Roman"/>
-          <w:iCs/>
-          <w:sz w:val="24"/>
-          <w:szCs w:val="24"/>
-          <w:lang w:val="ru-RU"/>
-        </w:rPr>
-        <w:t>Alex : 20 / Math : 5</w:t>
-      </w:r>
-    </w:p>
-    <w:p>
-      <w:pPr>
-        <w:pStyle w:val="Normal"/>
-        <w:ind w:firstLine="709"/>
-        <w:jc w:val="left"/>
-        <w:rPr>
-          <w:rFonts w:ascii="Times New Roman" w:hAnsi="Times New Roman" w:eastAsia="Times New Roman" w:cs="Times New Roman"/>
-          <w:iCs/>
-          <w:sz w:val="24"/>
-          <w:szCs w:val="24"/>
-          <w:lang w:val="ru-RU"/>
-        </w:rPr>
-      </w:pPr>
-      <w:r>
-        <w:rPr>
-          <w:rFonts w:eastAsia="Times New Roman" w:cs="Times New Roman" w:ascii="Times New Roman" w:hAnsi="Times New Roman"/>
-          <w:iCs/>
-          <w:sz w:val="24"/>
-          <w:szCs w:val="24"/>
-          <w:lang w:val="ru-RU"/>
-        </w:rPr>
-        <w:t>John : 20 / Math : 5</w:t>
-      </w:r>
-    </w:p>
-    <w:p>
-      <w:pPr>
-        <w:pStyle w:val="Normal"/>
-        <w:ind w:firstLine="709"/>
-        <w:jc w:val="left"/>
-        <w:rPr>
-          <w:rFonts w:ascii="Times New Roman" w:hAnsi="Times New Roman" w:eastAsia="Times New Roman" w:cs="Times New Roman"/>
-          <w:iCs/>
-          <w:sz w:val="24"/>
-          <w:szCs w:val="24"/>
-          <w:lang w:val="ru-RU"/>
-        </w:rPr>
-      </w:pPr>
-      <w:r>
-        <w:rPr>
-          <w:rFonts w:eastAsia="Times New Roman" w:cs="Times New Roman" w:ascii="Times New Roman" w:hAnsi="Times New Roman"/>
-          <w:iCs/>
-          <w:sz w:val="24"/>
-          <w:szCs w:val="24"/>
-          <w:lang w:val="ru-RU"/>
-        </w:rPr>
-        <w:t>Bob : 21</w:t>
       </w:r>
       <w:r>
         <w:br w:type="page"/>
@@ -11726,3362 +11480,3475 @@
           <w:szCs w:val="24"/>
           <w:lang w:val="ru-RU"/>
         </w:rPr>
-        <w:t>ВОПРОСЫ</w:t>
+        <w:t>РЕЗУЛЬТАТ ВЫПОЛНЕНИЯ</w:t>
       </w:r>
     </w:p>
     <w:p>
       <w:pPr>
         <w:pStyle w:val="Normal"/>
-        <w:pBdr/>
-        <w:shd w:fill="FFFFFF" w:val="clear"/>
-        <w:rPr>
-          <w:rFonts w:ascii="JetBrains Mono" w:hAnsi="JetBrains Mono"/>
-          <w:b w:val="false"/>
-          <w:i w:val="false"/>
-          <w:color w:val="080808"/>
-          <w:sz w:val="20"/>
+        <w:ind w:firstLine="709"/>
+        <w:jc w:val="left"/>
+        <w:rPr>
+          <w:rFonts w:ascii="Times New Roman" w:hAnsi="Times New Roman" w:eastAsia="Times New Roman" w:cs="Times New Roman"/>
+          <w:iCs/>
+          <w:sz w:val="24"/>
+          <w:szCs w:val="24"/>
+          <w:lang w:val="ru-RU"/>
         </w:rPr>
       </w:pPr>
       <w:r>
         <w:rPr>
-          <w:rFonts w:ascii="JetBrains Mono" w:hAnsi="JetBrains Mono"/>
-          <w:b w:val="false"/>
-          <w:i w:val="false"/>
-          <w:color w:val="080808"/>
-          <w:sz w:val="20"/>
-        </w:rPr>
-        <w:t>1. Для чего используется механизм наследования?</w:t>
-        <w:br/>
-        <w:t>С помощью наследования может быть создана иерархия классов, которые</w:t>
-        <w:br/>
-        <w:t>совместно используют код и интерфейсы.</w:t>
-        <w:br/>
-        <w:br/>
-        <w:t>2. Каким образом наследуются компоненты класса, описанные со спецификатором</w:t>
-        <w:br/>
-        <w:t>public?</w:t>
-        <w:br/>
-        <w:t>private - не доступен</w:t>
-        <w:br/>
-        <w:t>public - public</w:t>
-        <w:br/>
-        <w:t>protected - protected</w:t>
-        <w:br/>
-        <w:br/>
-        <w:t>3. Каким образом наследуются компоненты класса, описанные со спецификатором</w:t>
-        <w:br/>
-        <w:t>private?</w:t>
-        <w:br/>
-        <w:t>private - не доступен</w:t>
-        <w:br/>
-        <w:t>public - private</w:t>
-        <w:br/>
-        <w:t>protected - private</w:t>
-        <w:br/>
-        <w:br/>
-        <w:t>4. Каким образом наследуются компоненты класса, описанные со спецификатором</w:t>
-        <w:br/>
-        <w:t>protected?</w:t>
-        <w:br/>
-        <w:t>private - не доступен</w:t>
-        <w:br/>
-        <w:t>public - protected</w:t>
-        <w:br/>
-        <w:t>protected - protected</w:t>
-        <w:br/>
-        <w:br/>
-        <w:t>5. Каким образом описывается производный класс?</w:t>
-        <w:br/>
-        <w:t>class Student : Person</w:t>
-        <w:br/>
-        <w:br/>
-        <w:t>6. Наследуются ли конструкторы?</w:t>
-        <w:br/>
-        <w:t>Нет</w:t>
-        <w:br/>
-        <w:br/>
-        <w:t>7. Наследуются ли деструкторы?</w:t>
-        <w:br/>
-        <w:t>Деструкторы не наследуются как функции, но они автоматически вызываются по цепочке наследования</w:t>
-        <w:br/>
-        <w:br/>
-        <w:t>8. В каком порядке конструируются объекты производных классов?</w:t>
-        <w:br/>
-        <w:t>Сначала базовые, потом производные</w:t>
-        <w:br/>
-        <w:br/>
-        <w:t>9. В каком порядке уничтожаются объекты производных классов?</w:t>
-        <w:br/>
-        <w:t>Сначала производные, потом базовые</w:t>
-        <w:br/>
-        <w:br/>
-        <w:t>10. Что представляют собой виртуальные функции и механизм позднего связывания?</w:t>
-        <w:br/>
-        <w:t>Виртуальная функция позволяет переопределить метод базового класса в производном, чтобы затем, на этапе выполнения</w:t>
-        <w:br/>
-        <w:t>программы вызывался метод не для базового класса (раннее связывание), а производного, в зависимости от реального</w:t>
-        <w:br/>
-        <w:t>объекта.</w:t>
-        <w:br/>
-        <w:br/>
-        <w:t>11. Могут ли быть виртуальными конструкторы? Деструкторы?</w:t>
-        <w:br/>
-        <w:t>Нет</w:t>
-        <w:br/>
-        <w:br/>
-        <w:t>12. Наследуется ли спецификатор virtual?</w:t>
-        <w:br/>
-        <w:t>По определению да</w:t>
-        <w:br/>
-        <w:br/>
-        <w:t>13. Какое отношение устанавливает между классами открытое наследование?</w:t>
-        <w:br/>
-        <w:t>Открытое (public) наследование устанавливает отношение «является» (is-a) между классами, при котором объект</w:t>
-        <w:br/>
-        <w:t>производного класса может использоваться везде, где ожидается объект базового класса.</w:t>
-        <w:br/>
-        <w:br/>
-        <w:t>14. Какое отношение устанавливает между классами закрытое наследование?</w:t>
-        <w:br/>
-        <w:t>Закрытое (private) наследование означает наследование реализации, а не типа</w:t>
-        <w:br/>
-        <w:br/>
-        <w:t>15. В чем заключается принцип подстановки?</w:t>
-        <w:br/>
-        <w:t>Объекты производного класса должны быть взаимозаменяемы с объектами базового класса без нарушения корректности программы.</w:t>
-        <w:br/>
-        <w:br/>
-        <w:t>16. Имеется иерархия классов:</w:t>
-        <w:br/>
-        <w:t>class Student</w:t>
-        <w:br/>
-        <w:t>{</w:t>
-        <w:br/>
-        <w:t xml:space="preserve">    int age;</w:t>
-        <w:br/>
-        <w:t xml:space="preserve">    public:</w:t>
-        <w:br/>
-        <w:t xml:space="preserve">    string name;</w:t>
-        <w:br/>
-        <w:t xml:space="preserve">    ...</w:t>
-        <w:br/>
-        <w:t>};</w:t>
-        <w:br/>
-        <w:t>class Employee : public Student</w:t>
-        <w:br/>
-        <w:t>{</w:t>
-        <w:br/>
-        <w:t xml:space="preserve">    protected:</w:t>
-        <w:br/>
-        <w:t xml:space="preserve">    string post;</w:t>
-        <w:br/>
-        <w:t xml:space="preserve">    ...</w:t>
-        <w:br/>
-        <w:t>};</w:t>
-        <w:br/>
-        <w:t>class Teacher : public Employee</w:t>
-        <w:br/>
-        <w:t>{</w:t>
-        <w:br/>
-        <w:t xml:space="preserve">    protected: int stage;</w:t>
-        <w:br/>
-        <w:t>...</w:t>
-        <w:br/>
-        <w:t>};</w:t>
-        <w:br/>
-        <w:t>Teacher x;</w:t>
-        <w:br/>
-        <w:t>Какие компонентные данные будет иметь объект х?</w:t>
-        <w:br/>
-        <w:t>Все, но без доступа к age</w:t>
-        <w:br/>
-        <w:br/>
-        <w:t>17. Для классов Student, Employee и Teacher написать конструкторы без параметров.</w:t>
-        <w:br/>
-        <w:t>18. Для классов Student, Employee и Teacher написать конструкторы с параметрами.</w:t>
-        <w:br/>
-        <w:t>19. Для классов Student, Employee и Teacher написать конструкторы копирования.</w:t>
-        <w:br/>
-        <w:t>20. Для классов Student, Employee и Teacher определить операцию присваивания.</w:t>
-      </w:r>
-      <w:r>
-        <w:rPr>
-          <w:rFonts w:ascii="JetBrains Mono" w:hAnsi="JetBrains Mono"/>
-          <w:b w:val="false"/>
-          <w:i w:val="false"/>
-          <w:color w:val="080808"/>
-          <w:sz w:val="20"/>
-        </w:rPr>
-        <w:br/>
-      </w:r>
-      <w:r>
-        <w:rPr>
-          <w:rFonts w:ascii="JetBrains Mono" w:hAnsi="JetBrains Mono"/>
-          <w:b w:val="false"/>
-          <w:i w:val="false"/>
-          <w:color w:val="9E880D"/>
-          <w:sz w:val="20"/>
-        </w:rPr>
-        <w:t xml:space="preserve">#include </w:t>
-      </w:r>
-      <w:r>
-        <w:rPr>
-          <w:rFonts w:ascii="JetBrains Mono" w:hAnsi="JetBrains Mono"/>
-          <w:b w:val="false"/>
-          <w:i w:val="false"/>
-          <w:color w:val="067D17"/>
-          <w:sz w:val="20"/>
-        </w:rPr>
-        <w:t>&lt;string&gt;</w:t>
-        <w:br/>
-      </w:r>
-      <w:r>
-        <w:rPr>
-          <w:rFonts w:ascii="JetBrains Mono" w:hAnsi="JetBrains Mono"/>
-          <w:b w:val="false"/>
-          <w:i w:val="false"/>
-          <w:color w:val="0033B3"/>
-          <w:sz w:val="20"/>
-        </w:rPr>
-        <w:t xml:space="preserve">class </w:t>
-      </w:r>
-      <w:r>
-        <w:rPr>
-          <w:rFonts w:ascii="JetBrains Mono" w:hAnsi="JetBrains Mono"/>
-          <w:b w:val="false"/>
-          <w:i w:val="false"/>
-          <w:color w:val="000000"/>
-          <w:sz w:val="20"/>
-        </w:rPr>
-        <w:t xml:space="preserve">Student </w:t>
-      </w:r>
-      <w:r>
-        <w:rPr>
-          <w:rFonts w:ascii="JetBrains Mono" w:hAnsi="JetBrains Mono"/>
-          <w:b w:val="false"/>
-          <w:i w:val="false"/>
-          <w:color w:val="080808"/>
-          <w:sz w:val="20"/>
-        </w:rPr>
-        <w:t>{</w:t>
-        <w:br/>
-        <w:t xml:space="preserve">    </w:t>
-      </w:r>
-      <w:r>
-        <w:rPr>
-          <w:rFonts w:ascii="JetBrains Mono" w:hAnsi="JetBrains Mono"/>
-          <w:b w:val="false"/>
-          <w:i w:val="false"/>
-          <w:color w:val="0033B3"/>
-          <w:sz w:val="20"/>
-        </w:rPr>
-        <w:t xml:space="preserve">int </w:t>
-      </w:r>
-      <w:r>
-        <w:rPr>
-          <w:rFonts w:ascii="JetBrains Mono" w:hAnsi="JetBrains Mono"/>
-          <w:b w:val="false"/>
-          <w:i w:val="false"/>
-          <w:color w:val="871094"/>
-          <w:sz w:val="20"/>
-        </w:rPr>
-        <w:t>age</w:t>
-      </w:r>
-      <w:r>
-        <w:rPr>
-          <w:rFonts w:ascii="JetBrains Mono" w:hAnsi="JetBrains Mono"/>
-          <w:b w:val="false"/>
-          <w:i w:val="false"/>
-          <w:color w:val="080808"/>
-          <w:sz w:val="20"/>
-        </w:rPr>
-        <w:t>;</w:t>
-        <w:br/>
-        <w:br/>
-      </w:r>
-      <w:r>
-        <w:rPr>
-          <w:rFonts w:ascii="JetBrains Mono" w:hAnsi="JetBrains Mono"/>
-          <w:b w:val="false"/>
-          <w:i w:val="false"/>
-          <w:color w:val="0033B3"/>
-          <w:sz w:val="20"/>
-        </w:rPr>
-        <w:t>public</w:t>
-      </w:r>
-      <w:r>
-        <w:rPr>
-          <w:rFonts w:ascii="JetBrains Mono" w:hAnsi="JetBrains Mono"/>
-          <w:b w:val="false"/>
-          <w:i w:val="false"/>
-          <w:color w:val="080808"/>
-          <w:sz w:val="20"/>
-        </w:rPr>
-        <w:t>:</w:t>
-        <w:br/>
-        <w:t xml:space="preserve">    </w:t>
-      </w:r>
-      <w:r>
-        <w:rPr>
-          <w:rFonts w:ascii="JetBrains Mono" w:hAnsi="JetBrains Mono"/>
-          <w:b w:val="false"/>
-          <w:i w:val="false"/>
-          <w:color w:val="000000"/>
-          <w:sz w:val="20"/>
-        </w:rPr>
-        <w:t>std</w:t>
-      </w:r>
-      <w:r>
-        <w:rPr>
-          <w:rFonts w:ascii="JetBrains Mono" w:hAnsi="JetBrains Mono"/>
-          <w:b w:val="false"/>
-          <w:i w:val="false"/>
-          <w:color w:val="080808"/>
-          <w:sz w:val="20"/>
-        </w:rPr>
-        <w:t>::</w:t>
-      </w:r>
-      <w:r>
-        <w:rPr>
-          <w:rFonts w:ascii="JetBrains Mono" w:hAnsi="JetBrains Mono"/>
-          <w:b w:val="false"/>
-          <w:i w:val="false"/>
-          <w:color w:val="000000"/>
-          <w:sz w:val="20"/>
-        </w:rPr>
-        <w:t xml:space="preserve">string </w:t>
-      </w:r>
-      <w:r>
-        <w:rPr>
-          <w:rFonts w:ascii="JetBrains Mono" w:hAnsi="JetBrains Mono"/>
-          <w:b w:val="false"/>
-          <w:i w:val="false"/>
-          <w:color w:val="871094"/>
-          <w:sz w:val="20"/>
-        </w:rPr>
-        <w:t>name</w:t>
-      </w:r>
-      <w:r>
-        <w:rPr>
-          <w:rFonts w:ascii="JetBrains Mono" w:hAnsi="JetBrains Mono"/>
-          <w:b w:val="false"/>
-          <w:i w:val="false"/>
-          <w:color w:val="080808"/>
-          <w:sz w:val="20"/>
-        </w:rPr>
-        <w:t>;</w:t>
-        <w:br/>
-        <w:br/>
-        <w:t xml:space="preserve">    </w:t>
-      </w:r>
-      <w:r>
-        <w:rPr>
-          <w:rFonts w:ascii="JetBrains Mono" w:hAnsi="JetBrains Mono"/>
-          <w:b w:val="false"/>
-          <w:i w:val="false"/>
-          <w:color w:val="00627A"/>
-          <w:sz w:val="20"/>
-        </w:rPr>
-        <w:t>Student</w:t>
-      </w:r>
-      <w:r>
-        <w:rPr>
-          <w:rFonts w:ascii="JetBrains Mono" w:hAnsi="JetBrains Mono"/>
-          <w:b w:val="false"/>
-          <w:i w:val="false"/>
-          <w:color w:val="080808"/>
-          <w:sz w:val="20"/>
-        </w:rPr>
-        <w:t>() {</w:t>
-        <w:br/>
-        <w:t xml:space="preserve">        </w:t>
-      </w:r>
-      <w:r>
-        <w:rPr>
-          <w:rFonts w:ascii="JetBrains Mono" w:hAnsi="JetBrains Mono"/>
-          <w:b w:val="false"/>
-          <w:i w:val="false"/>
-          <w:color w:val="871094"/>
-          <w:sz w:val="20"/>
-        </w:rPr>
-        <w:t xml:space="preserve">age </w:t>
-      </w:r>
-      <w:r>
-        <w:rPr>
-          <w:rFonts w:ascii="JetBrains Mono" w:hAnsi="JetBrains Mono"/>
-          <w:b w:val="false"/>
-          <w:i w:val="false"/>
-          <w:color w:val="080808"/>
-          <w:sz w:val="20"/>
-        </w:rPr>
-        <w:t xml:space="preserve">= </w:t>
-      </w:r>
-      <w:r>
-        <w:rPr>
-          <w:rFonts w:ascii="JetBrains Mono" w:hAnsi="JetBrains Mono"/>
-          <w:b w:val="false"/>
-          <w:i w:val="false"/>
-          <w:color w:val="1750EB"/>
-          <w:sz w:val="20"/>
-        </w:rPr>
-        <w:t>0</w:t>
-      </w:r>
-      <w:r>
-        <w:rPr>
-          <w:rFonts w:ascii="JetBrains Mono" w:hAnsi="JetBrains Mono"/>
-          <w:b w:val="false"/>
-          <w:i w:val="false"/>
-          <w:color w:val="080808"/>
-          <w:sz w:val="20"/>
-        </w:rPr>
-        <w:t>;</w:t>
-        <w:br/>
-        <w:t xml:space="preserve">        </w:t>
-      </w:r>
-      <w:r>
-        <w:rPr>
-          <w:rFonts w:ascii="JetBrains Mono" w:hAnsi="JetBrains Mono"/>
-          <w:b w:val="false"/>
-          <w:i w:val="false"/>
-          <w:color w:val="871094"/>
-          <w:sz w:val="20"/>
-        </w:rPr>
-        <w:t xml:space="preserve">name </w:t>
-      </w:r>
-      <w:r>
-        <w:rPr>
-          <w:rFonts w:ascii="JetBrains Mono" w:hAnsi="JetBrains Mono"/>
-          <w:b w:val="false"/>
-          <w:i w:val="false"/>
-          <w:color w:val="00627A"/>
-          <w:sz w:val="20"/>
-        </w:rPr>
-        <w:t xml:space="preserve">= </w:t>
-      </w:r>
-      <w:r>
-        <w:rPr>
-          <w:rFonts w:ascii="JetBrains Mono" w:hAnsi="JetBrains Mono"/>
-          <w:b w:val="false"/>
-          <w:i w:val="false"/>
-          <w:color w:val="067D17"/>
-          <w:sz w:val="20"/>
-        </w:rPr>
-        <w:t>""</w:t>
-      </w:r>
-      <w:r>
-        <w:rPr>
-          <w:rFonts w:ascii="JetBrains Mono" w:hAnsi="JetBrains Mono"/>
-          <w:b w:val="false"/>
-          <w:i w:val="false"/>
-          <w:color w:val="080808"/>
-          <w:sz w:val="20"/>
-        </w:rPr>
-        <w:t>;</w:t>
-        <w:br/>
-        <w:t xml:space="preserve">    }</w:t>
-        <w:br/>
-        <w:br/>
-        <w:t xml:space="preserve">    </w:t>
-      </w:r>
-      <w:r>
-        <w:rPr>
-          <w:rFonts w:ascii="JetBrains Mono" w:hAnsi="JetBrains Mono"/>
-          <w:b w:val="false"/>
-          <w:i w:val="false"/>
-          <w:color w:val="00627A"/>
-          <w:sz w:val="20"/>
-        </w:rPr>
-        <w:t>Student</w:t>
-      </w:r>
-      <w:r>
-        <w:rPr>
-          <w:rFonts w:ascii="JetBrains Mono" w:hAnsi="JetBrains Mono"/>
-          <w:b w:val="false"/>
-          <w:i w:val="false"/>
-          <w:color w:val="080808"/>
-          <w:sz w:val="20"/>
-        </w:rPr>
-        <w:t>(</w:t>
-      </w:r>
-      <w:r>
-        <w:rPr>
-          <w:rFonts w:ascii="JetBrains Mono" w:hAnsi="JetBrains Mono"/>
-          <w:b w:val="false"/>
-          <w:i w:val="false"/>
-          <w:color w:val="0033B3"/>
-          <w:sz w:val="20"/>
-        </w:rPr>
-        <w:t xml:space="preserve">int </w:t>
-      </w:r>
-      <w:r>
-        <w:rPr>
-          <w:rFonts w:ascii="JetBrains Mono" w:hAnsi="JetBrains Mono"/>
-          <w:b w:val="false"/>
-          <w:i w:val="false"/>
-          <w:color w:val="000000"/>
-          <w:sz w:val="20"/>
-        </w:rPr>
-        <w:t>a</w:t>
-      </w:r>
-      <w:r>
-        <w:rPr>
-          <w:rFonts w:ascii="JetBrains Mono" w:hAnsi="JetBrains Mono"/>
-          <w:b w:val="false"/>
-          <w:i w:val="false"/>
-          <w:color w:val="080808"/>
-          <w:sz w:val="20"/>
-        </w:rPr>
-        <w:t xml:space="preserve">, </w:t>
-      </w:r>
-      <w:r>
-        <w:rPr>
-          <w:rFonts w:ascii="JetBrains Mono" w:hAnsi="JetBrains Mono"/>
-          <w:b w:val="false"/>
-          <w:i w:val="false"/>
-          <w:color w:val="0033B3"/>
-          <w:sz w:val="20"/>
-        </w:rPr>
-        <w:t xml:space="preserve">const </w:t>
-      </w:r>
-      <w:r>
-        <w:rPr>
-          <w:rFonts w:ascii="JetBrains Mono" w:hAnsi="JetBrains Mono"/>
-          <w:b w:val="false"/>
-          <w:i w:val="false"/>
-          <w:color w:val="000000"/>
-          <w:sz w:val="20"/>
-        </w:rPr>
-        <w:t>std</w:t>
-      </w:r>
-      <w:r>
-        <w:rPr>
-          <w:rFonts w:ascii="JetBrains Mono" w:hAnsi="JetBrains Mono"/>
-          <w:b w:val="false"/>
-          <w:i w:val="false"/>
-          <w:color w:val="080808"/>
-          <w:sz w:val="20"/>
-        </w:rPr>
-        <w:t>::</w:t>
-      </w:r>
-      <w:r>
-        <w:rPr>
-          <w:rFonts w:ascii="JetBrains Mono" w:hAnsi="JetBrains Mono"/>
-          <w:b w:val="false"/>
-          <w:i w:val="false"/>
-          <w:color w:val="000000"/>
-          <w:sz w:val="20"/>
-        </w:rPr>
-        <w:t xml:space="preserve">string </w:t>
-      </w:r>
-      <w:r>
-        <w:rPr>
-          <w:rFonts w:ascii="JetBrains Mono" w:hAnsi="JetBrains Mono"/>
-          <w:b w:val="false"/>
-          <w:i w:val="false"/>
-          <w:color w:val="080808"/>
-          <w:sz w:val="20"/>
-        </w:rPr>
-        <w:t>&amp;</w:t>
-      </w:r>
-      <w:r>
-        <w:rPr>
-          <w:rFonts w:ascii="JetBrains Mono" w:hAnsi="JetBrains Mono"/>
-          <w:b w:val="false"/>
-          <w:i w:val="false"/>
-          <w:color w:val="000000"/>
-          <w:sz w:val="20"/>
-        </w:rPr>
-        <w:t>n</w:t>
-      </w:r>
-      <w:r>
-        <w:rPr>
-          <w:rFonts w:ascii="JetBrains Mono" w:hAnsi="JetBrains Mono"/>
-          <w:b w:val="false"/>
-          <w:i w:val="false"/>
-          <w:color w:val="080808"/>
-          <w:sz w:val="20"/>
-        </w:rPr>
-        <w:t>) {</w:t>
-        <w:br/>
-        <w:t xml:space="preserve">        </w:t>
-      </w:r>
-      <w:r>
-        <w:rPr>
-          <w:rFonts w:ascii="JetBrains Mono" w:hAnsi="JetBrains Mono"/>
-          <w:b w:val="false"/>
-          <w:i w:val="false"/>
-          <w:color w:val="871094"/>
-          <w:sz w:val="20"/>
-        </w:rPr>
-        <w:t xml:space="preserve">age </w:t>
-      </w:r>
-      <w:r>
-        <w:rPr>
-          <w:rFonts w:ascii="JetBrains Mono" w:hAnsi="JetBrains Mono"/>
-          <w:b w:val="false"/>
-          <w:i w:val="false"/>
-          <w:color w:val="080808"/>
-          <w:sz w:val="20"/>
-        </w:rPr>
-        <w:t xml:space="preserve">= </w:t>
-      </w:r>
-      <w:r>
-        <w:rPr>
-          <w:rFonts w:ascii="JetBrains Mono" w:hAnsi="JetBrains Mono"/>
-          <w:b w:val="false"/>
-          <w:i w:val="false"/>
-          <w:color w:val="000000"/>
-          <w:sz w:val="20"/>
-        </w:rPr>
-        <w:t>a</w:t>
-      </w:r>
-      <w:r>
-        <w:rPr>
-          <w:rFonts w:ascii="JetBrains Mono" w:hAnsi="JetBrains Mono"/>
-          <w:b w:val="false"/>
-          <w:i w:val="false"/>
-          <w:color w:val="080808"/>
-          <w:sz w:val="20"/>
-        </w:rPr>
-        <w:t>;</w:t>
-        <w:br/>
-        <w:t xml:space="preserve">        </w:t>
-      </w:r>
-      <w:r>
-        <w:rPr>
-          <w:rFonts w:ascii="JetBrains Mono" w:hAnsi="JetBrains Mono"/>
-          <w:b w:val="false"/>
-          <w:i w:val="false"/>
-          <w:color w:val="871094"/>
-          <w:sz w:val="20"/>
-        </w:rPr>
-        <w:t xml:space="preserve">name </w:t>
-      </w:r>
-      <w:r>
-        <w:rPr>
-          <w:rFonts w:ascii="JetBrains Mono" w:hAnsi="JetBrains Mono"/>
-          <w:b w:val="false"/>
-          <w:i w:val="false"/>
-          <w:color w:val="00627A"/>
-          <w:sz w:val="20"/>
-        </w:rPr>
-        <w:t xml:space="preserve">= </w:t>
-      </w:r>
-      <w:r>
-        <w:rPr>
-          <w:rFonts w:ascii="JetBrains Mono" w:hAnsi="JetBrains Mono"/>
-          <w:b w:val="false"/>
-          <w:i w:val="false"/>
-          <w:color w:val="000000"/>
-          <w:sz w:val="20"/>
-        </w:rPr>
-        <w:t>n</w:t>
-      </w:r>
-      <w:r>
-        <w:rPr>
-          <w:rFonts w:ascii="JetBrains Mono" w:hAnsi="JetBrains Mono"/>
-          <w:b w:val="false"/>
-          <w:i w:val="false"/>
-          <w:color w:val="080808"/>
-          <w:sz w:val="20"/>
-        </w:rPr>
-        <w:t>;</w:t>
-        <w:br/>
-        <w:t xml:space="preserve">    }</w:t>
-        <w:br/>
-        <w:br/>
-        <w:t xml:space="preserve">    </w:t>
-      </w:r>
-      <w:r>
-        <w:rPr>
-          <w:rFonts w:ascii="JetBrains Mono" w:hAnsi="JetBrains Mono"/>
-          <w:b w:val="false"/>
-          <w:i w:val="false"/>
-          <w:color w:val="00627A"/>
-          <w:sz w:val="20"/>
-        </w:rPr>
-        <w:t>Student</w:t>
-      </w:r>
-      <w:r>
-        <w:rPr>
-          <w:rFonts w:ascii="JetBrains Mono" w:hAnsi="JetBrains Mono"/>
-          <w:b w:val="false"/>
-          <w:i w:val="false"/>
-          <w:color w:val="080808"/>
-          <w:sz w:val="20"/>
-        </w:rPr>
-        <w:t>(</w:t>
-      </w:r>
-      <w:r>
-        <w:rPr>
-          <w:rFonts w:ascii="JetBrains Mono" w:hAnsi="JetBrains Mono"/>
-          <w:b w:val="false"/>
-          <w:i w:val="false"/>
-          <w:color w:val="0033B3"/>
-          <w:sz w:val="20"/>
-        </w:rPr>
-        <w:t xml:space="preserve">const </w:t>
-      </w:r>
-      <w:r>
-        <w:rPr>
-          <w:rFonts w:ascii="JetBrains Mono" w:hAnsi="JetBrains Mono"/>
-          <w:b w:val="false"/>
-          <w:i w:val="false"/>
-          <w:color w:val="000000"/>
-          <w:sz w:val="20"/>
-        </w:rPr>
-        <w:t xml:space="preserve">Student </w:t>
-      </w:r>
-      <w:r>
-        <w:rPr>
-          <w:rFonts w:ascii="JetBrains Mono" w:hAnsi="JetBrains Mono"/>
-          <w:b w:val="false"/>
-          <w:i w:val="false"/>
-          <w:color w:val="080808"/>
-          <w:sz w:val="20"/>
-        </w:rPr>
-        <w:t>&amp;</w:t>
-      </w:r>
-      <w:r>
-        <w:rPr>
-          <w:rFonts w:ascii="JetBrains Mono" w:hAnsi="JetBrains Mono"/>
-          <w:b w:val="false"/>
-          <w:i w:val="false"/>
-          <w:color w:val="000000"/>
-          <w:sz w:val="20"/>
-        </w:rPr>
-        <w:t>s</w:t>
-      </w:r>
-      <w:r>
-        <w:rPr>
-          <w:rFonts w:ascii="JetBrains Mono" w:hAnsi="JetBrains Mono"/>
-          <w:b w:val="false"/>
-          <w:i w:val="false"/>
-          <w:color w:val="080808"/>
-          <w:sz w:val="20"/>
-        </w:rPr>
-        <w:t>) {</w:t>
-        <w:br/>
-        <w:t xml:space="preserve">        </w:t>
-      </w:r>
-      <w:r>
-        <w:rPr>
-          <w:rFonts w:ascii="JetBrains Mono" w:hAnsi="JetBrains Mono"/>
-          <w:b w:val="false"/>
-          <w:i w:val="false"/>
-          <w:color w:val="871094"/>
-          <w:sz w:val="20"/>
-        </w:rPr>
-        <w:t xml:space="preserve">age </w:t>
-      </w:r>
-      <w:r>
-        <w:rPr>
-          <w:rFonts w:ascii="JetBrains Mono" w:hAnsi="JetBrains Mono"/>
-          <w:b w:val="false"/>
-          <w:i w:val="false"/>
-          <w:color w:val="080808"/>
-          <w:sz w:val="20"/>
-        </w:rPr>
-        <w:t xml:space="preserve">= </w:t>
-      </w:r>
-      <w:r>
-        <w:rPr>
-          <w:rFonts w:ascii="JetBrains Mono" w:hAnsi="JetBrains Mono"/>
-          <w:b w:val="false"/>
-          <w:i w:val="false"/>
-          <w:color w:val="000000"/>
-          <w:sz w:val="20"/>
-        </w:rPr>
-        <w:t>s</w:t>
-      </w:r>
-      <w:r>
-        <w:rPr>
-          <w:rFonts w:ascii="JetBrains Mono" w:hAnsi="JetBrains Mono"/>
-          <w:b w:val="false"/>
-          <w:i w:val="false"/>
-          <w:color w:val="080808"/>
-          <w:sz w:val="20"/>
-        </w:rPr>
-        <w:t>.</w:t>
-      </w:r>
-      <w:r>
-        <w:rPr>
-          <w:rFonts w:ascii="JetBrains Mono" w:hAnsi="JetBrains Mono"/>
-          <w:b w:val="false"/>
-          <w:i w:val="false"/>
-          <w:color w:val="871094"/>
-          <w:sz w:val="20"/>
-        </w:rPr>
-        <w:t>age</w:t>
-      </w:r>
-      <w:r>
-        <w:rPr>
-          <w:rFonts w:ascii="JetBrains Mono" w:hAnsi="JetBrains Mono"/>
-          <w:b w:val="false"/>
-          <w:i w:val="false"/>
-          <w:color w:val="080808"/>
-          <w:sz w:val="20"/>
-        </w:rPr>
-        <w:t>;</w:t>
-        <w:br/>
-        <w:t xml:space="preserve">        </w:t>
-      </w:r>
-      <w:r>
-        <w:rPr>
-          <w:rFonts w:ascii="JetBrains Mono" w:hAnsi="JetBrains Mono"/>
-          <w:b w:val="false"/>
-          <w:i w:val="false"/>
-          <w:color w:val="871094"/>
-          <w:sz w:val="20"/>
-        </w:rPr>
-        <w:t xml:space="preserve">name </w:t>
-      </w:r>
-      <w:r>
-        <w:rPr>
-          <w:rFonts w:ascii="JetBrains Mono" w:hAnsi="JetBrains Mono"/>
-          <w:b w:val="false"/>
-          <w:i w:val="false"/>
-          <w:color w:val="00627A"/>
-          <w:sz w:val="20"/>
-        </w:rPr>
-        <w:t xml:space="preserve">= </w:t>
-      </w:r>
-      <w:r>
-        <w:rPr>
-          <w:rFonts w:ascii="JetBrains Mono" w:hAnsi="JetBrains Mono"/>
-          <w:b w:val="false"/>
-          <w:i w:val="false"/>
-          <w:color w:val="000000"/>
-          <w:sz w:val="20"/>
-        </w:rPr>
-        <w:t>s</w:t>
-      </w:r>
-      <w:r>
-        <w:rPr>
-          <w:rFonts w:ascii="JetBrains Mono" w:hAnsi="JetBrains Mono"/>
-          <w:b w:val="false"/>
-          <w:i w:val="false"/>
-          <w:color w:val="080808"/>
-          <w:sz w:val="20"/>
-        </w:rPr>
-        <w:t>.</w:t>
-      </w:r>
-      <w:r>
-        <w:rPr>
-          <w:rFonts w:ascii="JetBrains Mono" w:hAnsi="JetBrains Mono"/>
-          <w:b w:val="false"/>
-          <w:i w:val="false"/>
-          <w:color w:val="871094"/>
-          <w:sz w:val="20"/>
-        </w:rPr>
-        <w:t>name</w:t>
-      </w:r>
-      <w:r>
-        <w:rPr>
-          <w:rFonts w:ascii="JetBrains Mono" w:hAnsi="JetBrains Mono"/>
-          <w:b w:val="false"/>
-          <w:i w:val="false"/>
-          <w:color w:val="080808"/>
-          <w:sz w:val="20"/>
-        </w:rPr>
-        <w:t>;</w:t>
-        <w:br/>
-        <w:t xml:space="preserve">    }</w:t>
-        <w:br/>
-        <w:br/>
-        <w:t xml:space="preserve">    </w:t>
-      </w:r>
-      <w:r>
-        <w:rPr>
-          <w:rFonts w:ascii="JetBrains Mono" w:hAnsi="JetBrains Mono"/>
-          <w:b w:val="false"/>
-          <w:i w:val="false"/>
-          <w:color w:val="000000"/>
-          <w:sz w:val="20"/>
-        </w:rPr>
-        <w:t xml:space="preserve">Student </w:t>
-      </w:r>
-      <w:r>
-        <w:rPr>
-          <w:rFonts w:ascii="JetBrains Mono" w:hAnsi="JetBrains Mono"/>
-          <w:b w:val="false"/>
-          <w:i w:val="false"/>
-          <w:color w:val="080808"/>
-          <w:sz w:val="20"/>
-        </w:rPr>
-        <w:t>&amp;</w:t>
-      </w:r>
-      <w:r>
-        <w:rPr>
-          <w:rFonts w:ascii="JetBrains Mono" w:hAnsi="JetBrains Mono"/>
-          <w:b w:val="false"/>
-          <w:i w:val="false"/>
-          <w:color w:val="0033B3"/>
-          <w:sz w:val="20"/>
-        </w:rPr>
-        <w:t>operator</w:t>
-      </w:r>
-      <w:r>
-        <w:rPr>
-          <w:rFonts w:ascii="JetBrains Mono" w:hAnsi="JetBrains Mono"/>
-          <w:b w:val="false"/>
-          <w:i w:val="false"/>
-          <w:color w:val="080808"/>
-          <w:sz w:val="20"/>
-        </w:rPr>
-        <w:t>=(</w:t>
-      </w:r>
-      <w:r>
-        <w:rPr>
-          <w:rFonts w:ascii="JetBrains Mono" w:hAnsi="JetBrains Mono"/>
-          <w:b w:val="false"/>
-          <w:i w:val="false"/>
-          <w:color w:val="0033B3"/>
-          <w:sz w:val="20"/>
-        </w:rPr>
-        <w:t xml:space="preserve">const </w:t>
-      </w:r>
-      <w:r>
-        <w:rPr>
-          <w:rFonts w:ascii="JetBrains Mono" w:hAnsi="JetBrains Mono"/>
-          <w:b w:val="false"/>
-          <w:i w:val="false"/>
-          <w:color w:val="000000"/>
-          <w:sz w:val="20"/>
-        </w:rPr>
-        <w:t xml:space="preserve">Student </w:t>
-      </w:r>
-      <w:r>
-        <w:rPr>
-          <w:rFonts w:ascii="JetBrains Mono" w:hAnsi="JetBrains Mono"/>
-          <w:b w:val="false"/>
-          <w:i w:val="false"/>
-          <w:color w:val="080808"/>
-          <w:sz w:val="20"/>
-        </w:rPr>
-        <w:t>&amp;</w:t>
-      </w:r>
-      <w:r>
-        <w:rPr>
-          <w:rFonts w:ascii="JetBrains Mono" w:hAnsi="JetBrains Mono"/>
-          <w:b w:val="false"/>
-          <w:i w:val="false"/>
-          <w:color w:val="000000"/>
-          <w:sz w:val="20"/>
-        </w:rPr>
-        <w:t>other</w:t>
-      </w:r>
-      <w:r>
-        <w:rPr>
-          <w:rFonts w:ascii="JetBrains Mono" w:hAnsi="JetBrains Mono"/>
-          <w:b w:val="false"/>
-          <w:i w:val="false"/>
-          <w:color w:val="080808"/>
-          <w:sz w:val="20"/>
-        </w:rPr>
-        <w:t>) {</w:t>
-        <w:br/>
-        <w:t xml:space="preserve">        </w:t>
-      </w:r>
-      <w:r>
-        <w:rPr>
-          <w:rFonts w:ascii="JetBrains Mono" w:hAnsi="JetBrains Mono"/>
-          <w:b w:val="false"/>
-          <w:i w:val="false"/>
-          <w:color w:val="0033B3"/>
-          <w:sz w:val="20"/>
-        </w:rPr>
-        <w:t xml:space="preserve">if </w:t>
-      </w:r>
-      <w:r>
-        <w:rPr>
-          <w:rFonts w:ascii="JetBrains Mono" w:hAnsi="JetBrains Mono"/>
-          <w:b w:val="false"/>
-          <w:i w:val="false"/>
-          <w:color w:val="080808"/>
-          <w:sz w:val="20"/>
-        </w:rPr>
-        <w:t>(</w:t>
-      </w:r>
-      <w:r>
-        <w:rPr>
-          <w:rFonts w:ascii="JetBrains Mono" w:hAnsi="JetBrains Mono"/>
-          <w:b w:val="false"/>
-          <w:i w:val="false"/>
-          <w:color w:val="0033B3"/>
-          <w:sz w:val="20"/>
-        </w:rPr>
-        <w:t xml:space="preserve">this </w:t>
-      </w:r>
-      <w:r>
-        <w:rPr>
-          <w:rFonts w:ascii="JetBrains Mono" w:hAnsi="JetBrains Mono"/>
-          <w:b w:val="false"/>
-          <w:i w:val="false"/>
-          <w:color w:val="080808"/>
-          <w:sz w:val="20"/>
-        </w:rPr>
-        <w:t>!= &amp;</w:t>
-      </w:r>
-      <w:r>
-        <w:rPr>
-          <w:rFonts w:ascii="JetBrains Mono" w:hAnsi="JetBrains Mono"/>
-          <w:b w:val="false"/>
-          <w:i w:val="false"/>
-          <w:color w:val="000000"/>
-          <w:sz w:val="20"/>
-        </w:rPr>
-        <w:t>other</w:t>
-      </w:r>
-      <w:r>
-        <w:rPr>
-          <w:rFonts w:ascii="JetBrains Mono" w:hAnsi="JetBrains Mono"/>
-          <w:b w:val="false"/>
-          <w:i w:val="false"/>
-          <w:color w:val="080808"/>
-          <w:sz w:val="20"/>
-        </w:rPr>
-        <w:t>) {</w:t>
-        <w:br/>
-        <w:t xml:space="preserve">            </w:t>
-      </w:r>
-      <w:r>
-        <w:rPr>
-          <w:rFonts w:ascii="JetBrains Mono" w:hAnsi="JetBrains Mono"/>
-          <w:b w:val="false"/>
-          <w:i w:val="false"/>
-          <w:color w:val="871094"/>
-          <w:sz w:val="20"/>
-        </w:rPr>
-        <w:t xml:space="preserve">age </w:t>
-      </w:r>
-      <w:r>
-        <w:rPr>
-          <w:rFonts w:ascii="JetBrains Mono" w:hAnsi="JetBrains Mono"/>
-          <w:b w:val="false"/>
-          <w:i w:val="false"/>
-          <w:color w:val="080808"/>
-          <w:sz w:val="20"/>
-        </w:rPr>
-        <w:t xml:space="preserve">= </w:t>
-      </w:r>
-      <w:r>
-        <w:rPr>
-          <w:rFonts w:ascii="JetBrains Mono" w:hAnsi="JetBrains Mono"/>
-          <w:b w:val="false"/>
-          <w:i w:val="false"/>
-          <w:color w:val="000000"/>
-          <w:sz w:val="20"/>
-        </w:rPr>
-        <w:t>other</w:t>
-      </w:r>
-      <w:r>
-        <w:rPr>
-          <w:rFonts w:ascii="JetBrains Mono" w:hAnsi="JetBrains Mono"/>
-          <w:b w:val="false"/>
-          <w:i w:val="false"/>
-          <w:color w:val="080808"/>
-          <w:sz w:val="20"/>
-        </w:rPr>
-        <w:t>.</w:t>
-      </w:r>
-      <w:r>
-        <w:rPr>
-          <w:rFonts w:ascii="JetBrains Mono" w:hAnsi="JetBrains Mono"/>
-          <w:b w:val="false"/>
-          <w:i w:val="false"/>
-          <w:color w:val="871094"/>
-          <w:sz w:val="20"/>
-        </w:rPr>
-        <w:t>age</w:t>
-      </w:r>
-      <w:r>
-        <w:rPr>
-          <w:rFonts w:ascii="JetBrains Mono" w:hAnsi="JetBrains Mono"/>
-          <w:b w:val="false"/>
-          <w:i w:val="false"/>
-          <w:color w:val="080808"/>
-          <w:sz w:val="20"/>
-        </w:rPr>
-        <w:t>;</w:t>
-        <w:br/>
-        <w:t xml:space="preserve">            </w:t>
-      </w:r>
-      <w:r>
-        <w:rPr>
-          <w:rFonts w:ascii="JetBrains Mono" w:hAnsi="JetBrains Mono"/>
-          <w:b w:val="false"/>
-          <w:i w:val="false"/>
-          <w:color w:val="871094"/>
-          <w:sz w:val="20"/>
-        </w:rPr>
-        <w:t xml:space="preserve">name </w:t>
-      </w:r>
-      <w:r>
-        <w:rPr>
-          <w:rFonts w:ascii="JetBrains Mono" w:hAnsi="JetBrains Mono"/>
-          <w:b w:val="false"/>
-          <w:i w:val="false"/>
-          <w:color w:val="00627A"/>
-          <w:sz w:val="20"/>
-        </w:rPr>
-        <w:t xml:space="preserve">= </w:t>
-      </w:r>
-      <w:r>
-        <w:rPr>
-          <w:rFonts w:ascii="JetBrains Mono" w:hAnsi="JetBrains Mono"/>
-          <w:b w:val="false"/>
-          <w:i w:val="false"/>
-          <w:color w:val="000000"/>
-          <w:sz w:val="20"/>
-        </w:rPr>
-        <w:t>other</w:t>
-      </w:r>
-      <w:r>
-        <w:rPr>
-          <w:rFonts w:ascii="JetBrains Mono" w:hAnsi="JetBrains Mono"/>
-          <w:b w:val="false"/>
-          <w:i w:val="false"/>
-          <w:color w:val="080808"/>
-          <w:sz w:val="20"/>
-        </w:rPr>
-        <w:t>.</w:t>
-      </w:r>
-      <w:r>
-        <w:rPr>
-          <w:rFonts w:ascii="JetBrains Mono" w:hAnsi="JetBrains Mono"/>
-          <w:b w:val="false"/>
-          <w:i w:val="false"/>
-          <w:color w:val="871094"/>
-          <w:sz w:val="20"/>
-        </w:rPr>
-        <w:t>name</w:t>
-      </w:r>
-      <w:r>
-        <w:rPr>
-          <w:rFonts w:ascii="JetBrains Mono" w:hAnsi="JetBrains Mono"/>
-          <w:b w:val="false"/>
-          <w:i w:val="false"/>
-          <w:color w:val="080808"/>
-          <w:sz w:val="20"/>
-        </w:rPr>
-        <w:t>;</w:t>
-        <w:br/>
-        <w:t xml:space="preserve">        }</w:t>
-        <w:br/>
-        <w:t xml:space="preserve">        </w:t>
-      </w:r>
-      <w:r>
-        <w:rPr>
-          <w:rFonts w:ascii="JetBrains Mono" w:hAnsi="JetBrains Mono"/>
-          <w:b w:val="false"/>
-          <w:i w:val="false"/>
-          <w:color w:val="0033B3"/>
-          <w:sz w:val="20"/>
-        </w:rPr>
-        <w:t xml:space="preserve">return </w:t>
-      </w:r>
-      <w:r>
-        <w:rPr>
-          <w:rFonts w:ascii="JetBrains Mono" w:hAnsi="JetBrains Mono"/>
-          <w:b w:val="false"/>
-          <w:i w:val="false"/>
-          <w:color w:val="080808"/>
-          <w:sz w:val="20"/>
-        </w:rPr>
-        <w:t>*</w:t>
-      </w:r>
-      <w:r>
-        <w:rPr>
-          <w:rFonts w:ascii="JetBrains Mono" w:hAnsi="JetBrains Mono"/>
-          <w:b w:val="false"/>
-          <w:i w:val="false"/>
-          <w:color w:val="0033B3"/>
-          <w:sz w:val="20"/>
-        </w:rPr>
-        <w:t>this</w:t>
-      </w:r>
-      <w:r>
-        <w:rPr>
-          <w:rFonts w:ascii="JetBrains Mono" w:hAnsi="JetBrains Mono"/>
-          <w:b w:val="false"/>
-          <w:i w:val="false"/>
-          <w:color w:val="080808"/>
-          <w:sz w:val="20"/>
-        </w:rPr>
-        <w:t>;</w:t>
-        <w:br/>
-        <w:t xml:space="preserve">    }</w:t>
-        <w:br/>
-        <w:t>};</w:t>
-        <w:br/>
-        <w:br/>
-      </w:r>
-      <w:r>
-        <w:rPr>
-          <w:rFonts w:ascii="JetBrains Mono" w:hAnsi="JetBrains Mono"/>
-          <w:b w:val="false"/>
-          <w:i w:val="false"/>
-          <w:color w:val="0033B3"/>
-          <w:sz w:val="20"/>
-        </w:rPr>
-        <w:t xml:space="preserve">class </w:t>
-      </w:r>
-      <w:r>
-        <w:rPr>
-          <w:rFonts w:ascii="JetBrains Mono" w:hAnsi="JetBrains Mono"/>
-          <w:b w:val="false"/>
-          <w:i w:val="false"/>
-          <w:color w:val="000000"/>
-          <w:sz w:val="20"/>
-        </w:rPr>
-        <w:t xml:space="preserve">Employee </w:t>
-      </w:r>
-      <w:r>
-        <w:rPr>
-          <w:rFonts w:ascii="JetBrains Mono" w:hAnsi="JetBrains Mono"/>
-          <w:b w:val="false"/>
-          <w:i w:val="false"/>
-          <w:color w:val="080808"/>
-          <w:sz w:val="20"/>
-        </w:rPr>
-        <w:t xml:space="preserve">: </w:t>
-      </w:r>
-      <w:r>
-        <w:rPr>
-          <w:rFonts w:ascii="JetBrains Mono" w:hAnsi="JetBrains Mono"/>
-          <w:b w:val="false"/>
-          <w:i w:val="false"/>
-          <w:color w:val="0033B3"/>
-          <w:sz w:val="20"/>
-        </w:rPr>
-        <w:t xml:space="preserve">public </w:t>
-      </w:r>
-      <w:r>
-        <w:rPr>
-          <w:rFonts w:ascii="JetBrains Mono" w:hAnsi="JetBrains Mono"/>
-          <w:b w:val="false"/>
-          <w:i w:val="false"/>
-          <w:color w:val="000000"/>
-          <w:sz w:val="20"/>
-        </w:rPr>
-        <w:t xml:space="preserve">Student </w:t>
-      </w:r>
-      <w:r>
-        <w:rPr>
-          <w:rFonts w:ascii="JetBrains Mono" w:hAnsi="JetBrains Mono"/>
-          <w:b w:val="false"/>
-          <w:i w:val="false"/>
-          <w:color w:val="080808"/>
-          <w:sz w:val="20"/>
-        </w:rPr>
-        <w:t>{</w:t>
-        <w:br/>
-      </w:r>
-      <w:r>
-        <w:rPr>
-          <w:rFonts w:ascii="JetBrains Mono" w:hAnsi="JetBrains Mono"/>
-          <w:b w:val="false"/>
-          <w:i w:val="false"/>
-          <w:color w:val="0033B3"/>
-          <w:sz w:val="20"/>
-        </w:rPr>
-        <w:t>protected</w:t>
-      </w:r>
-      <w:r>
-        <w:rPr>
-          <w:rFonts w:ascii="JetBrains Mono" w:hAnsi="JetBrains Mono"/>
-          <w:b w:val="false"/>
-          <w:i w:val="false"/>
-          <w:color w:val="080808"/>
-          <w:sz w:val="20"/>
-        </w:rPr>
-        <w:t>:</w:t>
-        <w:br/>
-        <w:t xml:space="preserve">    </w:t>
-      </w:r>
-      <w:r>
-        <w:rPr>
-          <w:rFonts w:ascii="JetBrains Mono" w:hAnsi="JetBrains Mono"/>
-          <w:b w:val="false"/>
-          <w:i w:val="false"/>
-          <w:color w:val="000000"/>
-          <w:sz w:val="20"/>
-        </w:rPr>
-        <w:t>std</w:t>
-      </w:r>
-      <w:r>
-        <w:rPr>
-          <w:rFonts w:ascii="JetBrains Mono" w:hAnsi="JetBrains Mono"/>
-          <w:b w:val="false"/>
-          <w:i w:val="false"/>
-          <w:color w:val="080808"/>
-          <w:sz w:val="20"/>
-        </w:rPr>
-        <w:t>::</w:t>
-      </w:r>
-      <w:r>
-        <w:rPr>
-          <w:rFonts w:ascii="JetBrains Mono" w:hAnsi="JetBrains Mono"/>
-          <w:b w:val="false"/>
-          <w:i w:val="false"/>
-          <w:color w:val="000000"/>
-          <w:sz w:val="20"/>
-        </w:rPr>
-        <w:t xml:space="preserve">string </w:t>
-      </w:r>
-      <w:r>
-        <w:rPr>
-          <w:rFonts w:ascii="JetBrains Mono" w:hAnsi="JetBrains Mono"/>
-          <w:b w:val="false"/>
-          <w:i w:val="false"/>
-          <w:color w:val="871094"/>
-          <w:sz w:val="20"/>
-        </w:rPr>
-        <w:t>post</w:t>
-      </w:r>
-      <w:r>
-        <w:rPr>
-          <w:rFonts w:ascii="JetBrains Mono" w:hAnsi="JetBrains Mono"/>
-          <w:b w:val="false"/>
-          <w:i w:val="false"/>
-          <w:color w:val="080808"/>
-          <w:sz w:val="20"/>
-        </w:rPr>
-        <w:t>;</w:t>
-        <w:br/>
-        <w:br/>
-      </w:r>
-      <w:r>
-        <w:rPr>
-          <w:rFonts w:ascii="JetBrains Mono" w:hAnsi="JetBrains Mono"/>
-          <w:b w:val="false"/>
-          <w:i w:val="false"/>
-          <w:color w:val="0033B3"/>
-          <w:sz w:val="20"/>
-        </w:rPr>
-        <w:t>public</w:t>
-      </w:r>
-      <w:r>
-        <w:rPr>
-          <w:rFonts w:ascii="JetBrains Mono" w:hAnsi="JetBrains Mono"/>
-          <w:b w:val="false"/>
-          <w:i w:val="false"/>
-          <w:color w:val="080808"/>
-          <w:sz w:val="20"/>
-        </w:rPr>
-        <w:t>:</w:t>
-        <w:br/>
-        <w:t xml:space="preserve">    </w:t>
-      </w:r>
-      <w:r>
-        <w:rPr>
-          <w:rFonts w:ascii="JetBrains Mono" w:hAnsi="JetBrains Mono"/>
-          <w:b w:val="false"/>
-          <w:i w:val="false"/>
-          <w:color w:val="00627A"/>
-          <w:sz w:val="20"/>
-        </w:rPr>
-        <w:t>Employee</w:t>
-      </w:r>
-      <w:r>
-        <w:rPr>
-          <w:rFonts w:ascii="JetBrains Mono" w:hAnsi="JetBrains Mono"/>
-          <w:b w:val="false"/>
-          <w:i w:val="false"/>
-          <w:color w:val="080808"/>
-          <w:sz w:val="20"/>
-        </w:rPr>
-        <w:t xml:space="preserve">() : </w:t>
-      </w:r>
-      <w:r>
-        <w:rPr>
-          <w:rFonts w:ascii="JetBrains Mono" w:hAnsi="JetBrains Mono"/>
-          <w:b w:val="false"/>
-          <w:i w:val="false"/>
-          <w:color w:val="808080"/>
-          <w:sz w:val="20"/>
-        </w:rPr>
-        <w:t xml:space="preserve">Student() </w:t>
-      </w:r>
-      <w:r>
-        <w:rPr>
-          <w:rFonts w:ascii="JetBrains Mono" w:hAnsi="JetBrains Mono"/>
-          <w:b w:val="false"/>
-          <w:i w:val="false"/>
-          <w:color w:val="080808"/>
-          <w:sz w:val="20"/>
-        </w:rPr>
-        <w:t>{</w:t>
-        <w:br/>
-        <w:t xml:space="preserve">        </w:t>
-      </w:r>
-      <w:r>
-        <w:rPr>
-          <w:rFonts w:ascii="JetBrains Mono" w:hAnsi="JetBrains Mono"/>
-          <w:b w:val="false"/>
-          <w:i w:val="false"/>
-          <w:color w:val="871094"/>
-          <w:sz w:val="20"/>
-        </w:rPr>
-        <w:t xml:space="preserve">post </w:t>
-      </w:r>
-      <w:r>
-        <w:rPr>
-          <w:rFonts w:ascii="JetBrains Mono" w:hAnsi="JetBrains Mono"/>
-          <w:b w:val="false"/>
-          <w:i w:val="false"/>
-          <w:color w:val="00627A"/>
-          <w:sz w:val="20"/>
-        </w:rPr>
-        <w:t xml:space="preserve">= </w:t>
-      </w:r>
-      <w:r>
-        <w:rPr>
-          <w:rFonts w:ascii="JetBrains Mono" w:hAnsi="JetBrains Mono"/>
-          <w:b w:val="false"/>
-          <w:i w:val="false"/>
-          <w:color w:val="067D17"/>
-          <w:sz w:val="20"/>
-        </w:rPr>
-        <w:t>""</w:t>
-      </w:r>
-      <w:r>
-        <w:rPr>
-          <w:rFonts w:ascii="JetBrains Mono" w:hAnsi="JetBrains Mono"/>
-          <w:b w:val="false"/>
-          <w:i w:val="false"/>
-          <w:color w:val="080808"/>
-          <w:sz w:val="20"/>
-        </w:rPr>
-        <w:t>;</w:t>
-        <w:br/>
-        <w:t xml:space="preserve">    }</w:t>
-        <w:br/>
-        <w:br/>
-        <w:t xml:space="preserve">    </w:t>
-      </w:r>
-      <w:r>
-        <w:rPr>
-          <w:rFonts w:ascii="JetBrains Mono" w:hAnsi="JetBrains Mono"/>
-          <w:b w:val="false"/>
-          <w:i w:val="false"/>
-          <w:color w:val="00627A"/>
-          <w:sz w:val="20"/>
-        </w:rPr>
-        <w:t>Employee</w:t>
-      </w:r>
-      <w:r>
-        <w:rPr>
-          <w:rFonts w:ascii="JetBrains Mono" w:hAnsi="JetBrains Mono"/>
-          <w:b w:val="false"/>
-          <w:i w:val="false"/>
-          <w:color w:val="080808"/>
-          <w:sz w:val="20"/>
-        </w:rPr>
-        <w:t>(</w:t>
-      </w:r>
-      <w:r>
-        <w:rPr>
-          <w:rFonts w:ascii="JetBrains Mono" w:hAnsi="JetBrains Mono"/>
-          <w:b w:val="false"/>
-          <w:i w:val="false"/>
-          <w:color w:val="0033B3"/>
-          <w:sz w:val="20"/>
-        </w:rPr>
-        <w:t xml:space="preserve">int </w:t>
-      </w:r>
-      <w:r>
-        <w:rPr>
-          <w:rFonts w:ascii="JetBrains Mono" w:hAnsi="JetBrains Mono"/>
-          <w:b w:val="false"/>
-          <w:i w:val="false"/>
-          <w:color w:val="000000"/>
-          <w:sz w:val="20"/>
-        </w:rPr>
-        <w:t>a</w:t>
-      </w:r>
-      <w:r>
-        <w:rPr>
-          <w:rFonts w:ascii="JetBrains Mono" w:hAnsi="JetBrains Mono"/>
-          <w:b w:val="false"/>
-          <w:i w:val="false"/>
-          <w:color w:val="080808"/>
-          <w:sz w:val="20"/>
-        </w:rPr>
-        <w:t xml:space="preserve">, </w:t>
-      </w:r>
-      <w:r>
-        <w:rPr>
-          <w:rFonts w:ascii="JetBrains Mono" w:hAnsi="JetBrains Mono"/>
-          <w:b w:val="false"/>
-          <w:i w:val="false"/>
-          <w:color w:val="0033B3"/>
-          <w:sz w:val="20"/>
-        </w:rPr>
-        <w:t xml:space="preserve">const </w:t>
-      </w:r>
-      <w:r>
-        <w:rPr>
-          <w:rFonts w:ascii="JetBrains Mono" w:hAnsi="JetBrains Mono"/>
-          <w:b w:val="false"/>
-          <w:i w:val="false"/>
-          <w:color w:val="000000"/>
-          <w:sz w:val="20"/>
-        </w:rPr>
-        <w:t>std</w:t>
-      </w:r>
-      <w:r>
-        <w:rPr>
-          <w:rFonts w:ascii="JetBrains Mono" w:hAnsi="JetBrains Mono"/>
-          <w:b w:val="false"/>
-          <w:i w:val="false"/>
-          <w:color w:val="080808"/>
-          <w:sz w:val="20"/>
-        </w:rPr>
-        <w:t>::</w:t>
-      </w:r>
-      <w:r>
-        <w:rPr>
-          <w:rFonts w:ascii="JetBrains Mono" w:hAnsi="JetBrains Mono"/>
-          <w:b w:val="false"/>
-          <w:i w:val="false"/>
-          <w:color w:val="000000"/>
-          <w:sz w:val="20"/>
-        </w:rPr>
-        <w:t xml:space="preserve">string </w:t>
-      </w:r>
-      <w:r>
-        <w:rPr>
-          <w:rFonts w:ascii="JetBrains Mono" w:hAnsi="JetBrains Mono"/>
-          <w:b w:val="false"/>
-          <w:i w:val="false"/>
-          <w:color w:val="080808"/>
-          <w:sz w:val="20"/>
-        </w:rPr>
-        <w:t>&amp;</w:t>
-      </w:r>
-      <w:r>
-        <w:rPr>
-          <w:rFonts w:ascii="JetBrains Mono" w:hAnsi="JetBrains Mono"/>
-          <w:b w:val="false"/>
-          <w:i w:val="false"/>
-          <w:color w:val="000000"/>
-          <w:sz w:val="20"/>
-        </w:rPr>
-        <w:t>n</w:t>
-      </w:r>
-      <w:r>
-        <w:rPr>
-          <w:rFonts w:ascii="JetBrains Mono" w:hAnsi="JetBrains Mono"/>
-          <w:b w:val="false"/>
-          <w:i w:val="false"/>
-          <w:color w:val="080808"/>
-          <w:sz w:val="20"/>
-        </w:rPr>
-        <w:t xml:space="preserve">, </w:t>
-      </w:r>
-      <w:r>
-        <w:rPr>
-          <w:rFonts w:ascii="JetBrains Mono" w:hAnsi="JetBrains Mono"/>
-          <w:b w:val="false"/>
-          <w:i w:val="false"/>
-          <w:color w:val="0033B3"/>
-          <w:sz w:val="20"/>
-        </w:rPr>
-        <w:t xml:space="preserve">const </w:t>
-      </w:r>
-      <w:r>
-        <w:rPr>
-          <w:rFonts w:ascii="JetBrains Mono" w:hAnsi="JetBrains Mono"/>
-          <w:b w:val="false"/>
-          <w:i w:val="false"/>
-          <w:color w:val="000000"/>
-          <w:sz w:val="20"/>
-        </w:rPr>
-        <w:t>std</w:t>
-      </w:r>
-      <w:r>
-        <w:rPr>
-          <w:rFonts w:ascii="JetBrains Mono" w:hAnsi="JetBrains Mono"/>
-          <w:b w:val="false"/>
-          <w:i w:val="false"/>
-          <w:color w:val="080808"/>
-          <w:sz w:val="20"/>
-        </w:rPr>
-        <w:t>::</w:t>
-      </w:r>
-      <w:r>
-        <w:rPr>
-          <w:rFonts w:ascii="JetBrains Mono" w:hAnsi="JetBrains Mono"/>
-          <w:b w:val="false"/>
-          <w:i w:val="false"/>
-          <w:color w:val="000000"/>
-          <w:sz w:val="20"/>
-        </w:rPr>
-        <w:t xml:space="preserve">string </w:t>
-      </w:r>
-      <w:r>
-        <w:rPr>
-          <w:rFonts w:ascii="JetBrains Mono" w:hAnsi="JetBrains Mono"/>
-          <w:b w:val="false"/>
-          <w:i w:val="false"/>
-          <w:color w:val="080808"/>
-          <w:sz w:val="20"/>
-        </w:rPr>
-        <w:t>&amp;</w:t>
-      </w:r>
-      <w:r>
-        <w:rPr>
-          <w:rFonts w:ascii="JetBrains Mono" w:hAnsi="JetBrains Mono"/>
-          <w:b w:val="false"/>
-          <w:i w:val="false"/>
-          <w:color w:val="000000"/>
-          <w:sz w:val="20"/>
-        </w:rPr>
-        <w:t>p</w:t>
-      </w:r>
-      <w:r>
-        <w:rPr>
-          <w:rFonts w:ascii="JetBrains Mono" w:hAnsi="JetBrains Mono"/>
-          <w:b w:val="false"/>
-          <w:i w:val="false"/>
-          <w:color w:val="080808"/>
-          <w:sz w:val="20"/>
-        </w:rPr>
-        <w:t xml:space="preserve">) : </w:t>
-      </w:r>
-      <w:r>
-        <w:rPr>
-          <w:rFonts w:ascii="JetBrains Mono" w:hAnsi="JetBrains Mono"/>
-          <w:b w:val="false"/>
-          <w:i w:val="false"/>
-          <w:color w:val="000000"/>
-          <w:sz w:val="20"/>
-        </w:rPr>
-        <w:t>Student</w:t>
-      </w:r>
-      <w:r>
-        <w:rPr>
-          <w:rFonts w:ascii="JetBrains Mono" w:hAnsi="JetBrains Mono"/>
-          <w:b w:val="false"/>
-          <w:i w:val="false"/>
-          <w:color w:val="00627A"/>
-          <w:sz w:val="20"/>
-        </w:rPr>
-        <w:t>(</w:t>
-      </w:r>
-      <w:r>
-        <w:rPr>
-          <w:rFonts w:ascii="JetBrains Mono" w:hAnsi="JetBrains Mono"/>
-          <w:b w:val="false"/>
-          <w:i w:val="false"/>
-          <w:color w:val="000000"/>
-          <w:sz w:val="20"/>
-        </w:rPr>
-        <w:t>a</w:t>
-      </w:r>
-      <w:r>
-        <w:rPr>
-          <w:rFonts w:ascii="JetBrains Mono" w:hAnsi="JetBrains Mono"/>
-          <w:b w:val="false"/>
-          <w:i w:val="false"/>
-          <w:color w:val="080808"/>
-          <w:sz w:val="20"/>
-        </w:rPr>
-        <w:t xml:space="preserve">, </w:t>
-      </w:r>
-      <w:r>
-        <w:rPr>
-          <w:rFonts w:ascii="JetBrains Mono" w:hAnsi="JetBrains Mono"/>
-          <w:b w:val="false"/>
-          <w:i w:val="false"/>
-          <w:color w:val="000000"/>
-          <w:sz w:val="20"/>
-        </w:rPr>
-        <w:t>n</w:t>
-      </w:r>
-      <w:r>
-        <w:rPr>
-          <w:rFonts w:ascii="JetBrains Mono" w:hAnsi="JetBrains Mono"/>
-          <w:b w:val="false"/>
-          <w:i w:val="false"/>
-          <w:color w:val="00627A"/>
-          <w:sz w:val="20"/>
-        </w:rPr>
-        <w:t xml:space="preserve">) </w:t>
-      </w:r>
-      <w:r>
-        <w:rPr>
-          <w:rFonts w:ascii="JetBrains Mono" w:hAnsi="JetBrains Mono"/>
-          <w:b w:val="false"/>
-          <w:i w:val="false"/>
-          <w:color w:val="080808"/>
-          <w:sz w:val="20"/>
-        </w:rPr>
-        <w:t>{</w:t>
-        <w:br/>
-        <w:t xml:space="preserve">        </w:t>
-      </w:r>
-      <w:r>
-        <w:rPr>
-          <w:rFonts w:ascii="JetBrains Mono" w:hAnsi="JetBrains Mono"/>
-          <w:b w:val="false"/>
-          <w:i w:val="false"/>
-          <w:color w:val="871094"/>
-          <w:sz w:val="20"/>
-        </w:rPr>
-        <w:t xml:space="preserve">post </w:t>
-      </w:r>
-      <w:r>
-        <w:rPr>
-          <w:rFonts w:ascii="JetBrains Mono" w:hAnsi="JetBrains Mono"/>
-          <w:b w:val="false"/>
-          <w:i w:val="false"/>
-          <w:color w:val="00627A"/>
-          <w:sz w:val="20"/>
-        </w:rPr>
-        <w:t xml:space="preserve">= </w:t>
-      </w:r>
-      <w:r>
-        <w:rPr>
-          <w:rFonts w:ascii="JetBrains Mono" w:hAnsi="JetBrains Mono"/>
-          <w:b w:val="false"/>
-          <w:i w:val="false"/>
-          <w:color w:val="000000"/>
-          <w:sz w:val="20"/>
-        </w:rPr>
-        <w:t>p</w:t>
-      </w:r>
-      <w:r>
-        <w:rPr>
-          <w:rFonts w:ascii="JetBrains Mono" w:hAnsi="JetBrains Mono"/>
-          <w:b w:val="false"/>
-          <w:i w:val="false"/>
-          <w:color w:val="080808"/>
-          <w:sz w:val="20"/>
-        </w:rPr>
-        <w:t>;</w:t>
-        <w:br/>
-        <w:t xml:space="preserve">    }</w:t>
-        <w:br/>
-        <w:br/>
-        <w:t xml:space="preserve">    </w:t>
-      </w:r>
-      <w:r>
-        <w:rPr>
-          <w:rFonts w:ascii="JetBrains Mono" w:hAnsi="JetBrains Mono"/>
-          <w:b w:val="false"/>
-          <w:i w:val="false"/>
-          <w:color w:val="00627A"/>
-          <w:sz w:val="20"/>
-        </w:rPr>
-        <w:t>Employee</w:t>
-      </w:r>
-      <w:r>
-        <w:rPr>
-          <w:rFonts w:ascii="JetBrains Mono" w:hAnsi="JetBrains Mono"/>
-          <w:b w:val="false"/>
-          <w:i w:val="false"/>
-          <w:color w:val="080808"/>
-          <w:sz w:val="20"/>
-        </w:rPr>
-        <w:t>(</w:t>
-      </w:r>
-      <w:r>
-        <w:rPr>
-          <w:rFonts w:ascii="JetBrains Mono" w:hAnsi="JetBrains Mono"/>
-          <w:b w:val="false"/>
-          <w:i w:val="false"/>
-          <w:color w:val="0033B3"/>
-          <w:sz w:val="20"/>
-        </w:rPr>
-        <w:t xml:space="preserve">const </w:t>
-      </w:r>
-      <w:r>
-        <w:rPr>
-          <w:rFonts w:ascii="JetBrains Mono" w:hAnsi="JetBrains Mono"/>
-          <w:b w:val="false"/>
-          <w:i w:val="false"/>
-          <w:color w:val="000000"/>
-          <w:sz w:val="20"/>
-        </w:rPr>
-        <w:t xml:space="preserve">Employee </w:t>
-      </w:r>
-      <w:r>
-        <w:rPr>
-          <w:rFonts w:ascii="JetBrains Mono" w:hAnsi="JetBrains Mono"/>
-          <w:b w:val="false"/>
-          <w:i w:val="false"/>
-          <w:color w:val="080808"/>
-          <w:sz w:val="20"/>
-        </w:rPr>
-        <w:t>&amp;</w:t>
-      </w:r>
-      <w:r>
-        <w:rPr>
-          <w:rFonts w:ascii="JetBrains Mono" w:hAnsi="JetBrains Mono"/>
-          <w:b w:val="false"/>
-          <w:i w:val="false"/>
-          <w:color w:val="000000"/>
-          <w:sz w:val="20"/>
-        </w:rPr>
-        <w:t>e</w:t>
-      </w:r>
-      <w:r>
-        <w:rPr>
-          <w:rFonts w:ascii="JetBrains Mono" w:hAnsi="JetBrains Mono"/>
-          <w:b w:val="false"/>
-          <w:i w:val="false"/>
-          <w:color w:val="080808"/>
-          <w:sz w:val="20"/>
-        </w:rPr>
-        <w:t xml:space="preserve">) : </w:t>
-      </w:r>
-      <w:r>
-        <w:rPr>
-          <w:rFonts w:ascii="JetBrains Mono" w:hAnsi="JetBrains Mono"/>
-          <w:b w:val="false"/>
-          <w:i w:val="false"/>
-          <w:color w:val="000000"/>
-          <w:sz w:val="20"/>
-        </w:rPr>
-        <w:t>Student</w:t>
-      </w:r>
-      <w:r>
-        <w:rPr>
-          <w:rFonts w:ascii="JetBrains Mono" w:hAnsi="JetBrains Mono"/>
-          <w:b w:val="false"/>
-          <w:i w:val="false"/>
-          <w:color w:val="00627A"/>
-          <w:sz w:val="20"/>
-        </w:rPr>
-        <w:t>(</w:t>
-      </w:r>
-      <w:r>
-        <w:rPr>
-          <w:rFonts w:ascii="JetBrains Mono" w:hAnsi="JetBrains Mono"/>
-          <w:b w:val="false"/>
-          <w:i w:val="false"/>
-          <w:color w:val="000000"/>
-          <w:sz w:val="20"/>
-        </w:rPr>
-        <w:t>e</w:t>
-      </w:r>
-      <w:r>
-        <w:rPr>
-          <w:rFonts w:ascii="JetBrains Mono" w:hAnsi="JetBrains Mono"/>
-          <w:b w:val="false"/>
-          <w:i w:val="false"/>
-          <w:color w:val="00627A"/>
-          <w:sz w:val="20"/>
-        </w:rPr>
-        <w:t xml:space="preserve">) </w:t>
-      </w:r>
-      <w:r>
-        <w:rPr>
-          <w:rFonts w:ascii="JetBrains Mono" w:hAnsi="JetBrains Mono"/>
-          <w:b w:val="false"/>
-          <w:i w:val="false"/>
-          <w:color w:val="080808"/>
-          <w:sz w:val="20"/>
-        </w:rPr>
-        <w:t>{</w:t>
-        <w:br/>
-        <w:t xml:space="preserve">        </w:t>
-      </w:r>
-      <w:r>
-        <w:rPr>
-          <w:rFonts w:ascii="JetBrains Mono" w:hAnsi="JetBrains Mono"/>
-          <w:b w:val="false"/>
-          <w:i w:val="false"/>
-          <w:color w:val="871094"/>
-          <w:sz w:val="20"/>
-        </w:rPr>
-        <w:t xml:space="preserve">post </w:t>
-      </w:r>
-      <w:r>
-        <w:rPr>
-          <w:rFonts w:ascii="JetBrains Mono" w:hAnsi="JetBrains Mono"/>
-          <w:b w:val="false"/>
-          <w:i w:val="false"/>
-          <w:color w:val="00627A"/>
-          <w:sz w:val="20"/>
-        </w:rPr>
-        <w:t xml:space="preserve">= </w:t>
-      </w:r>
-      <w:r>
-        <w:rPr>
-          <w:rFonts w:ascii="JetBrains Mono" w:hAnsi="JetBrains Mono"/>
-          <w:b w:val="false"/>
-          <w:i w:val="false"/>
-          <w:color w:val="000000"/>
-          <w:sz w:val="20"/>
-        </w:rPr>
-        <w:t>e</w:t>
-      </w:r>
-      <w:r>
-        <w:rPr>
-          <w:rFonts w:ascii="JetBrains Mono" w:hAnsi="JetBrains Mono"/>
-          <w:b w:val="false"/>
-          <w:i w:val="false"/>
-          <w:color w:val="080808"/>
-          <w:sz w:val="20"/>
-        </w:rPr>
-        <w:t>.</w:t>
-      </w:r>
-      <w:r>
-        <w:rPr>
-          <w:rFonts w:ascii="JetBrains Mono" w:hAnsi="JetBrains Mono"/>
-          <w:b w:val="false"/>
-          <w:i w:val="false"/>
-          <w:color w:val="871094"/>
-          <w:sz w:val="20"/>
-        </w:rPr>
-        <w:t>post</w:t>
-      </w:r>
-      <w:r>
-        <w:rPr>
-          <w:rFonts w:ascii="JetBrains Mono" w:hAnsi="JetBrains Mono"/>
-          <w:b w:val="false"/>
-          <w:i w:val="false"/>
-          <w:color w:val="080808"/>
-          <w:sz w:val="20"/>
-        </w:rPr>
-        <w:t>;</w:t>
-        <w:br/>
-        <w:t xml:space="preserve">    }</w:t>
-        <w:br/>
-        <w:br/>
-        <w:t xml:space="preserve">    </w:t>
-      </w:r>
-      <w:r>
-        <w:rPr>
-          <w:rFonts w:ascii="JetBrains Mono" w:hAnsi="JetBrains Mono"/>
-          <w:b w:val="false"/>
-          <w:i w:val="false"/>
-          <w:color w:val="000000"/>
-          <w:sz w:val="20"/>
-        </w:rPr>
-        <w:t xml:space="preserve">Employee </w:t>
-      </w:r>
-      <w:r>
-        <w:rPr>
-          <w:rFonts w:ascii="JetBrains Mono" w:hAnsi="JetBrains Mono"/>
-          <w:b w:val="false"/>
-          <w:i w:val="false"/>
-          <w:color w:val="080808"/>
-          <w:sz w:val="20"/>
-        </w:rPr>
-        <w:t>&amp;</w:t>
-      </w:r>
-      <w:r>
-        <w:rPr>
-          <w:rFonts w:ascii="JetBrains Mono" w:hAnsi="JetBrains Mono"/>
-          <w:b w:val="false"/>
-          <w:i w:val="false"/>
-          <w:color w:val="0033B3"/>
-          <w:sz w:val="20"/>
-        </w:rPr>
-        <w:t>operator</w:t>
-      </w:r>
-      <w:r>
-        <w:rPr>
-          <w:rFonts w:ascii="JetBrains Mono" w:hAnsi="JetBrains Mono"/>
-          <w:b w:val="false"/>
-          <w:i w:val="false"/>
-          <w:color w:val="080808"/>
-          <w:sz w:val="20"/>
-        </w:rPr>
-        <w:t>=(</w:t>
-      </w:r>
-      <w:r>
-        <w:rPr>
-          <w:rFonts w:ascii="JetBrains Mono" w:hAnsi="JetBrains Mono"/>
-          <w:b w:val="false"/>
-          <w:i w:val="false"/>
-          <w:color w:val="0033B3"/>
-          <w:sz w:val="20"/>
-        </w:rPr>
-        <w:t xml:space="preserve">const </w:t>
-      </w:r>
-      <w:r>
-        <w:rPr>
-          <w:rFonts w:ascii="JetBrains Mono" w:hAnsi="JetBrains Mono"/>
-          <w:b w:val="false"/>
-          <w:i w:val="false"/>
-          <w:color w:val="000000"/>
-          <w:sz w:val="20"/>
-        </w:rPr>
-        <w:t xml:space="preserve">Employee </w:t>
-      </w:r>
-      <w:r>
-        <w:rPr>
-          <w:rFonts w:ascii="JetBrains Mono" w:hAnsi="JetBrains Mono"/>
-          <w:b w:val="false"/>
-          <w:i w:val="false"/>
-          <w:color w:val="080808"/>
-          <w:sz w:val="20"/>
-        </w:rPr>
-        <w:t>&amp;</w:t>
-      </w:r>
-      <w:r>
-        <w:rPr>
-          <w:rFonts w:ascii="JetBrains Mono" w:hAnsi="JetBrains Mono"/>
-          <w:b w:val="false"/>
-          <w:i w:val="false"/>
-          <w:color w:val="000000"/>
-          <w:sz w:val="20"/>
-        </w:rPr>
-        <w:t>e</w:t>
-      </w:r>
-      <w:r>
-        <w:rPr>
-          <w:rFonts w:ascii="JetBrains Mono" w:hAnsi="JetBrains Mono"/>
-          <w:b w:val="false"/>
-          <w:i w:val="false"/>
-          <w:color w:val="080808"/>
-          <w:sz w:val="20"/>
-        </w:rPr>
-        <w:t>) {</w:t>
-        <w:br/>
-        <w:t xml:space="preserve">        </w:t>
-      </w:r>
-      <w:r>
-        <w:rPr>
-          <w:rFonts w:ascii="JetBrains Mono" w:hAnsi="JetBrains Mono"/>
-          <w:b w:val="false"/>
-          <w:i w:val="false"/>
-          <w:color w:val="0033B3"/>
-          <w:sz w:val="20"/>
-        </w:rPr>
-        <w:t xml:space="preserve">if </w:t>
-      </w:r>
-      <w:r>
-        <w:rPr>
-          <w:rFonts w:ascii="JetBrains Mono" w:hAnsi="JetBrains Mono"/>
-          <w:b w:val="false"/>
-          <w:i w:val="false"/>
-          <w:color w:val="080808"/>
-          <w:sz w:val="20"/>
-        </w:rPr>
-        <w:t>(</w:t>
-      </w:r>
-      <w:r>
-        <w:rPr>
-          <w:rFonts w:ascii="JetBrains Mono" w:hAnsi="JetBrains Mono"/>
-          <w:b w:val="false"/>
-          <w:i w:val="false"/>
-          <w:color w:val="0033B3"/>
-          <w:sz w:val="20"/>
-        </w:rPr>
-        <w:t xml:space="preserve">this </w:t>
-      </w:r>
-      <w:r>
-        <w:rPr>
-          <w:rFonts w:ascii="JetBrains Mono" w:hAnsi="JetBrains Mono"/>
-          <w:b w:val="false"/>
-          <w:i w:val="false"/>
-          <w:color w:val="080808"/>
-          <w:sz w:val="20"/>
-        </w:rPr>
-        <w:t>!= &amp;</w:t>
-      </w:r>
-      <w:r>
-        <w:rPr>
-          <w:rFonts w:ascii="JetBrains Mono" w:hAnsi="JetBrains Mono"/>
-          <w:b w:val="false"/>
-          <w:i w:val="false"/>
-          <w:color w:val="000000"/>
-          <w:sz w:val="20"/>
-        </w:rPr>
-        <w:t>e</w:t>
-      </w:r>
-      <w:r>
-        <w:rPr>
-          <w:rFonts w:ascii="JetBrains Mono" w:hAnsi="JetBrains Mono"/>
-          <w:b w:val="false"/>
-          <w:i w:val="false"/>
-          <w:color w:val="080808"/>
-          <w:sz w:val="20"/>
-        </w:rPr>
-        <w:t>) {</w:t>
-        <w:br/>
-        <w:t xml:space="preserve">            </w:t>
-      </w:r>
-      <w:r>
-        <w:rPr>
-          <w:rFonts w:ascii="JetBrains Mono" w:hAnsi="JetBrains Mono"/>
-          <w:b w:val="false"/>
-          <w:i w:val="false"/>
-          <w:color w:val="000000"/>
-          <w:sz w:val="20"/>
-        </w:rPr>
-        <w:t>Student</w:t>
-      </w:r>
-      <w:r>
-        <w:rPr>
-          <w:rFonts w:ascii="JetBrains Mono" w:hAnsi="JetBrains Mono"/>
-          <w:b w:val="false"/>
-          <w:i w:val="false"/>
-          <w:color w:val="080808"/>
-          <w:sz w:val="20"/>
-        </w:rPr>
-        <w:t>::</w:t>
-      </w:r>
-      <w:r>
-        <w:rPr>
-          <w:rFonts w:ascii="JetBrains Mono" w:hAnsi="JetBrains Mono"/>
-          <w:b w:val="false"/>
-          <w:i w:val="false"/>
-          <w:color w:val="0033B3"/>
-          <w:sz w:val="20"/>
-        </w:rPr>
-        <w:t>operator</w:t>
-      </w:r>
-      <w:r>
-        <w:rPr>
-          <w:rFonts w:ascii="JetBrains Mono" w:hAnsi="JetBrains Mono"/>
-          <w:b w:val="false"/>
-          <w:i w:val="false"/>
-          <w:color w:val="080808"/>
-          <w:sz w:val="20"/>
-        </w:rPr>
-        <w:t>=(</w:t>
-      </w:r>
-      <w:r>
-        <w:rPr>
-          <w:rFonts w:ascii="JetBrains Mono" w:hAnsi="JetBrains Mono"/>
-          <w:b w:val="false"/>
-          <w:i w:val="false"/>
-          <w:color w:val="000000"/>
-          <w:sz w:val="20"/>
-        </w:rPr>
-        <w:t>e</w:t>
-      </w:r>
-      <w:r>
-        <w:rPr>
-          <w:rFonts w:ascii="JetBrains Mono" w:hAnsi="JetBrains Mono"/>
-          <w:b w:val="false"/>
-          <w:i w:val="false"/>
-          <w:color w:val="080808"/>
-          <w:sz w:val="20"/>
-        </w:rPr>
-        <w:t>);</w:t>
-        <w:br/>
-        <w:t xml:space="preserve">            </w:t>
-      </w:r>
-      <w:r>
-        <w:rPr>
-          <w:rFonts w:ascii="JetBrains Mono" w:hAnsi="JetBrains Mono"/>
-          <w:b w:val="false"/>
-          <w:i w:val="false"/>
-          <w:color w:val="871094"/>
-          <w:sz w:val="20"/>
-        </w:rPr>
-        <w:t xml:space="preserve">post </w:t>
-      </w:r>
-      <w:r>
-        <w:rPr>
-          <w:rFonts w:ascii="JetBrains Mono" w:hAnsi="JetBrains Mono"/>
-          <w:b w:val="false"/>
-          <w:i w:val="false"/>
-          <w:color w:val="00627A"/>
-          <w:sz w:val="20"/>
-        </w:rPr>
-        <w:t xml:space="preserve">= </w:t>
-      </w:r>
-      <w:r>
-        <w:rPr>
-          <w:rFonts w:ascii="JetBrains Mono" w:hAnsi="JetBrains Mono"/>
-          <w:b w:val="false"/>
-          <w:i w:val="false"/>
-          <w:color w:val="000000"/>
-          <w:sz w:val="20"/>
-        </w:rPr>
-        <w:t>e</w:t>
-      </w:r>
-      <w:r>
-        <w:rPr>
-          <w:rFonts w:ascii="JetBrains Mono" w:hAnsi="JetBrains Mono"/>
-          <w:b w:val="false"/>
-          <w:i w:val="false"/>
-          <w:color w:val="080808"/>
-          <w:sz w:val="20"/>
-        </w:rPr>
-        <w:t>.</w:t>
-      </w:r>
-      <w:r>
-        <w:rPr>
-          <w:rFonts w:ascii="JetBrains Mono" w:hAnsi="JetBrains Mono"/>
-          <w:b w:val="false"/>
-          <w:i w:val="false"/>
-          <w:color w:val="871094"/>
-          <w:sz w:val="20"/>
-        </w:rPr>
-        <w:t>post</w:t>
-      </w:r>
-      <w:r>
-        <w:rPr>
-          <w:rFonts w:ascii="JetBrains Mono" w:hAnsi="JetBrains Mono"/>
-          <w:b w:val="false"/>
-          <w:i w:val="false"/>
-          <w:color w:val="080808"/>
-          <w:sz w:val="20"/>
-        </w:rPr>
-        <w:t>;</w:t>
-        <w:br/>
-        <w:t xml:space="preserve">        }</w:t>
-        <w:br/>
-        <w:t xml:space="preserve">        </w:t>
-      </w:r>
-      <w:r>
-        <w:rPr>
-          <w:rFonts w:ascii="JetBrains Mono" w:hAnsi="JetBrains Mono"/>
-          <w:b w:val="false"/>
-          <w:i w:val="false"/>
-          <w:color w:val="0033B3"/>
-          <w:sz w:val="20"/>
-        </w:rPr>
-        <w:t xml:space="preserve">return </w:t>
-      </w:r>
-      <w:r>
-        <w:rPr>
-          <w:rFonts w:ascii="JetBrains Mono" w:hAnsi="JetBrains Mono"/>
-          <w:b w:val="false"/>
-          <w:i w:val="false"/>
-          <w:color w:val="080808"/>
-          <w:sz w:val="20"/>
-        </w:rPr>
-        <w:t>*</w:t>
-      </w:r>
-      <w:r>
-        <w:rPr>
-          <w:rFonts w:ascii="JetBrains Mono" w:hAnsi="JetBrains Mono"/>
-          <w:b w:val="false"/>
-          <w:i w:val="false"/>
-          <w:color w:val="0033B3"/>
-          <w:sz w:val="20"/>
-        </w:rPr>
-        <w:t>this</w:t>
-      </w:r>
-      <w:r>
-        <w:rPr>
-          <w:rFonts w:ascii="JetBrains Mono" w:hAnsi="JetBrains Mono"/>
-          <w:b w:val="false"/>
-          <w:i w:val="false"/>
-          <w:color w:val="080808"/>
-          <w:sz w:val="20"/>
-        </w:rPr>
-        <w:t>;</w:t>
-        <w:br/>
-        <w:t xml:space="preserve">    }</w:t>
-        <w:br/>
-        <w:t>};</w:t>
-        <w:br/>
-        <w:br/>
-      </w:r>
-      <w:r>
-        <w:rPr>
-          <w:rFonts w:ascii="JetBrains Mono" w:hAnsi="JetBrains Mono"/>
-          <w:b w:val="false"/>
-          <w:i w:val="false"/>
-          <w:color w:val="0033B3"/>
-          <w:sz w:val="20"/>
-        </w:rPr>
-        <w:t xml:space="preserve">class </w:t>
-      </w:r>
-      <w:r>
-        <w:rPr>
-          <w:rFonts w:ascii="JetBrains Mono" w:hAnsi="JetBrains Mono"/>
-          <w:b w:val="false"/>
-          <w:i w:val="false"/>
-          <w:color w:val="000000"/>
-          <w:sz w:val="20"/>
-        </w:rPr>
-        <w:t xml:space="preserve">Teacher </w:t>
-      </w:r>
-      <w:r>
-        <w:rPr>
-          <w:rFonts w:ascii="JetBrains Mono" w:hAnsi="JetBrains Mono"/>
-          <w:b w:val="false"/>
-          <w:i w:val="false"/>
-          <w:color w:val="080808"/>
-          <w:sz w:val="20"/>
-        </w:rPr>
-        <w:t xml:space="preserve">: </w:t>
-      </w:r>
-      <w:r>
-        <w:rPr>
-          <w:rFonts w:ascii="JetBrains Mono" w:hAnsi="JetBrains Mono"/>
-          <w:b w:val="false"/>
-          <w:i w:val="false"/>
-          <w:color w:val="0033B3"/>
-          <w:sz w:val="20"/>
-        </w:rPr>
-        <w:t xml:space="preserve">public </w:t>
-      </w:r>
-      <w:r>
-        <w:rPr>
-          <w:rFonts w:ascii="JetBrains Mono" w:hAnsi="JetBrains Mono"/>
-          <w:b w:val="false"/>
-          <w:i w:val="false"/>
-          <w:color w:val="000000"/>
-          <w:sz w:val="20"/>
-        </w:rPr>
-        <w:t xml:space="preserve">Employee </w:t>
-      </w:r>
-      <w:r>
-        <w:rPr>
-          <w:rFonts w:ascii="JetBrains Mono" w:hAnsi="JetBrains Mono"/>
-          <w:b w:val="false"/>
-          <w:i w:val="false"/>
-          <w:color w:val="080808"/>
-          <w:sz w:val="20"/>
-        </w:rPr>
-        <w:t>{</w:t>
-        <w:br/>
-      </w:r>
-      <w:r>
-        <w:rPr>
-          <w:rFonts w:ascii="JetBrains Mono" w:hAnsi="JetBrains Mono"/>
-          <w:b w:val="false"/>
-          <w:i w:val="false"/>
-          <w:color w:val="0033B3"/>
-          <w:sz w:val="20"/>
-        </w:rPr>
-        <w:t>protected</w:t>
-      </w:r>
-      <w:r>
-        <w:rPr>
-          <w:rFonts w:ascii="JetBrains Mono" w:hAnsi="JetBrains Mono"/>
-          <w:b w:val="false"/>
-          <w:i w:val="false"/>
-          <w:color w:val="080808"/>
-          <w:sz w:val="20"/>
-        </w:rPr>
-        <w:t>:</w:t>
-        <w:br/>
-        <w:t xml:space="preserve">    </w:t>
-      </w:r>
-      <w:r>
-        <w:rPr>
-          <w:rFonts w:ascii="JetBrains Mono" w:hAnsi="JetBrains Mono"/>
-          <w:b w:val="false"/>
-          <w:i w:val="false"/>
-          <w:color w:val="0033B3"/>
-          <w:sz w:val="20"/>
-        </w:rPr>
-        <w:t xml:space="preserve">int </w:t>
-      </w:r>
-      <w:r>
-        <w:rPr>
-          <w:rFonts w:ascii="JetBrains Mono" w:hAnsi="JetBrains Mono"/>
-          <w:b w:val="false"/>
-          <w:i w:val="false"/>
-          <w:color w:val="871094"/>
-          <w:sz w:val="20"/>
-        </w:rPr>
-        <w:t>stage</w:t>
-      </w:r>
-      <w:r>
-        <w:rPr>
-          <w:rFonts w:ascii="JetBrains Mono" w:hAnsi="JetBrains Mono"/>
-          <w:b w:val="false"/>
-          <w:i w:val="false"/>
-          <w:color w:val="080808"/>
-          <w:sz w:val="20"/>
-        </w:rPr>
-        <w:t>;</w:t>
-        <w:br/>
-        <w:br/>
-      </w:r>
-      <w:r>
-        <w:rPr>
-          <w:rFonts w:ascii="JetBrains Mono" w:hAnsi="JetBrains Mono"/>
-          <w:b w:val="false"/>
-          <w:i w:val="false"/>
-          <w:color w:val="0033B3"/>
-          <w:sz w:val="20"/>
-        </w:rPr>
-        <w:t>public</w:t>
-      </w:r>
-      <w:r>
-        <w:rPr>
-          <w:rFonts w:ascii="JetBrains Mono" w:hAnsi="JetBrains Mono"/>
-          <w:b w:val="false"/>
-          <w:i w:val="false"/>
-          <w:color w:val="080808"/>
-          <w:sz w:val="20"/>
-        </w:rPr>
-        <w:t>:</w:t>
-        <w:br/>
-        <w:t xml:space="preserve">    </w:t>
-      </w:r>
-      <w:r>
-        <w:rPr>
-          <w:rFonts w:ascii="JetBrains Mono" w:hAnsi="JetBrains Mono"/>
-          <w:b w:val="false"/>
-          <w:i w:val="false"/>
-          <w:color w:val="00627A"/>
-          <w:sz w:val="20"/>
-        </w:rPr>
-        <w:t>Teacher</w:t>
-      </w:r>
-      <w:r>
-        <w:rPr>
-          <w:rFonts w:ascii="JetBrains Mono" w:hAnsi="JetBrains Mono"/>
-          <w:b w:val="false"/>
-          <w:i w:val="false"/>
-          <w:color w:val="080808"/>
-          <w:sz w:val="20"/>
-        </w:rPr>
-        <w:t xml:space="preserve">() : </w:t>
-      </w:r>
-      <w:r>
-        <w:rPr>
-          <w:rFonts w:ascii="JetBrains Mono" w:hAnsi="JetBrains Mono"/>
-          <w:b w:val="false"/>
-          <w:i w:val="false"/>
-          <w:color w:val="808080"/>
-          <w:sz w:val="20"/>
-        </w:rPr>
-        <w:t xml:space="preserve">Employee() </w:t>
-      </w:r>
-      <w:r>
-        <w:rPr>
-          <w:rFonts w:ascii="JetBrains Mono" w:hAnsi="JetBrains Mono"/>
-          <w:b w:val="false"/>
-          <w:i w:val="false"/>
-          <w:color w:val="080808"/>
-          <w:sz w:val="20"/>
-        </w:rPr>
-        <w:t>{</w:t>
-        <w:br/>
-        <w:t xml:space="preserve">        </w:t>
-      </w:r>
-      <w:r>
-        <w:rPr>
-          <w:rFonts w:ascii="JetBrains Mono" w:hAnsi="JetBrains Mono"/>
-          <w:b w:val="false"/>
-          <w:i w:val="false"/>
-          <w:color w:val="871094"/>
-          <w:sz w:val="20"/>
-        </w:rPr>
-        <w:t xml:space="preserve">stage </w:t>
-      </w:r>
-      <w:r>
-        <w:rPr>
-          <w:rFonts w:ascii="JetBrains Mono" w:hAnsi="JetBrains Mono"/>
-          <w:b w:val="false"/>
-          <w:i w:val="false"/>
-          <w:color w:val="080808"/>
-          <w:sz w:val="20"/>
-        </w:rPr>
-        <w:t xml:space="preserve">= </w:t>
-      </w:r>
-      <w:r>
-        <w:rPr>
-          <w:rFonts w:ascii="JetBrains Mono" w:hAnsi="JetBrains Mono"/>
-          <w:b w:val="false"/>
-          <w:i w:val="false"/>
-          <w:color w:val="1750EB"/>
-          <w:sz w:val="20"/>
-        </w:rPr>
-        <w:t>0</w:t>
-      </w:r>
-      <w:r>
-        <w:rPr>
-          <w:rFonts w:ascii="JetBrains Mono" w:hAnsi="JetBrains Mono"/>
-          <w:b w:val="false"/>
-          <w:i w:val="false"/>
-          <w:color w:val="080808"/>
-          <w:sz w:val="20"/>
-        </w:rPr>
-        <w:t>;</w:t>
-        <w:br/>
-        <w:t xml:space="preserve">    }</w:t>
-        <w:br/>
-        <w:br/>
-        <w:t xml:space="preserve">    </w:t>
-      </w:r>
-      <w:r>
-        <w:rPr>
-          <w:rFonts w:ascii="JetBrains Mono" w:hAnsi="JetBrains Mono"/>
-          <w:b w:val="false"/>
-          <w:i w:val="false"/>
-          <w:color w:val="00627A"/>
-          <w:sz w:val="20"/>
-        </w:rPr>
-        <w:t>Teacher</w:t>
-      </w:r>
-      <w:r>
-        <w:rPr>
-          <w:rFonts w:ascii="JetBrains Mono" w:hAnsi="JetBrains Mono"/>
-          <w:b w:val="false"/>
-          <w:i w:val="false"/>
-          <w:color w:val="080808"/>
-          <w:sz w:val="20"/>
-        </w:rPr>
-        <w:t>(</w:t>
-      </w:r>
-      <w:r>
-        <w:rPr>
-          <w:rFonts w:ascii="JetBrains Mono" w:hAnsi="JetBrains Mono"/>
-          <w:b w:val="false"/>
-          <w:i w:val="false"/>
-          <w:color w:val="0033B3"/>
-          <w:sz w:val="20"/>
-        </w:rPr>
-        <w:t xml:space="preserve">int </w:t>
-      </w:r>
-      <w:r>
-        <w:rPr>
-          <w:rFonts w:ascii="JetBrains Mono" w:hAnsi="JetBrains Mono"/>
-          <w:b w:val="false"/>
-          <w:i w:val="false"/>
-          <w:color w:val="000000"/>
-          <w:sz w:val="20"/>
-        </w:rPr>
-        <w:t>a</w:t>
-      </w:r>
-      <w:r>
-        <w:rPr>
-          <w:rFonts w:ascii="JetBrains Mono" w:hAnsi="JetBrains Mono"/>
-          <w:b w:val="false"/>
-          <w:i w:val="false"/>
-          <w:color w:val="080808"/>
-          <w:sz w:val="20"/>
-        </w:rPr>
-        <w:t xml:space="preserve">, </w:t>
-      </w:r>
-      <w:r>
-        <w:rPr>
-          <w:rFonts w:ascii="JetBrains Mono" w:hAnsi="JetBrains Mono"/>
-          <w:b w:val="false"/>
-          <w:i w:val="false"/>
-          <w:color w:val="0033B3"/>
-          <w:sz w:val="20"/>
-        </w:rPr>
-        <w:t xml:space="preserve">const </w:t>
-      </w:r>
-      <w:r>
-        <w:rPr>
-          <w:rFonts w:ascii="JetBrains Mono" w:hAnsi="JetBrains Mono"/>
-          <w:b w:val="false"/>
-          <w:i w:val="false"/>
-          <w:color w:val="000000"/>
-          <w:sz w:val="20"/>
-        </w:rPr>
-        <w:t>std</w:t>
-      </w:r>
-      <w:r>
-        <w:rPr>
-          <w:rFonts w:ascii="JetBrains Mono" w:hAnsi="JetBrains Mono"/>
-          <w:b w:val="false"/>
-          <w:i w:val="false"/>
-          <w:color w:val="080808"/>
-          <w:sz w:val="20"/>
-        </w:rPr>
-        <w:t>::</w:t>
-      </w:r>
-      <w:r>
-        <w:rPr>
-          <w:rFonts w:ascii="JetBrains Mono" w:hAnsi="JetBrains Mono"/>
-          <w:b w:val="false"/>
-          <w:i w:val="false"/>
-          <w:color w:val="000000"/>
-          <w:sz w:val="20"/>
-        </w:rPr>
-        <w:t xml:space="preserve">string </w:t>
-      </w:r>
-      <w:r>
-        <w:rPr>
-          <w:rFonts w:ascii="JetBrains Mono" w:hAnsi="JetBrains Mono"/>
-          <w:b w:val="false"/>
-          <w:i w:val="false"/>
-          <w:color w:val="080808"/>
-          <w:sz w:val="20"/>
-        </w:rPr>
-        <w:t>&amp;</w:t>
-      </w:r>
-      <w:r>
-        <w:rPr>
-          <w:rFonts w:ascii="JetBrains Mono" w:hAnsi="JetBrains Mono"/>
-          <w:b w:val="false"/>
-          <w:i w:val="false"/>
-          <w:color w:val="000000"/>
-          <w:sz w:val="20"/>
-        </w:rPr>
-        <w:t>n</w:t>
-      </w:r>
-      <w:r>
-        <w:rPr>
-          <w:rFonts w:ascii="JetBrains Mono" w:hAnsi="JetBrains Mono"/>
-          <w:b w:val="false"/>
-          <w:i w:val="false"/>
-          <w:color w:val="080808"/>
-          <w:sz w:val="20"/>
-        </w:rPr>
-        <w:t xml:space="preserve">, </w:t>
-      </w:r>
-      <w:r>
-        <w:rPr>
-          <w:rFonts w:ascii="JetBrains Mono" w:hAnsi="JetBrains Mono"/>
-          <w:b w:val="false"/>
-          <w:i w:val="false"/>
-          <w:color w:val="0033B3"/>
-          <w:sz w:val="20"/>
-        </w:rPr>
-        <w:t xml:space="preserve">const </w:t>
-      </w:r>
-      <w:r>
-        <w:rPr>
-          <w:rFonts w:ascii="JetBrains Mono" w:hAnsi="JetBrains Mono"/>
-          <w:b w:val="false"/>
-          <w:i w:val="false"/>
-          <w:color w:val="000000"/>
-          <w:sz w:val="20"/>
-        </w:rPr>
-        <w:t>std</w:t>
-      </w:r>
-      <w:r>
-        <w:rPr>
-          <w:rFonts w:ascii="JetBrains Mono" w:hAnsi="JetBrains Mono"/>
-          <w:b w:val="false"/>
-          <w:i w:val="false"/>
-          <w:color w:val="080808"/>
-          <w:sz w:val="20"/>
-        </w:rPr>
-        <w:t>::</w:t>
-      </w:r>
-      <w:r>
-        <w:rPr>
-          <w:rFonts w:ascii="JetBrains Mono" w:hAnsi="JetBrains Mono"/>
-          <w:b w:val="false"/>
-          <w:i w:val="false"/>
-          <w:color w:val="000000"/>
-          <w:sz w:val="20"/>
-        </w:rPr>
-        <w:t xml:space="preserve">string </w:t>
-      </w:r>
-      <w:r>
-        <w:rPr>
-          <w:rFonts w:ascii="JetBrains Mono" w:hAnsi="JetBrains Mono"/>
-          <w:b w:val="false"/>
-          <w:i w:val="false"/>
-          <w:color w:val="080808"/>
-          <w:sz w:val="20"/>
-        </w:rPr>
-        <w:t>&amp;</w:t>
-      </w:r>
-      <w:r>
-        <w:rPr>
-          <w:rFonts w:ascii="JetBrains Mono" w:hAnsi="JetBrains Mono"/>
-          <w:b w:val="false"/>
-          <w:i w:val="false"/>
-          <w:color w:val="000000"/>
-          <w:sz w:val="20"/>
-        </w:rPr>
-        <w:t>p</w:t>
-      </w:r>
-      <w:r>
-        <w:rPr>
-          <w:rFonts w:ascii="JetBrains Mono" w:hAnsi="JetBrains Mono"/>
-          <w:b w:val="false"/>
-          <w:i w:val="false"/>
-          <w:color w:val="080808"/>
-          <w:sz w:val="20"/>
-        </w:rPr>
-        <w:t xml:space="preserve">, </w:t>
-      </w:r>
-      <w:r>
-        <w:rPr>
-          <w:rFonts w:ascii="JetBrains Mono" w:hAnsi="JetBrains Mono"/>
-          <w:b w:val="false"/>
-          <w:i w:val="false"/>
-          <w:color w:val="0033B3"/>
-          <w:sz w:val="20"/>
-        </w:rPr>
-        <w:t xml:space="preserve">int </w:t>
-      </w:r>
-      <w:r>
-        <w:rPr>
-          <w:rFonts w:ascii="JetBrains Mono" w:hAnsi="JetBrains Mono"/>
-          <w:b w:val="false"/>
-          <w:i w:val="false"/>
-          <w:color w:val="000000"/>
-          <w:sz w:val="20"/>
-        </w:rPr>
-        <w:t>s</w:t>
-      </w:r>
-      <w:r>
-        <w:rPr>
-          <w:rFonts w:ascii="JetBrains Mono" w:hAnsi="JetBrains Mono"/>
-          <w:b w:val="false"/>
-          <w:i w:val="false"/>
-          <w:color w:val="080808"/>
-          <w:sz w:val="20"/>
-        </w:rPr>
-        <w:t>)</w:t>
-        <w:br/>
-        <w:t xml:space="preserve">        : </w:t>
-      </w:r>
-      <w:r>
-        <w:rPr>
-          <w:rFonts w:ascii="JetBrains Mono" w:hAnsi="JetBrains Mono"/>
-          <w:b w:val="false"/>
-          <w:i w:val="false"/>
-          <w:color w:val="000000"/>
-          <w:sz w:val="20"/>
-        </w:rPr>
-        <w:t>Employee</w:t>
-      </w:r>
-      <w:r>
-        <w:rPr>
-          <w:rFonts w:ascii="JetBrains Mono" w:hAnsi="JetBrains Mono"/>
-          <w:b w:val="false"/>
-          <w:i w:val="false"/>
-          <w:color w:val="00627A"/>
-          <w:sz w:val="20"/>
-        </w:rPr>
-        <w:t>(</w:t>
-      </w:r>
-      <w:r>
-        <w:rPr>
-          <w:rFonts w:ascii="JetBrains Mono" w:hAnsi="JetBrains Mono"/>
-          <w:b w:val="false"/>
-          <w:i w:val="false"/>
-          <w:color w:val="000000"/>
-          <w:sz w:val="20"/>
-        </w:rPr>
-        <w:t>a</w:t>
-      </w:r>
-      <w:r>
-        <w:rPr>
-          <w:rFonts w:ascii="JetBrains Mono" w:hAnsi="JetBrains Mono"/>
-          <w:b w:val="false"/>
-          <w:i w:val="false"/>
-          <w:color w:val="080808"/>
-          <w:sz w:val="20"/>
-        </w:rPr>
-        <w:t xml:space="preserve">, </w:t>
-      </w:r>
-      <w:r>
-        <w:rPr>
-          <w:rFonts w:ascii="JetBrains Mono" w:hAnsi="JetBrains Mono"/>
-          <w:b w:val="false"/>
-          <w:i w:val="false"/>
-          <w:color w:val="000000"/>
-          <w:sz w:val="20"/>
-        </w:rPr>
-        <w:t>n</w:t>
-      </w:r>
-      <w:r>
-        <w:rPr>
-          <w:rFonts w:ascii="JetBrains Mono" w:hAnsi="JetBrains Mono"/>
-          <w:b w:val="false"/>
-          <w:i w:val="false"/>
-          <w:color w:val="080808"/>
-          <w:sz w:val="20"/>
-        </w:rPr>
-        <w:t xml:space="preserve">, </w:t>
-      </w:r>
-      <w:r>
-        <w:rPr>
-          <w:rFonts w:ascii="JetBrains Mono" w:hAnsi="JetBrains Mono"/>
-          <w:b w:val="false"/>
-          <w:i w:val="false"/>
-          <w:color w:val="000000"/>
-          <w:sz w:val="20"/>
-        </w:rPr>
-        <w:t>p</w:t>
-      </w:r>
-      <w:r>
-        <w:rPr>
-          <w:rFonts w:ascii="JetBrains Mono" w:hAnsi="JetBrains Mono"/>
-          <w:b w:val="false"/>
-          <w:i w:val="false"/>
-          <w:color w:val="00627A"/>
-          <w:sz w:val="20"/>
-        </w:rPr>
-        <w:t xml:space="preserve">) </w:t>
-      </w:r>
-      <w:r>
-        <w:rPr>
-          <w:rFonts w:ascii="JetBrains Mono" w:hAnsi="JetBrains Mono"/>
-          <w:b w:val="false"/>
-          <w:i w:val="false"/>
-          <w:color w:val="080808"/>
-          <w:sz w:val="20"/>
-        </w:rPr>
-        <w:t>{</w:t>
-        <w:br/>
-        <w:t xml:space="preserve">        </w:t>
-      </w:r>
-      <w:r>
-        <w:rPr>
-          <w:rFonts w:ascii="JetBrains Mono" w:hAnsi="JetBrains Mono"/>
-          <w:b w:val="false"/>
-          <w:i w:val="false"/>
-          <w:color w:val="871094"/>
-          <w:sz w:val="20"/>
-        </w:rPr>
-        <w:t xml:space="preserve">stage </w:t>
-      </w:r>
-      <w:r>
-        <w:rPr>
-          <w:rFonts w:ascii="JetBrains Mono" w:hAnsi="JetBrains Mono"/>
-          <w:b w:val="false"/>
-          <w:i w:val="false"/>
-          <w:color w:val="080808"/>
-          <w:sz w:val="20"/>
-        </w:rPr>
-        <w:t xml:space="preserve">= </w:t>
-      </w:r>
-      <w:r>
-        <w:rPr>
-          <w:rFonts w:ascii="JetBrains Mono" w:hAnsi="JetBrains Mono"/>
-          <w:b w:val="false"/>
-          <w:i w:val="false"/>
-          <w:color w:val="000000"/>
-          <w:sz w:val="20"/>
-        </w:rPr>
-        <w:t>s</w:t>
-      </w:r>
-      <w:r>
-        <w:rPr>
-          <w:rFonts w:ascii="JetBrains Mono" w:hAnsi="JetBrains Mono"/>
-          <w:b w:val="false"/>
-          <w:i w:val="false"/>
-          <w:color w:val="080808"/>
-          <w:sz w:val="20"/>
-        </w:rPr>
-        <w:t>;</w:t>
-        <w:br/>
-        <w:t xml:space="preserve">    }</w:t>
-        <w:br/>
-        <w:br/>
-        <w:t xml:space="preserve">    </w:t>
-      </w:r>
-      <w:r>
-        <w:rPr>
-          <w:rFonts w:ascii="JetBrains Mono" w:hAnsi="JetBrains Mono"/>
-          <w:b w:val="false"/>
-          <w:i w:val="false"/>
-          <w:color w:val="00627A"/>
-          <w:sz w:val="20"/>
-        </w:rPr>
-        <w:t>Teacher</w:t>
-      </w:r>
-      <w:r>
-        <w:rPr>
-          <w:rFonts w:ascii="JetBrains Mono" w:hAnsi="JetBrains Mono"/>
-          <w:b w:val="false"/>
-          <w:i w:val="false"/>
-          <w:color w:val="080808"/>
-          <w:sz w:val="20"/>
-        </w:rPr>
-        <w:t>(</w:t>
-      </w:r>
-      <w:r>
-        <w:rPr>
-          <w:rFonts w:ascii="JetBrains Mono" w:hAnsi="JetBrains Mono"/>
-          <w:b w:val="false"/>
-          <w:i w:val="false"/>
-          <w:color w:val="0033B3"/>
-          <w:sz w:val="20"/>
-        </w:rPr>
-        <w:t xml:space="preserve">const </w:t>
-      </w:r>
-      <w:r>
-        <w:rPr>
-          <w:rFonts w:ascii="JetBrains Mono" w:hAnsi="JetBrains Mono"/>
-          <w:b w:val="false"/>
-          <w:i w:val="false"/>
-          <w:color w:val="000000"/>
-          <w:sz w:val="20"/>
-        </w:rPr>
-        <w:t xml:space="preserve">Teacher </w:t>
-      </w:r>
-      <w:r>
-        <w:rPr>
-          <w:rFonts w:ascii="JetBrains Mono" w:hAnsi="JetBrains Mono"/>
-          <w:b w:val="false"/>
-          <w:i w:val="false"/>
-          <w:color w:val="080808"/>
-          <w:sz w:val="20"/>
-        </w:rPr>
-        <w:t>&amp;</w:t>
-      </w:r>
-      <w:r>
-        <w:rPr>
-          <w:rFonts w:ascii="JetBrains Mono" w:hAnsi="JetBrains Mono"/>
-          <w:b w:val="false"/>
-          <w:i w:val="false"/>
-          <w:color w:val="000000"/>
-          <w:sz w:val="20"/>
-        </w:rPr>
-        <w:t>t</w:t>
-      </w:r>
-      <w:r>
-        <w:rPr>
-          <w:rFonts w:ascii="JetBrains Mono" w:hAnsi="JetBrains Mono"/>
-          <w:b w:val="false"/>
-          <w:i w:val="false"/>
-          <w:color w:val="080808"/>
-          <w:sz w:val="20"/>
-        </w:rPr>
-        <w:t xml:space="preserve">) : </w:t>
-      </w:r>
-      <w:r>
-        <w:rPr>
-          <w:rFonts w:ascii="JetBrains Mono" w:hAnsi="JetBrains Mono"/>
-          <w:b w:val="false"/>
-          <w:i w:val="false"/>
-          <w:color w:val="000000"/>
-          <w:sz w:val="20"/>
-        </w:rPr>
-        <w:t>Employee</w:t>
-      </w:r>
-      <w:r>
-        <w:rPr>
-          <w:rFonts w:ascii="JetBrains Mono" w:hAnsi="JetBrains Mono"/>
-          <w:b w:val="false"/>
-          <w:i w:val="false"/>
-          <w:color w:val="00627A"/>
-          <w:sz w:val="20"/>
-        </w:rPr>
-        <w:t>(</w:t>
-      </w:r>
-      <w:r>
-        <w:rPr>
-          <w:rFonts w:ascii="JetBrains Mono" w:hAnsi="JetBrains Mono"/>
-          <w:b w:val="false"/>
-          <w:i w:val="false"/>
-          <w:color w:val="000000"/>
-          <w:sz w:val="20"/>
-        </w:rPr>
-        <w:t>t</w:t>
-      </w:r>
-      <w:r>
-        <w:rPr>
-          <w:rFonts w:ascii="JetBrains Mono" w:hAnsi="JetBrains Mono"/>
-          <w:b w:val="false"/>
-          <w:i w:val="false"/>
-          <w:color w:val="00627A"/>
-          <w:sz w:val="20"/>
-        </w:rPr>
-        <w:t xml:space="preserve">) </w:t>
-      </w:r>
-      <w:r>
-        <w:rPr>
-          <w:rFonts w:ascii="JetBrains Mono" w:hAnsi="JetBrains Mono"/>
-          <w:b w:val="false"/>
-          <w:i w:val="false"/>
-          <w:color w:val="080808"/>
-          <w:sz w:val="20"/>
-        </w:rPr>
-        <w:t>{</w:t>
-        <w:br/>
-        <w:t xml:space="preserve">        </w:t>
-      </w:r>
-      <w:r>
-        <w:rPr>
-          <w:rFonts w:ascii="JetBrains Mono" w:hAnsi="JetBrains Mono"/>
-          <w:b w:val="false"/>
-          <w:i w:val="false"/>
-          <w:color w:val="871094"/>
-          <w:sz w:val="20"/>
-        </w:rPr>
-        <w:t xml:space="preserve">stage </w:t>
-      </w:r>
-      <w:r>
-        <w:rPr>
-          <w:rFonts w:ascii="JetBrains Mono" w:hAnsi="JetBrains Mono"/>
-          <w:b w:val="false"/>
-          <w:i w:val="false"/>
-          <w:color w:val="080808"/>
-          <w:sz w:val="20"/>
-        </w:rPr>
-        <w:t xml:space="preserve">= </w:t>
-      </w:r>
-      <w:r>
-        <w:rPr>
-          <w:rFonts w:ascii="JetBrains Mono" w:hAnsi="JetBrains Mono"/>
-          <w:b w:val="false"/>
-          <w:i w:val="false"/>
-          <w:color w:val="000000"/>
-          <w:sz w:val="20"/>
-        </w:rPr>
-        <w:t>t</w:t>
-      </w:r>
-      <w:r>
-        <w:rPr>
-          <w:rFonts w:ascii="JetBrains Mono" w:hAnsi="JetBrains Mono"/>
-          <w:b w:val="false"/>
-          <w:i w:val="false"/>
-          <w:color w:val="080808"/>
-          <w:sz w:val="20"/>
-        </w:rPr>
-        <w:t>.</w:t>
-      </w:r>
-      <w:r>
-        <w:rPr>
-          <w:rFonts w:ascii="JetBrains Mono" w:hAnsi="JetBrains Mono"/>
-          <w:b w:val="false"/>
-          <w:i w:val="false"/>
-          <w:color w:val="871094"/>
-          <w:sz w:val="20"/>
-        </w:rPr>
-        <w:t>stage</w:t>
-      </w:r>
-      <w:r>
-        <w:rPr>
-          <w:rFonts w:ascii="JetBrains Mono" w:hAnsi="JetBrains Mono"/>
-          <w:b w:val="false"/>
-          <w:i w:val="false"/>
-          <w:color w:val="080808"/>
-          <w:sz w:val="20"/>
-        </w:rPr>
-        <w:t>;</w:t>
-        <w:br/>
-        <w:t xml:space="preserve">    }</w:t>
-        <w:br/>
-        <w:br/>
-        <w:t xml:space="preserve">    </w:t>
-      </w:r>
-      <w:r>
-        <w:rPr>
-          <w:rFonts w:ascii="JetBrains Mono" w:hAnsi="JetBrains Mono"/>
-          <w:b w:val="false"/>
-          <w:i w:val="false"/>
-          <w:color w:val="000000"/>
-          <w:sz w:val="20"/>
-        </w:rPr>
-        <w:t xml:space="preserve">Teacher </w:t>
-      </w:r>
-      <w:r>
-        <w:rPr>
-          <w:rFonts w:ascii="JetBrains Mono" w:hAnsi="JetBrains Mono"/>
-          <w:b w:val="false"/>
-          <w:i w:val="false"/>
-          <w:color w:val="080808"/>
-          <w:sz w:val="20"/>
-        </w:rPr>
-        <w:t>&amp;</w:t>
-      </w:r>
-      <w:r>
-        <w:rPr>
-          <w:rFonts w:ascii="JetBrains Mono" w:hAnsi="JetBrains Mono"/>
-          <w:b w:val="false"/>
-          <w:i w:val="false"/>
-          <w:color w:val="0033B3"/>
-          <w:sz w:val="20"/>
-        </w:rPr>
-        <w:t>operator</w:t>
-      </w:r>
-      <w:r>
-        <w:rPr>
-          <w:rFonts w:ascii="JetBrains Mono" w:hAnsi="JetBrains Mono"/>
-          <w:b w:val="false"/>
-          <w:i w:val="false"/>
-          <w:color w:val="080808"/>
-          <w:sz w:val="20"/>
-        </w:rPr>
-        <w:t>=(</w:t>
-      </w:r>
-      <w:r>
-        <w:rPr>
-          <w:rFonts w:ascii="JetBrains Mono" w:hAnsi="JetBrains Mono"/>
-          <w:b w:val="false"/>
-          <w:i w:val="false"/>
-          <w:color w:val="0033B3"/>
-          <w:sz w:val="20"/>
-        </w:rPr>
-        <w:t xml:space="preserve">const </w:t>
-      </w:r>
-      <w:r>
-        <w:rPr>
-          <w:rFonts w:ascii="JetBrains Mono" w:hAnsi="JetBrains Mono"/>
-          <w:b w:val="false"/>
-          <w:i w:val="false"/>
-          <w:color w:val="000000"/>
-          <w:sz w:val="20"/>
-        </w:rPr>
-        <w:t xml:space="preserve">Teacher </w:t>
-      </w:r>
-      <w:r>
-        <w:rPr>
-          <w:rFonts w:ascii="JetBrains Mono" w:hAnsi="JetBrains Mono"/>
-          <w:b w:val="false"/>
-          <w:i w:val="false"/>
-          <w:color w:val="080808"/>
-          <w:sz w:val="20"/>
-        </w:rPr>
-        <w:t>&amp;</w:t>
-      </w:r>
-      <w:r>
-        <w:rPr>
-          <w:rFonts w:ascii="JetBrains Mono" w:hAnsi="JetBrains Mono"/>
-          <w:b w:val="false"/>
-          <w:i w:val="false"/>
-          <w:color w:val="000000"/>
-          <w:sz w:val="20"/>
-        </w:rPr>
-        <w:t>t</w:t>
-      </w:r>
-      <w:r>
-        <w:rPr>
-          <w:rFonts w:ascii="JetBrains Mono" w:hAnsi="JetBrains Mono"/>
-          <w:b w:val="false"/>
-          <w:i w:val="false"/>
-          <w:color w:val="080808"/>
-          <w:sz w:val="20"/>
-        </w:rPr>
-        <w:t>) {</w:t>
-        <w:br/>
-        <w:t xml:space="preserve">        </w:t>
-      </w:r>
-      <w:r>
-        <w:rPr>
-          <w:rFonts w:ascii="JetBrains Mono" w:hAnsi="JetBrains Mono"/>
-          <w:b w:val="false"/>
-          <w:i w:val="false"/>
-          <w:color w:val="0033B3"/>
-          <w:sz w:val="20"/>
-        </w:rPr>
-        <w:t xml:space="preserve">if </w:t>
-      </w:r>
-      <w:r>
-        <w:rPr>
-          <w:rFonts w:ascii="JetBrains Mono" w:hAnsi="JetBrains Mono"/>
-          <w:b w:val="false"/>
-          <w:i w:val="false"/>
-          <w:color w:val="080808"/>
-          <w:sz w:val="20"/>
-        </w:rPr>
-        <w:t>(</w:t>
-      </w:r>
-      <w:r>
-        <w:rPr>
-          <w:rFonts w:ascii="JetBrains Mono" w:hAnsi="JetBrains Mono"/>
-          <w:b w:val="false"/>
-          <w:i w:val="false"/>
-          <w:color w:val="0033B3"/>
-          <w:sz w:val="20"/>
-        </w:rPr>
-        <w:t xml:space="preserve">this </w:t>
-      </w:r>
-      <w:r>
-        <w:rPr>
-          <w:rFonts w:ascii="JetBrains Mono" w:hAnsi="JetBrains Mono"/>
-          <w:b w:val="false"/>
-          <w:i w:val="false"/>
-          <w:color w:val="080808"/>
-          <w:sz w:val="20"/>
-        </w:rPr>
-        <w:t>!= &amp;</w:t>
-      </w:r>
-      <w:r>
-        <w:rPr>
-          <w:rFonts w:ascii="JetBrains Mono" w:hAnsi="JetBrains Mono"/>
-          <w:b w:val="false"/>
-          <w:i w:val="false"/>
-          <w:color w:val="000000"/>
-          <w:sz w:val="20"/>
-        </w:rPr>
-        <w:t>t</w:t>
-      </w:r>
-      <w:r>
-        <w:rPr>
-          <w:rFonts w:ascii="JetBrains Mono" w:hAnsi="JetBrains Mono"/>
-          <w:b w:val="false"/>
-          <w:i w:val="false"/>
-          <w:color w:val="080808"/>
-          <w:sz w:val="20"/>
-        </w:rPr>
-        <w:t>) {</w:t>
-        <w:br/>
-        <w:t xml:space="preserve">            </w:t>
-      </w:r>
-      <w:r>
-        <w:rPr>
-          <w:rFonts w:ascii="JetBrains Mono" w:hAnsi="JetBrains Mono"/>
-          <w:b w:val="false"/>
-          <w:i w:val="false"/>
-          <w:color w:val="000000"/>
-          <w:sz w:val="20"/>
-        </w:rPr>
-        <w:t>Employee</w:t>
-      </w:r>
-      <w:r>
-        <w:rPr>
-          <w:rFonts w:ascii="JetBrains Mono" w:hAnsi="JetBrains Mono"/>
-          <w:b w:val="false"/>
-          <w:i w:val="false"/>
-          <w:color w:val="080808"/>
-          <w:sz w:val="20"/>
-        </w:rPr>
-        <w:t>::</w:t>
-      </w:r>
-      <w:r>
-        <w:rPr>
-          <w:rFonts w:ascii="JetBrains Mono" w:hAnsi="JetBrains Mono"/>
-          <w:b w:val="false"/>
-          <w:i w:val="false"/>
-          <w:color w:val="0033B3"/>
-          <w:sz w:val="20"/>
-        </w:rPr>
-        <w:t>operator</w:t>
-      </w:r>
-      <w:r>
-        <w:rPr>
-          <w:rFonts w:ascii="JetBrains Mono" w:hAnsi="JetBrains Mono"/>
-          <w:b w:val="false"/>
-          <w:i w:val="false"/>
-          <w:color w:val="080808"/>
-          <w:sz w:val="20"/>
-        </w:rPr>
-        <w:t>=(</w:t>
-      </w:r>
-      <w:r>
-        <w:rPr>
-          <w:rFonts w:ascii="JetBrains Mono" w:hAnsi="JetBrains Mono"/>
-          <w:b w:val="false"/>
-          <w:i w:val="false"/>
-          <w:color w:val="000000"/>
-          <w:sz w:val="20"/>
-        </w:rPr>
-        <w:t>t</w:t>
-      </w:r>
-      <w:r>
-        <w:rPr>
-          <w:rFonts w:ascii="JetBrains Mono" w:hAnsi="JetBrains Mono"/>
-          <w:b w:val="false"/>
-          <w:i w:val="false"/>
-          <w:color w:val="080808"/>
-          <w:sz w:val="20"/>
-        </w:rPr>
-        <w:t>);</w:t>
-        <w:br/>
-        <w:t xml:space="preserve">            </w:t>
-      </w:r>
-      <w:r>
-        <w:rPr>
-          <w:rFonts w:ascii="JetBrains Mono" w:hAnsi="JetBrains Mono"/>
-          <w:b w:val="false"/>
-          <w:i w:val="false"/>
-          <w:color w:val="871094"/>
-          <w:sz w:val="20"/>
-        </w:rPr>
-        <w:t xml:space="preserve">stage </w:t>
-      </w:r>
-      <w:r>
-        <w:rPr>
-          <w:rFonts w:ascii="JetBrains Mono" w:hAnsi="JetBrains Mono"/>
-          <w:b w:val="false"/>
-          <w:i w:val="false"/>
-          <w:color w:val="080808"/>
-          <w:sz w:val="20"/>
-        </w:rPr>
-        <w:t xml:space="preserve">= </w:t>
-      </w:r>
-      <w:r>
-        <w:rPr>
-          <w:rFonts w:ascii="JetBrains Mono" w:hAnsi="JetBrains Mono"/>
-          <w:b w:val="false"/>
-          <w:i w:val="false"/>
-          <w:color w:val="000000"/>
-          <w:sz w:val="20"/>
-        </w:rPr>
-        <w:t>t</w:t>
-      </w:r>
-      <w:r>
-        <w:rPr>
-          <w:rFonts w:ascii="JetBrains Mono" w:hAnsi="JetBrains Mono"/>
-          <w:b w:val="false"/>
-          <w:i w:val="false"/>
-          <w:color w:val="080808"/>
-          <w:sz w:val="20"/>
-        </w:rPr>
-        <w:t>.</w:t>
-      </w:r>
-      <w:r>
-        <w:rPr>
-          <w:rFonts w:ascii="JetBrains Mono" w:hAnsi="JetBrains Mono"/>
-          <w:b w:val="false"/>
-          <w:i w:val="false"/>
-          <w:color w:val="871094"/>
-          <w:sz w:val="20"/>
-        </w:rPr>
-        <w:t>stage</w:t>
-      </w:r>
-      <w:r>
-        <w:rPr>
-          <w:rFonts w:ascii="JetBrains Mono" w:hAnsi="JetBrains Mono"/>
-          <w:b w:val="false"/>
-          <w:i w:val="false"/>
-          <w:color w:val="080808"/>
-          <w:sz w:val="20"/>
-        </w:rPr>
-        <w:t>;</w:t>
-        <w:br/>
-        <w:t xml:space="preserve">        }</w:t>
-        <w:br/>
-        <w:t xml:space="preserve">        </w:t>
-      </w:r>
-      <w:r>
-        <w:rPr>
-          <w:rFonts w:ascii="JetBrains Mono" w:hAnsi="JetBrains Mono"/>
-          <w:b w:val="false"/>
-          <w:i w:val="false"/>
-          <w:color w:val="0033B3"/>
-          <w:sz w:val="20"/>
-        </w:rPr>
-        <w:t xml:space="preserve">return </w:t>
-      </w:r>
-      <w:r>
-        <w:rPr>
-          <w:rFonts w:ascii="JetBrains Mono" w:hAnsi="JetBrains Mono"/>
-          <w:b w:val="false"/>
-          <w:i w:val="false"/>
-          <w:color w:val="080808"/>
-          <w:sz w:val="20"/>
-        </w:rPr>
-        <w:t>*</w:t>
-      </w:r>
-      <w:r>
-        <w:rPr>
-          <w:rFonts w:ascii="JetBrains Mono" w:hAnsi="JetBrains Mono"/>
-          <w:b w:val="false"/>
-          <w:i w:val="false"/>
-          <w:color w:val="0033B3"/>
-          <w:sz w:val="20"/>
-        </w:rPr>
-        <w:t>this</w:t>
-      </w:r>
-      <w:r>
-        <w:rPr>
-          <w:rFonts w:ascii="JetBrains Mono" w:hAnsi="JetBrains Mono"/>
-          <w:b w:val="false"/>
-          <w:i w:val="false"/>
-          <w:color w:val="080808"/>
-          <w:sz w:val="20"/>
-        </w:rPr>
-        <w:t>;</w:t>
-        <w:br/>
-        <w:t xml:space="preserve">    }</w:t>
-        <w:br/>
-        <w:t>};</w:t>
-        <w:br/>
+          <w:rFonts w:eastAsia="Times New Roman" w:cs="Times New Roman" w:ascii="Times New Roman" w:hAnsi="Times New Roman"/>
+          <w:iCs/>
+          <w:sz w:val="24"/>
+          <w:szCs w:val="24"/>
+          <w:lang w:val="ru-RU"/>
+        </w:rPr>
+        <w:t>Alex : 20</w:t>
       </w:r>
     </w:p>
     <w:p>
       <w:pPr>
         <w:pStyle w:val="Normal"/>
-        <w:pBdr/>
-        <w:shd w:fill="FFFFFF" w:val="clear"/>
+        <w:ind w:firstLine="709"/>
+        <w:jc w:val="left"/>
+        <w:rPr>
+          <w:rFonts w:ascii="Times New Roman" w:hAnsi="Times New Roman" w:eastAsia="Times New Roman" w:cs="Times New Roman"/>
+          <w:iCs/>
+          <w:sz w:val="24"/>
+          <w:szCs w:val="24"/>
+          <w:lang w:val="ru-RU"/>
+        </w:rPr>
+      </w:pPr>
+      <w:r>
+        <w:rPr>
+          <w:rFonts w:eastAsia="Times New Roman" w:cs="Times New Roman" w:ascii="Times New Roman" w:hAnsi="Times New Roman"/>
+          <w:iCs/>
+          <w:sz w:val="24"/>
+          <w:szCs w:val="24"/>
+          <w:lang w:val="ru-RU"/>
+        </w:rPr>
+        <w:t>Alex : 20 / Math : 5</w:t>
+      </w:r>
+    </w:p>
+    <w:p>
+      <w:pPr>
+        <w:pStyle w:val="Normal"/>
+        <w:ind w:firstLine="709"/>
+        <w:jc w:val="left"/>
+        <w:rPr>
+          <w:rFonts w:ascii="Times New Roman" w:hAnsi="Times New Roman" w:eastAsia="Times New Roman" w:cs="Times New Roman"/>
+          <w:iCs/>
+          <w:sz w:val="24"/>
+          <w:szCs w:val="24"/>
+          <w:lang w:val="ru-RU"/>
+        </w:rPr>
+      </w:pPr>
+      <w:r>
+        <w:rPr>
+          <w:rFonts w:eastAsia="Times New Roman" w:cs="Times New Roman" w:ascii="Times New Roman" w:hAnsi="Times New Roman"/>
+          <w:iCs/>
+          <w:sz w:val="24"/>
+          <w:szCs w:val="24"/>
+          <w:lang w:val="ru-RU"/>
+        </w:rPr>
+        <w:t>John : 20 / Math : 5</w:t>
+      </w:r>
+    </w:p>
+    <w:p>
+      <w:pPr>
+        <w:pStyle w:val="Normal"/>
+        <w:ind w:firstLine="709"/>
+        <w:jc w:val="left"/>
+        <w:rPr>
+          <w:rFonts w:ascii="Times New Roman" w:hAnsi="Times New Roman" w:eastAsia="Times New Roman" w:cs="Times New Roman"/>
+          <w:iCs/>
+          <w:sz w:val="24"/>
+          <w:szCs w:val="24"/>
+          <w:lang w:val="ru-RU"/>
+        </w:rPr>
+      </w:pPr>
+      <w:r>
+        <w:rPr>
+          <w:rFonts w:eastAsia="Times New Roman" w:cs="Times New Roman" w:ascii="Times New Roman" w:hAnsi="Times New Roman"/>
+          <w:iCs/>
+          <w:sz w:val="24"/>
+          <w:szCs w:val="24"/>
+          <w:lang w:val="ru-RU"/>
+        </w:rPr>
+        <w:t>Bob : 21</w:t>
+      </w:r>
+      <w:r>
+        <w:br w:type="page"/>
+      </w:r>
+    </w:p>
+    <w:p>
+      <w:pPr>
+        <w:pStyle w:val="Normal"/>
+        <w:spacing w:before="0" w:after="160"/>
+        <w:ind w:firstLine="709"/>
+        <w:jc w:val="center"/>
+        <w:rPr>
+          <w:rFonts w:ascii="Times New Roman" w:hAnsi="Times New Roman" w:eastAsia="Times New Roman" w:cs="Times New Roman"/>
+          <w:iCs/>
+          <w:sz w:val="24"/>
+          <w:szCs w:val="24"/>
+          <w:lang w:val="ru-RU"/>
+        </w:rPr>
+      </w:pPr>
+      <w:r>
+        <w:rPr>
+          <w:rFonts w:eastAsia="Times New Roman" w:cs="Times New Roman" w:ascii="Times New Roman" w:hAnsi="Times New Roman"/>
+          <w:iCs/>
+          <w:sz w:val="24"/>
+          <w:szCs w:val="24"/>
+          <w:lang w:val="ru-RU"/>
+        </w:rPr>
+        <w:t>ВОПРОСЫ</w:t>
+      </w:r>
+    </w:p>
+    <w:p>
+      <w:pPr>
+        <w:pStyle w:val="Normal"/>
+        <w:shd w:val="clear" w:fill="FFFFFF"/>
+        <w:rPr>
+          <w:rFonts w:ascii="JetBrains Mono" w:hAnsi="JetBrains Mono"/>
+          <w:b w:val="false"/>
+          <w:i w:val="false"/>
+          <w:color w:val="080808"/>
+          <w:sz w:val="20"/>
+        </w:rPr>
+      </w:pPr>
+      <w:r>
+        <w:rPr>
+          <w:rFonts w:ascii="JetBrains Mono" w:hAnsi="JetBrains Mono"/>
+          <w:b w:val="false"/>
+          <w:i w:val="false"/>
+          <w:color w:val="080808"/>
+          <w:sz w:val="20"/>
+        </w:rPr>
+        <w:t>1. Для чего используется механизм наследования?</w:t>
+        <w:br/>
+        <w:t>С помощью наследования может быть создана иерархия классов, которые</w:t>
+        <w:br/>
+        <w:t>совместно используют код и интерфейсы.</w:t>
+        <w:br/>
+        <w:br/>
+        <w:t>2. Каким образом наследуются компоненты класса, описанные со спецификатором</w:t>
+        <w:br/>
+        <w:t>public?</w:t>
+        <w:br/>
+        <w:t>private - не доступен</w:t>
+        <w:br/>
+        <w:t>public - public</w:t>
+        <w:br/>
+        <w:t>protected - protected</w:t>
+        <w:br/>
+        <w:br/>
+        <w:t>3. Каким образом наследуются компоненты класса, описанные со спецификатором</w:t>
+        <w:br/>
+        <w:t>private?</w:t>
+        <w:br/>
+        <w:t>private - не доступен</w:t>
+        <w:br/>
+        <w:t>public - private</w:t>
+        <w:br/>
+        <w:t>protected - private</w:t>
+        <w:br/>
+        <w:br/>
+        <w:t>4. Каким образом наследуются компоненты класса, описанные со спецификатором</w:t>
+        <w:br/>
+        <w:t>protected?</w:t>
+        <w:br/>
+        <w:t>private - не доступен</w:t>
+        <w:br/>
+        <w:t>public - protected</w:t>
+        <w:br/>
+        <w:t>protected - protected</w:t>
+        <w:br/>
+        <w:br/>
+        <w:t>5. Каким образом описывается производный класс?</w:t>
+        <w:br/>
+        <w:t>class Student : Person</w:t>
+        <w:br/>
+        <w:br/>
+        <w:t>6. Наследуются ли конструкторы?</w:t>
+        <w:br/>
+        <w:t>Нет</w:t>
+        <w:br/>
+        <w:br/>
+        <w:t>7. Наследуются ли деструкторы?</w:t>
+        <w:br/>
+        <w:t>Деструкторы не наследуются как функции, но они автоматически вызываются по цепочке наследования</w:t>
+        <w:br/>
+        <w:br/>
+        <w:t>8. В каком порядке конструируются объекты производных классов?</w:t>
+        <w:br/>
+        <w:t>Сначала базовые, потом производные</w:t>
+        <w:br/>
+        <w:br/>
+        <w:t>9. В каком порядке уничтожаются объекты производных классов?</w:t>
+        <w:br/>
+        <w:t>Сначала производные, потом базовые</w:t>
+        <w:br/>
+        <w:br/>
+        <w:t>10. Что представляют собой виртуальные функции и механизм позднего связывания?</w:t>
+        <w:br/>
+        <w:t>Виртуальная функция позволяет переопределить метод базового класса в производном, чтобы затем, на этапе выполнения</w:t>
+        <w:br/>
+        <w:t>программы вызывался метод не для базового класса (раннее связывание), а производного, в зависимости от реального</w:t>
+        <w:br/>
+        <w:t>объекта.</w:t>
+        <w:br/>
+        <w:br/>
+        <w:t>11. Могут ли быть виртуальными конструкторы? Деструкторы?</w:t>
+        <w:br/>
+        <w:t>Нет</w:t>
+        <w:br/>
+        <w:br/>
+        <w:t>12. Наследуется ли спецификатор virtual?</w:t>
+        <w:br/>
+        <w:t>По определению да</w:t>
+        <w:br/>
+        <w:br/>
+        <w:t>13. Какое отношение устанавливает между классами открытое наследование?</w:t>
+        <w:br/>
+        <w:t>Открытое (public) наследование устанавливает отношение «является» (is-a) между классами, при котором объект</w:t>
+        <w:br/>
+        <w:t>производного класса может использоваться везде, где ожидается объект базового класса.</w:t>
+        <w:br/>
+        <w:br/>
+        <w:t>14. Какое отношение устанавливает между классами закрытое наследование?</w:t>
+        <w:br/>
+        <w:t>Закрытое (private) наследование означает наследование реализации, а не типа</w:t>
+        <w:br/>
+        <w:br/>
+        <w:t>15. В чем заключается принцип подстановки?</w:t>
+        <w:br/>
+        <w:t>Объекты производного класса должны быть взаимозаменяемы с объектами базового класса без нарушения корректности программы.</w:t>
+        <w:br/>
+        <w:br/>
+        <w:t>16. Имеется иерархия классов:</w:t>
+        <w:br/>
+        <w:t>class Student</w:t>
+        <w:br/>
+        <w:t>{</w:t>
+        <w:br/>
+        <w:t xml:space="preserve">    int age;</w:t>
+        <w:br/>
+        <w:t xml:space="preserve">    public:</w:t>
+        <w:br/>
+        <w:t xml:space="preserve">    string name;</w:t>
+        <w:br/>
+        <w:t xml:space="preserve">    ...</w:t>
+        <w:br/>
+        <w:t>};</w:t>
+        <w:br/>
+        <w:t>class Employee : public Student</w:t>
+        <w:br/>
+        <w:t>{</w:t>
+        <w:br/>
+        <w:t xml:space="preserve">    protected:</w:t>
+        <w:br/>
+        <w:t xml:space="preserve">    string post;</w:t>
+        <w:br/>
+        <w:t xml:space="preserve">    ...</w:t>
+        <w:br/>
+        <w:t>};</w:t>
+        <w:br/>
+        <w:t>class Teacher : public Employee</w:t>
+        <w:br/>
+        <w:t>{</w:t>
+        <w:br/>
+        <w:t xml:space="preserve">    protected: int stage;</w:t>
+        <w:br/>
+        <w:t>...</w:t>
+        <w:br/>
+        <w:t>};</w:t>
+        <w:br/>
+        <w:t>Teacher x;</w:t>
+        <w:br/>
+        <w:t>Какие компонентные данные будет иметь объект х?</w:t>
+        <w:br/>
+        <w:t>Все, но без доступа к age</w:t>
+        <w:br/>
+        <w:br/>
+        <w:t>17. Для классов Student, Employee и Teacher написать конструкторы без параметров.</w:t>
+        <w:br/>
+        <w:t>18. Для классов Student, Employee и Teacher написать конструкторы с параметрами.</w:t>
+        <w:br/>
+        <w:t>19. Для классов Student, Employee и Teacher написать конструкторы копирования.</w:t>
+        <w:br/>
+        <w:t>20. Для классов Student, Employee и Teacher определить операцию присваивания.</w:t>
+        <w:br/>
+      </w:r>
+      <w:r>
+        <w:rPr>
+          <w:rFonts w:ascii="JetBrains Mono" w:hAnsi="JetBrains Mono"/>
+          <w:b w:val="false"/>
+          <w:i w:val="false"/>
+          <w:color w:val="9E880D"/>
+          <w:sz w:val="20"/>
+        </w:rPr>
+        <w:t xml:space="preserve">#include </w:t>
+      </w:r>
+      <w:r>
+        <w:rPr>
+          <w:rFonts w:ascii="JetBrains Mono" w:hAnsi="JetBrains Mono"/>
+          <w:b w:val="false"/>
+          <w:i w:val="false"/>
+          <w:color w:val="067D17"/>
+          <w:sz w:val="20"/>
+        </w:rPr>
+        <w:t>&lt;string&gt;</w:t>
+        <w:br/>
+      </w:r>
+      <w:r>
+        <w:rPr>
+          <w:rFonts w:ascii="JetBrains Mono" w:hAnsi="JetBrains Mono"/>
+          <w:b w:val="false"/>
+          <w:i w:val="false"/>
+          <w:color w:val="0033B3"/>
+          <w:sz w:val="20"/>
+        </w:rPr>
+        <w:t xml:space="preserve">class </w:t>
+      </w:r>
+      <w:r>
+        <w:rPr>
+          <w:rFonts w:ascii="JetBrains Mono" w:hAnsi="JetBrains Mono"/>
+          <w:b w:val="false"/>
+          <w:i w:val="false"/>
+          <w:color w:val="000000"/>
+          <w:sz w:val="20"/>
+        </w:rPr>
+        <w:t xml:space="preserve">Student </w:t>
+      </w:r>
+      <w:r>
+        <w:rPr>
+          <w:rFonts w:ascii="JetBrains Mono" w:hAnsi="JetBrains Mono"/>
+          <w:b w:val="false"/>
+          <w:i w:val="false"/>
+          <w:color w:val="080808"/>
+          <w:sz w:val="20"/>
+        </w:rPr>
+        <w:t>{</w:t>
+        <w:br/>
+        <w:t xml:space="preserve">    </w:t>
+      </w:r>
+      <w:r>
+        <w:rPr>
+          <w:rFonts w:ascii="JetBrains Mono" w:hAnsi="JetBrains Mono"/>
+          <w:b w:val="false"/>
+          <w:i w:val="false"/>
+          <w:color w:val="0033B3"/>
+          <w:sz w:val="20"/>
+        </w:rPr>
+        <w:t xml:space="preserve">int </w:t>
+      </w:r>
+      <w:r>
+        <w:rPr>
+          <w:rFonts w:ascii="JetBrains Mono" w:hAnsi="JetBrains Mono"/>
+          <w:b w:val="false"/>
+          <w:i w:val="false"/>
+          <w:color w:val="871094"/>
+          <w:sz w:val="20"/>
+        </w:rPr>
+        <w:t>age</w:t>
+      </w:r>
+      <w:r>
+        <w:rPr>
+          <w:rFonts w:ascii="JetBrains Mono" w:hAnsi="JetBrains Mono"/>
+          <w:b w:val="false"/>
+          <w:i w:val="false"/>
+          <w:color w:val="080808"/>
+          <w:sz w:val="20"/>
+        </w:rPr>
+        <w:t>;</w:t>
+        <w:br/>
+        <w:br/>
+      </w:r>
+      <w:r>
+        <w:rPr>
+          <w:rFonts w:ascii="JetBrains Mono" w:hAnsi="JetBrains Mono"/>
+          <w:b w:val="false"/>
+          <w:i w:val="false"/>
+          <w:color w:val="0033B3"/>
+          <w:sz w:val="20"/>
+        </w:rPr>
+        <w:t>public</w:t>
+      </w:r>
+      <w:r>
+        <w:rPr>
+          <w:rFonts w:ascii="JetBrains Mono" w:hAnsi="JetBrains Mono"/>
+          <w:b w:val="false"/>
+          <w:i w:val="false"/>
+          <w:color w:val="080808"/>
+          <w:sz w:val="20"/>
+        </w:rPr>
+        <w:t>:</w:t>
+        <w:br/>
+        <w:t xml:space="preserve">    </w:t>
+      </w:r>
+      <w:r>
+        <w:rPr>
+          <w:rFonts w:ascii="JetBrains Mono" w:hAnsi="JetBrains Mono"/>
+          <w:b w:val="false"/>
+          <w:i w:val="false"/>
+          <w:color w:val="000000"/>
+          <w:sz w:val="20"/>
+        </w:rPr>
+        <w:t>std</w:t>
+      </w:r>
+      <w:r>
+        <w:rPr>
+          <w:rFonts w:ascii="JetBrains Mono" w:hAnsi="JetBrains Mono"/>
+          <w:b w:val="false"/>
+          <w:i w:val="false"/>
+          <w:color w:val="080808"/>
+          <w:sz w:val="20"/>
+        </w:rPr>
+        <w:t>::</w:t>
+      </w:r>
+      <w:r>
+        <w:rPr>
+          <w:rFonts w:ascii="JetBrains Mono" w:hAnsi="JetBrains Mono"/>
+          <w:b w:val="false"/>
+          <w:i w:val="false"/>
+          <w:color w:val="000000"/>
+          <w:sz w:val="20"/>
+        </w:rPr>
+        <w:t xml:space="preserve">string </w:t>
+      </w:r>
+      <w:r>
+        <w:rPr>
+          <w:rFonts w:ascii="JetBrains Mono" w:hAnsi="JetBrains Mono"/>
+          <w:b w:val="false"/>
+          <w:i w:val="false"/>
+          <w:color w:val="871094"/>
+          <w:sz w:val="20"/>
+        </w:rPr>
+        <w:t>name</w:t>
+      </w:r>
+      <w:r>
+        <w:rPr>
+          <w:rFonts w:ascii="JetBrains Mono" w:hAnsi="JetBrains Mono"/>
+          <w:b w:val="false"/>
+          <w:i w:val="false"/>
+          <w:color w:val="080808"/>
+          <w:sz w:val="20"/>
+        </w:rPr>
+        <w:t>;</w:t>
+        <w:br/>
+        <w:br/>
+        <w:t xml:space="preserve">    </w:t>
+      </w:r>
+      <w:r>
+        <w:rPr>
+          <w:rFonts w:ascii="JetBrains Mono" w:hAnsi="JetBrains Mono"/>
+          <w:b w:val="false"/>
+          <w:i w:val="false"/>
+          <w:color w:val="00627A"/>
+          <w:sz w:val="20"/>
+        </w:rPr>
+        <w:t>Student</w:t>
+      </w:r>
+      <w:r>
+        <w:rPr>
+          <w:rFonts w:ascii="JetBrains Mono" w:hAnsi="JetBrains Mono"/>
+          <w:b w:val="false"/>
+          <w:i w:val="false"/>
+          <w:color w:val="080808"/>
+          <w:sz w:val="20"/>
+        </w:rPr>
+        <w:t>() {</w:t>
+        <w:br/>
+        <w:t xml:space="preserve">        </w:t>
+      </w:r>
+      <w:r>
+        <w:rPr>
+          <w:rFonts w:ascii="JetBrains Mono" w:hAnsi="JetBrains Mono"/>
+          <w:b w:val="false"/>
+          <w:i w:val="false"/>
+          <w:color w:val="871094"/>
+          <w:sz w:val="20"/>
+        </w:rPr>
+        <w:t xml:space="preserve">age </w:t>
+      </w:r>
+      <w:r>
+        <w:rPr>
+          <w:rFonts w:ascii="JetBrains Mono" w:hAnsi="JetBrains Mono"/>
+          <w:b w:val="false"/>
+          <w:i w:val="false"/>
+          <w:color w:val="080808"/>
+          <w:sz w:val="20"/>
+        </w:rPr>
+        <w:t xml:space="preserve">= </w:t>
+      </w:r>
+      <w:r>
+        <w:rPr>
+          <w:rFonts w:ascii="JetBrains Mono" w:hAnsi="JetBrains Mono"/>
+          <w:b w:val="false"/>
+          <w:i w:val="false"/>
+          <w:color w:val="1750EB"/>
+          <w:sz w:val="20"/>
+        </w:rPr>
+        <w:t>0</w:t>
+      </w:r>
+      <w:r>
+        <w:rPr>
+          <w:rFonts w:ascii="JetBrains Mono" w:hAnsi="JetBrains Mono"/>
+          <w:b w:val="false"/>
+          <w:i w:val="false"/>
+          <w:color w:val="080808"/>
+          <w:sz w:val="20"/>
+        </w:rPr>
+        <w:t>;</w:t>
+        <w:br/>
+        <w:t xml:space="preserve">        </w:t>
+      </w:r>
+      <w:r>
+        <w:rPr>
+          <w:rFonts w:ascii="JetBrains Mono" w:hAnsi="JetBrains Mono"/>
+          <w:b w:val="false"/>
+          <w:i w:val="false"/>
+          <w:color w:val="871094"/>
+          <w:sz w:val="20"/>
+        </w:rPr>
+        <w:t xml:space="preserve">name </w:t>
+      </w:r>
+      <w:r>
+        <w:rPr>
+          <w:rFonts w:ascii="JetBrains Mono" w:hAnsi="JetBrains Mono"/>
+          <w:b w:val="false"/>
+          <w:i w:val="false"/>
+          <w:color w:val="00627A"/>
+          <w:sz w:val="20"/>
+        </w:rPr>
+        <w:t xml:space="preserve">= </w:t>
+      </w:r>
+      <w:r>
+        <w:rPr>
+          <w:rFonts w:ascii="JetBrains Mono" w:hAnsi="JetBrains Mono"/>
+          <w:b w:val="false"/>
+          <w:i w:val="false"/>
+          <w:color w:val="067D17"/>
+          <w:sz w:val="20"/>
+        </w:rPr>
+        <w:t>""</w:t>
+      </w:r>
+      <w:r>
+        <w:rPr>
+          <w:rFonts w:ascii="JetBrains Mono" w:hAnsi="JetBrains Mono"/>
+          <w:b w:val="false"/>
+          <w:i w:val="false"/>
+          <w:color w:val="080808"/>
+          <w:sz w:val="20"/>
+        </w:rPr>
+        <w:t>;</w:t>
+        <w:br/>
+        <w:t xml:space="preserve">    }</w:t>
+        <w:br/>
+        <w:br/>
+        <w:t xml:space="preserve">    </w:t>
+      </w:r>
+      <w:r>
+        <w:rPr>
+          <w:rFonts w:ascii="JetBrains Mono" w:hAnsi="JetBrains Mono"/>
+          <w:b w:val="false"/>
+          <w:i w:val="false"/>
+          <w:color w:val="00627A"/>
+          <w:sz w:val="20"/>
+        </w:rPr>
+        <w:t>Student</w:t>
+      </w:r>
+      <w:r>
+        <w:rPr>
+          <w:rFonts w:ascii="JetBrains Mono" w:hAnsi="JetBrains Mono"/>
+          <w:b w:val="false"/>
+          <w:i w:val="false"/>
+          <w:color w:val="080808"/>
+          <w:sz w:val="20"/>
+        </w:rPr>
+        <w:t>(</w:t>
+      </w:r>
+      <w:r>
+        <w:rPr>
+          <w:rFonts w:ascii="JetBrains Mono" w:hAnsi="JetBrains Mono"/>
+          <w:b w:val="false"/>
+          <w:i w:val="false"/>
+          <w:color w:val="0033B3"/>
+          <w:sz w:val="20"/>
+        </w:rPr>
+        <w:t xml:space="preserve">int </w:t>
+      </w:r>
+      <w:r>
+        <w:rPr>
+          <w:rFonts w:ascii="JetBrains Mono" w:hAnsi="JetBrains Mono"/>
+          <w:b w:val="false"/>
+          <w:i w:val="false"/>
+          <w:color w:val="000000"/>
+          <w:sz w:val="20"/>
+        </w:rPr>
+        <w:t>a</w:t>
+      </w:r>
+      <w:r>
+        <w:rPr>
+          <w:rFonts w:ascii="JetBrains Mono" w:hAnsi="JetBrains Mono"/>
+          <w:b w:val="false"/>
+          <w:i w:val="false"/>
+          <w:color w:val="080808"/>
+          <w:sz w:val="20"/>
+        </w:rPr>
+        <w:t xml:space="preserve">, </w:t>
+      </w:r>
+      <w:r>
+        <w:rPr>
+          <w:rFonts w:ascii="JetBrains Mono" w:hAnsi="JetBrains Mono"/>
+          <w:b w:val="false"/>
+          <w:i w:val="false"/>
+          <w:color w:val="0033B3"/>
+          <w:sz w:val="20"/>
+        </w:rPr>
+        <w:t xml:space="preserve">const </w:t>
+      </w:r>
+      <w:r>
+        <w:rPr>
+          <w:rFonts w:ascii="JetBrains Mono" w:hAnsi="JetBrains Mono"/>
+          <w:b w:val="false"/>
+          <w:i w:val="false"/>
+          <w:color w:val="000000"/>
+          <w:sz w:val="20"/>
+        </w:rPr>
+        <w:t>std</w:t>
+      </w:r>
+      <w:r>
+        <w:rPr>
+          <w:rFonts w:ascii="JetBrains Mono" w:hAnsi="JetBrains Mono"/>
+          <w:b w:val="false"/>
+          <w:i w:val="false"/>
+          <w:color w:val="080808"/>
+          <w:sz w:val="20"/>
+        </w:rPr>
+        <w:t>::</w:t>
+      </w:r>
+      <w:r>
+        <w:rPr>
+          <w:rFonts w:ascii="JetBrains Mono" w:hAnsi="JetBrains Mono"/>
+          <w:b w:val="false"/>
+          <w:i w:val="false"/>
+          <w:color w:val="000000"/>
+          <w:sz w:val="20"/>
+        </w:rPr>
+        <w:t xml:space="preserve">string </w:t>
+      </w:r>
+      <w:r>
+        <w:rPr>
+          <w:rFonts w:ascii="JetBrains Mono" w:hAnsi="JetBrains Mono"/>
+          <w:b w:val="false"/>
+          <w:i w:val="false"/>
+          <w:color w:val="080808"/>
+          <w:sz w:val="20"/>
+        </w:rPr>
+        <w:t>&amp;</w:t>
+      </w:r>
+      <w:r>
+        <w:rPr>
+          <w:rFonts w:ascii="JetBrains Mono" w:hAnsi="JetBrains Mono"/>
+          <w:b w:val="false"/>
+          <w:i w:val="false"/>
+          <w:color w:val="000000"/>
+          <w:sz w:val="20"/>
+        </w:rPr>
+        <w:t>n</w:t>
+      </w:r>
+      <w:r>
+        <w:rPr>
+          <w:rFonts w:ascii="JetBrains Mono" w:hAnsi="JetBrains Mono"/>
+          <w:b w:val="false"/>
+          <w:i w:val="false"/>
+          <w:color w:val="080808"/>
+          <w:sz w:val="20"/>
+        </w:rPr>
+        <w:t>) {</w:t>
+        <w:br/>
+        <w:t xml:space="preserve">        </w:t>
+      </w:r>
+      <w:r>
+        <w:rPr>
+          <w:rFonts w:ascii="JetBrains Mono" w:hAnsi="JetBrains Mono"/>
+          <w:b w:val="false"/>
+          <w:i w:val="false"/>
+          <w:color w:val="871094"/>
+          <w:sz w:val="20"/>
+        </w:rPr>
+        <w:t xml:space="preserve">age </w:t>
+      </w:r>
+      <w:r>
+        <w:rPr>
+          <w:rFonts w:ascii="JetBrains Mono" w:hAnsi="JetBrains Mono"/>
+          <w:b w:val="false"/>
+          <w:i w:val="false"/>
+          <w:color w:val="080808"/>
+          <w:sz w:val="20"/>
+        </w:rPr>
+        <w:t xml:space="preserve">= </w:t>
+      </w:r>
+      <w:r>
+        <w:rPr>
+          <w:rFonts w:ascii="JetBrains Mono" w:hAnsi="JetBrains Mono"/>
+          <w:b w:val="false"/>
+          <w:i w:val="false"/>
+          <w:color w:val="000000"/>
+          <w:sz w:val="20"/>
+        </w:rPr>
+        <w:t>a</w:t>
+      </w:r>
+      <w:r>
+        <w:rPr>
+          <w:rFonts w:ascii="JetBrains Mono" w:hAnsi="JetBrains Mono"/>
+          <w:b w:val="false"/>
+          <w:i w:val="false"/>
+          <w:color w:val="080808"/>
+          <w:sz w:val="20"/>
+        </w:rPr>
+        <w:t>;</w:t>
+        <w:br/>
+        <w:t xml:space="preserve">        </w:t>
+      </w:r>
+      <w:r>
+        <w:rPr>
+          <w:rFonts w:ascii="JetBrains Mono" w:hAnsi="JetBrains Mono"/>
+          <w:b w:val="false"/>
+          <w:i w:val="false"/>
+          <w:color w:val="871094"/>
+          <w:sz w:val="20"/>
+        </w:rPr>
+        <w:t xml:space="preserve">name </w:t>
+      </w:r>
+      <w:r>
+        <w:rPr>
+          <w:rFonts w:ascii="JetBrains Mono" w:hAnsi="JetBrains Mono"/>
+          <w:b w:val="false"/>
+          <w:i w:val="false"/>
+          <w:color w:val="00627A"/>
+          <w:sz w:val="20"/>
+        </w:rPr>
+        <w:t xml:space="preserve">= </w:t>
+      </w:r>
+      <w:r>
+        <w:rPr>
+          <w:rFonts w:ascii="JetBrains Mono" w:hAnsi="JetBrains Mono"/>
+          <w:b w:val="false"/>
+          <w:i w:val="false"/>
+          <w:color w:val="000000"/>
+          <w:sz w:val="20"/>
+        </w:rPr>
+        <w:t>n</w:t>
+      </w:r>
+      <w:r>
+        <w:rPr>
+          <w:rFonts w:ascii="JetBrains Mono" w:hAnsi="JetBrains Mono"/>
+          <w:b w:val="false"/>
+          <w:i w:val="false"/>
+          <w:color w:val="080808"/>
+          <w:sz w:val="20"/>
+        </w:rPr>
+        <w:t>;</w:t>
+        <w:br/>
+        <w:t xml:space="preserve">    }</w:t>
+        <w:br/>
+        <w:br/>
+        <w:t xml:space="preserve">    </w:t>
+      </w:r>
+      <w:r>
+        <w:rPr>
+          <w:rFonts w:ascii="JetBrains Mono" w:hAnsi="JetBrains Mono"/>
+          <w:b w:val="false"/>
+          <w:i w:val="false"/>
+          <w:color w:val="00627A"/>
+          <w:sz w:val="20"/>
+        </w:rPr>
+        <w:t>Student</w:t>
+      </w:r>
+      <w:r>
+        <w:rPr>
+          <w:rFonts w:ascii="JetBrains Mono" w:hAnsi="JetBrains Mono"/>
+          <w:b w:val="false"/>
+          <w:i w:val="false"/>
+          <w:color w:val="080808"/>
+          <w:sz w:val="20"/>
+        </w:rPr>
+        <w:t>(</w:t>
+      </w:r>
+      <w:r>
+        <w:rPr>
+          <w:rFonts w:ascii="JetBrains Mono" w:hAnsi="JetBrains Mono"/>
+          <w:b w:val="false"/>
+          <w:i w:val="false"/>
+          <w:color w:val="0033B3"/>
+          <w:sz w:val="20"/>
+        </w:rPr>
+        <w:t xml:space="preserve">const </w:t>
+      </w:r>
+      <w:r>
+        <w:rPr>
+          <w:rFonts w:ascii="JetBrains Mono" w:hAnsi="JetBrains Mono"/>
+          <w:b w:val="false"/>
+          <w:i w:val="false"/>
+          <w:color w:val="000000"/>
+          <w:sz w:val="20"/>
+        </w:rPr>
+        <w:t xml:space="preserve">Student </w:t>
+      </w:r>
+      <w:r>
+        <w:rPr>
+          <w:rFonts w:ascii="JetBrains Mono" w:hAnsi="JetBrains Mono"/>
+          <w:b w:val="false"/>
+          <w:i w:val="false"/>
+          <w:color w:val="080808"/>
+          <w:sz w:val="20"/>
+        </w:rPr>
+        <w:t>&amp;</w:t>
+      </w:r>
+      <w:r>
+        <w:rPr>
+          <w:rFonts w:ascii="JetBrains Mono" w:hAnsi="JetBrains Mono"/>
+          <w:b w:val="false"/>
+          <w:i w:val="false"/>
+          <w:color w:val="000000"/>
+          <w:sz w:val="20"/>
+        </w:rPr>
+        <w:t>s</w:t>
+      </w:r>
+      <w:r>
+        <w:rPr>
+          <w:rFonts w:ascii="JetBrains Mono" w:hAnsi="JetBrains Mono"/>
+          <w:b w:val="false"/>
+          <w:i w:val="false"/>
+          <w:color w:val="080808"/>
+          <w:sz w:val="20"/>
+        </w:rPr>
+        <w:t>) {</w:t>
+        <w:br/>
+        <w:t xml:space="preserve">        </w:t>
+      </w:r>
+      <w:r>
+        <w:rPr>
+          <w:rFonts w:ascii="JetBrains Mono" w:hAnsi="JetBrains Mono"/>
+          <w:b w:val="false"/>
+          <w:i w:val="false"/>
+          <w:color w:val="871094"/>
+          <w:sz w:val="20"/>
+        </w:rPr>
+        <w:t xml:space="preserve">age </w:t>
+      </w:r>
+      <w:r>
+        <w:rPr>
+          <w:rFonts w:ascii="JetBrains Mono" w:hAnsi="JetBrains Mono"/>
+          <w:b w:val="false"/>
+          <w:i w:val="false"/>
+          <w:color w:val="080808"/>
+          <w:sz w:val="20"/>
+        </w:rPr>
+        <w:t xml:space="preserve">= </w:t>
+      </w:r>
+      <w:r>
+        <w:rPr>
+          <w:rFonts w:ascii="JetBrains Mono" w:hAnsi="JetBrains Mono"/>
+          <w:b w:val="false"/>
+          <w:i w:val="false"/>
+          <w:color w:val="000000"/>
+          <w:sz w:val="20"/>
+        </w:rPr>
+        <w:t>s</w:t>
+      </w:r>
+      <w:r>
+        <w:rPr>
+          <w:rFonts w:ascii="JetBrains Mono" w:hAnsi="JetBrains Mono"/>
+          <w:b w:val="false"/>
+          <w:i w:val="false"/>
+          <w:color w:val="080808"/>
+          <w:sz w:val="20"/>
+        </w:rPr>
+        <w:t>.</w:t>
+      </w:r>
+      <w:r>
+        <w:rPr>
+          <w:rFonts w:ascii="JetBrains Mono" w:hAnsi="JetBrains Mono"/>
+          <w:b w:val="false"/>
+          <w:i w:val="false"/>
+          <w:color w:val="871094"/>
+          <w:sz w:val="20"/>
+        </w:rPr>
+        <w:t>age</w:t>
+      </w:r>
+      <w:r>
+        <w:rPr>
+          <w:rFonts w:ascii="JetBrains Mono" w:hAnsi="JetBrains Mono"/>
+          <w:b w:val="false"/>
+          <w:i w:val="false"/>
+          <w:color w:val="080808"/>
+          <w:sz w:val="20"/>
+        </w:rPr>
+        <w:t>;</w:t>
+        <w:br/>
+        <w:t xml:space="preserve">        </w:t>
+      </w:r>
+      <w:r>
+        <w:rPr>
+          <w:rFonts w:ascii="JetBrains Mono" w:hAnsi="JetBrains Mono"/>
+          <w:b w:val="false"/>
+          <w:i w:val="false"/>
+          <w:color w:val="871094"/>
+          <w:sz w:val="20"/>
+        </w:rPr>
+        <w:t xml:space="preserve">name </w:t>
+      </w:r>
+      <w:r>
+        <w:rPr>
+          <w:rFonts w:ascii="JetBrains Mono" w:hAnsi="JetBrains Mono"/>
+          <w:b w:val="false"/>
+          <w:i w:val="false"/>
+          <w:color w:val="00627A"/>
+          <w:sz w:val="20"/>
+        </w:rPr>
+        <w:t xml:space="preserve">= </w:t>
+      </w:r>
+      <w:r>
+        <w:rPr>
+          <w:rFonts w:ascii="JetBrains Mono" w:hAnsi="JetBrains Mono"/>
+          <w:b w:val="false"/>
+          <w:i w:val="false"/>
+          <w:color w:val="000000"/>
+          <w:sz w:val="20"/>
+        </w:rPr>
+        <w:t>s</w:t>
+      </w:r>
+      <w:r>
+        <w:rPr>
+          <w:rFonts w:ascii="JetBrains Mono" w:hAnsi="JetBrains Mono"/>
+          <w:b w:val="false"/>
+          <w:i w:val="false"/>
+          <w:color w:val="080808"/>
+          <w:sz w:val="20"/>
+        </w:rPr>
+        <w:t>.</w:t>
+      </w:r>
+      <w:r>
+        <w:rPr>
+          <w:rFonts w:ascii="JetBrains Mono" w:hAnsi="JetBrains Mono"/>
+          <w:b w:val="false"/>
+          <w:i w:val="false"/>
+          <w:color w:val="871094"/>
+          <w:sz w:val="20"/>
+        </w:rPr>
+        <w:t>name</w:t>
+      </w:r>
+      <w:r>
+        <w:rPr>
+          <w:rFonts w:ascii="JetBrains Mono" w:hAnsi="JetBrains Mono"/>
+          <w:b w:val="false"/>
+          <w:i w:val="false"/>
+          <w:color w:val="080808"/>
+          <w:sz w:val="20"/>
+        </w:rPr>
+        <w:t>;</w:t>
+        <w:br/>
+        <w:t xml:space="preserve">    }</w:t>
+        <w:br/>
+        <w:br/>
+        <w:t xml:space="preserve">    </w:t>
+      </w:r>
+      <w:r>
+        <w:rPr>
+          <w:rFonts w:ascii="JetBrains Mono" w:hAnsi="JetBrains Mono"/>
+          <w:b w:val="false"/>
+          <w:i w:val="false"/>
+          <w:color w:val="000000"/>
+          <w:sz w:val="20"/>
+        </w:rPr>
+        <w:t xml:space="preserve">Student </w:t>
+      </w:r>
+      <w:r>
+        <w:rPr>
+          <w:rFonts w:ascii="JetBrains Mono" w:hAnsi="JetBrains Mono"/>
+          <w:b w:val="false"/>
+          <w:i w:val="false"/>
+          <w:color w:val="080808"/>
+          <w:sz w:val="20"/>
+        </w:rPr>
+        <w:t>&amp;</w:t>
+      </w:r>
+      <w:r>
+        <w:rPr>
+          <w:rFonts w:ascii="JetBrains Mono" w:hAnsi="JetBrains Mono"/>
+          <w:b w:val="false"/>
+          <w:i w:val="false"/>
+          <w:color w:val="0033B3"/>
+          <w:sz w:val="20"/>
+        </w:rPr>
+        <w:t>operator</w:t>
+      </w:r>
+      <w:r>
+        <w:rPr>
+          <w:rFonts w:ascii="JetBrains Mono" w:hAnsi="JetBrains Mono"/>
+          <w:b w:val="false"/>
+          <w:i w:val="false"/>
+          <w:color w:val="080808"/>
+          <w:sz w:val="20"/>
+        </w:rPr>
+        <w:t>=(</w:t>
+      </w:r>
+      <w:r>
+        <w:rPr>
+          <w:rFonts w:ascii="JetBrains Mono" w:hAnsi="JetBrains Mono"/>
+          <w:b w:val="false"/>
+          <w:i w:val="false"/>
+          <w:color w:val="0033B3"/>
+          <w:sz w:val="20"/>
+        </w:rPr>
+        <w:t xml:space="preserve">const </w:t>
+      </w:r>
+      <w:r>
+        <w:rPr>
+          <w:rFonts w:ascii="JetBrains Mono" w:hAnsi="JetBrains Mono"/>
+          <w:b w:val="false"/>
+          <w:i w:val="false"/>
+          <w:color w:val="000000"/>
+          <w:sz w:val="20"/>
+        </w:rPr>
+        <w:t xml:space="preserve">Student </w:t>
+      </w:r>
+      <w:r>
+        <w:rPr>
+          <w:rFonts w:ascii="JetBrains Mono" w:hAnsi="JetBrains Mono"/>
+          <w:b w:val="false"/>
+          <w:i w:val="false"/>
+          <w:color w:val="080808"/>
+          <w:sz w:val="20"/>
+        </w:rPr>
+        <w:t>&amp;</w:t>
+      </w:r>
+      <w:r>
+        <w:rPr>
+          <w:rFonts w:ascii="JetBrains Mono" w:hAnsi="JetBrains Mono"/>
+          <w:b w:val="false"/>
+          <w:i w:val="false"/>
+          <w:color w:val="000000"/>
+          <w:sz w:val="20"/>
+        </w:rPr>
+        <w:t>other</w:t>
+      </w:r>
+      <w:r>
+        <w:rPr>
+          <w:rFonts w:ascii="JetBrains Mono" w:hAnsi="JetBrains Mono"/>
+          <w:b w:val="false"/>
+          <w:i w:val="false"/>
+          <w:color w:val="080808"/>
+          <w:sz w:val="20"/>
+        </w:rPr>
+        <w:t>) {</w:t>
+        <w:br/>
+        <w:t xml:space="preserve">        </w:t>
+      </w:r>
+      <w:r>
+        <w:rPr>
+          <w:rFonts w:ascii="JetBrains Mono" w:hAnsi="JetBrains Mono"/>
+          <w:b w:val="false"/>
+          <w:i w:val="false"/>
+          <w:color w:val="0033B3"/>
+          <w:sz w:val="20"/>
+        </w:rPr>
+        <w:t xml:space="preserve">if </w:t>
+      </w:r>
+      <w:r>
+        <w:rPr>
+          <w:rFonts w:ascii="JetBrains Mono" w:hAnsi="JetBrains Mono"/>
+          <w:b w:val="false"/>
+          <w:i w:val="false"/>
+          <w:color w:val="080808"/>
+          <w:sz w:val="20"/>
+        </w:rPr>
+        <w:t>(</w:t>
+      </w:r>
+      <w:r>
+        <w:rPr>
+          <w:rFonts w:ascii="JetBrains Mono" w:hAnsi="JetBrains Mono"/>
+          <w:b w:val="false"/>
+          <w:i w:val="false"/>
+          <w:color w:val="0033B3"/>
+          <w:sz w:val="20"/>
+        </w:rPr>
+        <w:t xml:space="preserve">this </w:t>
+      </w:r>
+      <w:r>
+        <w:rPr>
+          <w:rFonts w:ascii="JetBrains Mono" w:hAnsi="JetBrains Mono"/>
+          <w:b w:val="false"/>
+          <w:i w:val="false"/>
+          <w:color w:val="080808"/>
+          <w:sz w:val="20"/>
+        </w:rPr>
+        <w:t>!= &amp;</w:t>
+      </w:r>
+      <w:r>
+        <w:rPr>
+          <w:rFonts w:ascii="JetBrains Mono" w:hAnsi="JetBrains Mono"/>
+          <w:b w:val="false"/>
+          <w:i w:val="false"/>
+          <w:color w:val="000000"/>
+          <w:sz w:val="20"/>
+        </w:rPr>
+        <w:t>other</w:t>
+      </w:r>
+      <w:r>
+        <w:rPr>
+          <w:rFonts w:ascii="JetBrains Mono" w:hAnsi="JetBrains Mono"/>
+          <w:b w:val="false"/>
+          <w:i w:val="false"/>
+          <w:color w:val="080808"/>
+          <w:sz w:val="20"/>
+        </w:rPr>
+        <w:t>) {</w:t>
+        <w:br/>
+        <w:t xml:space="preserve">            </w:t>
+      </w:r>
+      <w:r>
+        <w:rPr>
+          <w:rFonts w:ascii="JetBrains Mono" w:hAnsi="JetBrains Mono"/>
+          <w:b w:val="false"/>
+          <w:i w:val="false"/>
+          <w:color w:val="871094"/>
+          <w:sz w:val="20"/>
+        </w:rPr>
+        <w:t xml:space="preserve">age </w:t>
+      </w:r>
+      <w:r>
+        <w:rPr>
+          <w:rFonts w:ascii="JetBrains Mono" w:hAnsi="JetBrains Mono"/>
+          <w:b w:val="false"/>
+          <w:i w:val="false"/>
+          <w:color w:val="080808"/>
+          <w:sz w:val="20"/>
+        </w:rPr>
+        <w:t xml:space="preserve">= </w:t>
+      </w:r>
+      <w:r>
+        <w:rPr>
+          <w:rFonts w:ascii="JetBrains Mono" w:hAnsi="JetBrains Mono"/>
+          <w:b w:val="false"/>
+          <w:i w:val="false"/>
+          <w:color w:val="000000"/>
+          <w:sz w:val="20"/>
+        </w:rPr>
+        <w:t>other</w:t>
+      </w:r>
+      <w:r>
+        <w:rPr>
+          <w:rFonts w:ascii="JetBrains Mono" w:hAnsi="JetBrains Mono"/>
+          <w:b w:val="false"/>
+          <w:i w:val="false"/>
+          <w:color w:val="080808"/>
+          <w:sz w:val="20"/>
+        </w:rPr>
+        <w:t>.</w:t>
+      </w:r>
+      <w:r>
+        <w:rPr>
+          <w:rFonts w:ascii="JetBrains Mono" w:hAnsi="JetBrains Mono"/>
+          <w:b w:val="false"/>
+          <w:i w:val="false"/>
+          <w:color w:val="871094"/>
+          <w:sz w:val="20"/>
+        </w:rPr>
+        <w:t>age</w:t>
+      </w:r>
+      <w:r>
+        <w:rPr>
+          <w:rFonts w:ascii="JetBrains Mono" w:hAnsi="JetBrains Mono"/>
+          <w:b w:val="false"/>
+          <w:i w:val="false"/>
+          <w:color w:val="080808"/>
+          <w:sz w:val="20"/>
+        </w:rPr>
+        <w:t>;</w:t>
+        <w:br/>
+        <w:t xml:space="preserve">            </w:t>
+      </w:r>
+      <w:r>
+        <w:rPr>
+          <w:rFonts w:ascii="JetBrains Mono" w:hAnsi="JetBrains Mono"/>
+          <w:b w:val="false"/>
+          <w:i w:val="false"/>
+          <w:color w:val="871094"/>
+          <w:sz w:val="20"/>
+        </w:rPr>
+        <w:t xml:space="preserve">name </w:t>
+      </w:r>
+      <w:r>
+        <w:rPr>
+          <w:rFonts w:ascii="JetBrains Mono" w:hAnsi="JetBrains Mono"/>
+          <w:b w:val="false"/>
+          <w:i w:val="false"/>
+          <w:color w:val="00627A"/>
+          <w:sz w:val="20"/>
+        </w:rPr>
+        <w:t xml:space="preserve">= </w:t>
+      </w:r>
+      <w:r>
+        <w:rPr>
+          <w:rFonts w:ascii="JetBrains Mono" w:hAnsi="JetBrains Mono"/>
+          <w:b w:val="false"/>
+          <w:i w:val="false"/>
+          <w:color w:val="000000"/>
+          <w:sz w:val="20"/>
+        </w:rPr>
+        <w:t>other</w:t>
+      </w:r>
+      <w:r>
+        <w:rPr>
+          <w:rFonts w:ascii="JetBrains Mono" w:hAnsi="JetBrains Mono"/>
+          <w:b w:val="false"/>
+          <w:i w:val="false"/>
+          <w:color w:val="080808"/>
+          <w:sz w:val="20"/>
+        </w:rPr>
+        <w:t>.</w:t>
+      </w:r>
+      <w:r>
+        <w:rPr>
+          <w:rFonts w:ascii="JetBrains Mono" w:hAnsi="JetBrains Mono"/>
+          <w:b w:val="false"/>
+          <w:i w:val="false"/>
+          <w:color w:val="871094"/>
+          <w:sz w:val="20"/>
+        </w:rPr>
+        <w:t>name</w:t>
+      </w:r>
+      <w:r>
+        <w:rPr>
+          <w:rFonts w:ascii="JetBrains Mono" w:hAnsi="JetBrains Mono"/>
+          <w:b w:val="false"/>
+          <w:i w:val="false"/>
+          <w:color w:val="080808"/>
+          <w:sz w:val="20"/>
+        </w:rPr>
+        <w:t>;</w:t>
+        <w:br/>
+        <w:t xml:space="preserve">        }</w:t>
+        <w:br/>
+        <w:t xml:space="preserve">        </w:t>
+      </w:r>
+      <w:r>
+        <w:rPr>
+          <w:rFonts w:ascii="JetBrains Mono" w:hAnsi="JetBrains Mono"/>
+          <w:b w:val="false"/>
+          <w:i w:val="false"/>
+          <w:color w:val="0033B3"/>
+          <w:sz w:val="20"/>
+        </w:rPr>
+        <w:t xml:space="preserve">return </w:t>
+      </w:r>
+      <w:r>
+        <w:rPr>
+          <w:rFonts w:ascii="JetBrains Mono" w:hAnsi="JetBrains Mono"/>
+          <w:b w:val="false"/>
+          <w:i w:val="false"/>
+          <w:color w:val="080808"/>
+          <w:sz w:val="20"/>
+        </w:rPr>
+        <w:t>*</w:t>
+      </w:r>
+      <w:r>
+        <w:rPr>
+          <w:rFonts w:ascii="JetBrains Mono" w:hAnsi="JetBrains Mono"/>
+          <w:b w:val="false"/>
+          <w:i w:val="false"/>
+          <w:color w:val="0033B3"/>
+          <w:sz w:val="20"/>
+        </w:rPr>
+        <w:t>this</w:t>
+      </w:r>
+      <w:r>
+        <w:rPr>
+          <w:rFonts w:ascii="JetBrains Mono" w:hAnsi="JetBrains Mono"/>
+          <w:b w:val="false"/>
+          <w:i w:val="false"/>
+          <w:color w:val="080808"/>
+          <w:sz w:val="20"/>
+        </w:rPr>
+        <w:t>;</w:t>
+        <w:br/>
+        <w:t xml:space="preserve">    }</w:t>
+        <w:br/>
+        <w:t>};</w:t>
+        <w:br/>
+        <w:br/>
+      </w:r>
+      <w:r>
+        <w:rPr>
+          <w:rFonts w:ascii="JetBrains Mono" w:hAnsi="JetBrains Mono"/>
+          <w:b w:val="false"/>
+          <w:i w:val="false"/>
+          <w:color w:val="0033B3"/>
+          <w:sz w:val="20"/>
+        </w:rPr>
+        <w:t xml:space="preserve">class </w:t>
+      </w:r>
+      <w:r>
+        <w:rPr>
+          <w:rFonts w:ascii="JetBrains Mono" w:hAnsi="JetBrains Mono"/>
+          <w:b w:val="false"/>
+          <w:i w:val="false"/>
+          <w:color w:val="000000"/>
+          <w:sz w:val="20"/>
+        </w:rPr>
+        <w:t xml:space="preserve">Employee </w:t>
+      </w:r>
+      <w:r>
+        <w:rPr>
+          <w:rFonts w:ascii="JetBrains Mono" w:hAnsi="JetBrains Mono"/>
+          <w:b w:val="false"/>
+          <w:i w:val="false"/>
+          <w:color w:val="080808"/>
+          <w:sz w:val="20"/>
+        </w:rPr>
+        <w:t xml:space="preserve">: </w:t>
+      </w:r>
+      <w:r>
+        <w:rPr>
+          <w:rFonts w:ascii="JetBrains Mono" w:hAnsi="JetBrains Mono"/>
+          <w:b w:val="false"/>
+          <w:i w:val="false"/>
+          <w:color w:val="0033B3"/>
+          <w:sz w:val="20"/>
+        </w:rPr>
+        <w:t xml:space="preserve">public </w:t>
+      </w:r>
+      <w:r>
+        <w:rPr>
+          <w:rFonts w:ascii="JetBrains Mono" w:hAnsi="JetBrains Mono"/>
+          <w:b w:val="false"/>
+          <w:i w:val="false"/>
+          <w:color w:val="000000"/>
+          <w:sz w:val="20"/>
+        </w:rPr>
+        <w:t xml:space="preserve">Student </w:t>
+      </w:r>
+      <w:r>
+        <w:rPr>
+          <w:rFonts w:ascii="JetBrains Mono" w:hAnsi="JetBrains Mono"/>
+          <w:b w:val="false"/>
+          <w:i w:val="false"/>
+          <w:color w:val="080808"/>
+          <w:sz w:val="20"/>
+        </w:rPr>
+        <w:t>{</w:t>
+        <w:br/>
+      </w:r>
+      <w:r>
+        <w:rPr>
+          <w:rFonts w:ascii="JetBrains Mono" w:hAnsi="JetBrains Mono"/>
+          <w:b w:val="false"/>
+          <w:i w:val="false"/>
+          <w:color w:val="0033B3"/>
+          <w:sz w:val="20"/>
+        </w:rPr>
+        <w:t>protected</w:t>
+      </w:r>
+      <w:r>
+        <w:rPr>
+          <w:rFonts w:ascii="JetBrains Mono" w:hAnsi="JetBrains Mono"/>
+          <w:b w:val="false"/>
+          <w:i w:val="false"/>
+          <w:color w:val="080808"/>
+          <w:sz w:val="20"/>
+        </w:rPr>
+        <w:t>:</w:t>
+        <w:br/>
+        <w:t xml:space="preserve">    </w:t>
+      </w:r>
+      <w:r>
+        <w:rPr>
+          <w:rFonts w:ascii="JetBrains Mono" w:hAnsi="JetBrains Mono"/>
+          <w:b w:val="false"/>
+          <w:i w:val="false"/>
+          <w:color w:val="000000"/>
+          <w:sz w:val="20"/>
+        </w:rPr>
+        <w:t>std</w:t>
+      </w:r>
+      <w:r>
+        <w:rPr>
+          <w:rFonts w:ascii="JetBrains Mono" w:hAnsi="JetBrains Mono"/>
+          <w:b w:val="false"/>
+          <w:i w:val="false"/>
+          <w:color w:val="080808"/>
+          <w:sz w:val="20"/>
+        </w:rPr>
+        <w:t>::</w:t>
+      </w:r>
+      <w:r>
+        <w:rPr>
+          <w:rFonts w:ascii="JetBrains Mono" w:hAnsi="JetBrains Mono"/>
+          <w:b w:val="false"/>
+          <w:i w:val="false"/>
+          <w:color w:val="000000"/>
+          <w:sz w:val="20"/>
+        </w:rPr>
+        <w:t xml:space="preserve">string </w:t>
+      </w:r>
+      <w:r>
+        <w:rPr>
+          <w:rFonts w:ascii="JetBrains Mono" w:hAnsi="JetBrains Mono"/>
+          <w:b w:val="false"/>
+          <w:i w:val="false"/>
+          <w:color w:val="871094"/>
+          <w:sz w:val="20"/>
+        </w:rPr>
+        <w:t>post</w:t>
+      </w:r>
+      <w:r>
+        <w:rPr>
+          <w:rFonts w:ascii="JetBrains Mono" w:hAnsi="JetBrains Mono"/>
+          <w:b w:val="false"/>
+          <w:i w:val="false"/>
+          <w:color w:val="080808"/>
+          <w:sz w:val="20"/>
+        </w:rPr>
+        <w:t>;</w:t>
+        <w:br/>
+        <w:br/>
+      </w:r>
+      <w:r>
+        <w:rPr>
+          <w:rFonts w:ascii="JetBrains Mono" w:hAnsi="JetBrains Mono"/>
+          <w:b w:val="false"/>
+          <w:i w:val="false"/>
+          <w:color w:val="0033B3"/>
+          <w:sz w:val="20"/>
+        </w:rPr>
+        <w:t>public</w:t>
+      </w:r>
+      <w:r>
+        <w:rPr>
+          <w:rFonts w:ascii="JetBrains Mono" w:hAnsi="JetBrains Mono"/>
+          <w:b w:val="false"/>
+          <w:i w:val="false"/>
+          <w:color w:val="080808"/>
+          <w:sz w:val="20"/>
+        </w:rPr>
+        <w:t>:</w:t>
+        <w:br/>
+        <w:t xml:space="preserve">    </w:t>
+      </w:r>
+      <w:r>
+        <w:rPr>
+          <w:rFonts w:ascii="JetBrains Mono" w:hAnsi="JetBrains Mono"/>
+          <w:b w:val="false"/>
+          <w:i w:val="false"/>
+          <w:color w:val="00627A"/>
+          <w:sz w:val="20"/>
+        </w:rPr>
+        <w:t>Employee</w:t>
+      </w:r>
+      <w:r>
+        <w:rPr>
+          <w:rFonts w:ascii="JetBrains Mono" w:hAnsi="JetBrains Mono"/>
+          <w:b w:val="false"/>
+          <w:i w:val="false"/>
+          <w:color w:val="080808"/>
+          <w:sz w:val="20"/>
+        </w:rPr>
+        <w:t xml:space="preserve">() : </w:t>
+      </w:r>
+      <w:r>
+        <w:rPr>
+          <w:rFonts w:ascii="JetBrains Mono" w:hAnsi="JetBrains Mono"/>
+          <w:b w:val="false"/>
+          <w:i w:val="false"/>
+          <w:color w:val="808080"/>
+          <w:sz w:val="20"/>
+        </w:rPr>
+        <w:t xml:space="preserve">Student() </w:t>
+      </w:r>
+      <w:r>
+        <w:rPr>
+          <w:rFonts w:ascii="JetBrains Mono" w:hAnsi="JetBrains Mono"/>
+          <w:b w:val="false"/>
+          <w:i w:val="false"/>
+          <w:color w:val="080808"/>
+          <w:sz w:val="20"/>
+        </w:rPr>
+        <w:t>{</w:t>
+        <w:br/>
+        <w:t xml:space="preserve">        </w:t>
+      </w:r>
+      <w:r>
+        <w:rPr>
+          <w:rFonts w:ascii="JetBrains Mono" w:hAnsi="JetBrains Mono"/>
+          <w:b w:val="false"/>
+          <w:i w:val="false"/>
+          <w:color w:val="871094"/>
+          <w:sz w:val="20"/>
+        </w:rPr>
+        <w:t xml:space="preserve">post </w:t>
+      </w:r>
+      <w:r>
+        <w:rPr>
+          <w:rFonts w:ascii="JetBrains Mono" w:hAnsi="JetBrains Mono"/>
+          <w:b w:val="false"/>
+          <w:i w:val="false"/>
+          <w:color w:val="00627A"/>
+          <w:sz w:val="20"/>
+        </w:rPr>
+        <w:t xml:space="preserve">= </w:t>
+      </w:r>
+      <w:r>
+        <w:rPr>
+          <w:rFonts w:ascii="JetBrains Mono" w:hAnsi="JetBrains Mono"/>
+          <w:b w:val="false"/>
+          <w:i w:val="false"/>
+          <w:color w:val="067D17"/>
+          <w:sz w:val="20"/>
+        </w:rPr>
+        <w:t>""</w:t>
+      </w:r>
+      <w:r>
+        <w:rPr>
+          <w:rFonts w:ascii="JetBrains Mono" w:hAnsi="JetBrains Mono"/>
+          <w:b w:val="false"/>
+          <w:i w:val="false"/>
+          <w:color w:val="080808"/>
+          <w:sz w:val="20"/>
+        </w:rPr>
+        <w:t>;</w:t>
+        <w:br/>
+        <w:t xml:space="preserve">    }</w:t>
+        <w:br/>
+        <w:br/>
+        <w:t xml:space="preserve">    </w:t>
+      </w:r>
+      <w:r>
+        <w:rPr>
+          <w:rFonts w:ascii="JetBrains Mono" w:hAnsi="JetBrains Mono"/>
+          <w:b w:val="false"/>
+          <w:i w:val="false"/>
+          <w:color w:val="00627A"/>
+          <w:sz w:val="20"/>
+        </w:rPr>
+        <w:t>Employee</w:t>
+      </w:r>
+      <w:r>
+        <w:rPr>
+          <w:rFonts w:ascii="JetBrains Mono" w:hAnsi="JetBrains Mono"/>
+          <w:b w:val="false"/>
+          <w:i w:val="false"/>
+          <w:color w:val="080808"/>
+          <w:sz w:val="20"/>
+        </w:rPr>
+        <w:t>(</w:t>
+      </w:r>
+      <w:r>
+        <w:rPr>
+          <w:rFonts w:ascii="JetBrains Mono" w:hAnsi="JetBrains Mono"/>
+          <w:b w:val="false"/>
+          <w:i w:val="false"/>
+          <w:color w:val="0033B3"/>
+          <w:sz w:val="20"/>
+        </w:rPr>
+        <w:t xml:space="preserve">int </w:t>
+      </w:r>
+      <w:r>
+        <w:rPr>
+          <w:rFonts w:ascii="JetBrains Mono" w:hAnsi="JetBrains Mono"/>
+          <w:b w:val="false"/>
+          <w:i w:val="false"/>
+          <w:color w:val="000000"/>
+          <w:sz w:val="20"/>
+        </w:rPr>
+        <w:t>a</w:t>
+      </w:r>
+      <w:r>
+        <w:rPr>
+          <w:rFonts w:ascii="JetBrains Mono" w:hAnsi="JetBrains Mono"/>
+          <w:b w:val="false"/>
+          <w:i w:val="false"/>
+          <w:color w:val="080808"/>
+          <w:sz w:val="20"/>
+        </w:rPr>
+        <w:t xml:space="preserve">, </w:t>
+      </w:r>
+      <w:r>
+        <w:rPr>
+          <w:rFonts w:ascii="JetBrains Mono" w:hAnsi="JetBrains Mono"/>
+          <w:b w:val="false"/>
+          <w:i w:val="false"/>
+          <w:color w:val="0033B3"/>
+          <w:sz w:val="20"/>
+        </w:rPr>
+        <w:t xml:space="preserve">const </w:t>
+      </w:r>
+      <w:r>
+        <w:rPr>
+          <w:rFonts w:ascii="JetBrains Mono" w:hAnsi="JetBrains Mono"/>
+          <w:b w:val="false"/>
+          <w:i w:val="false"/>
+          <w:color w:val="000000"/>
+          <w:sz w:val="20"/>
+        </w:rPr>
+        <w:t>std</w:t>
+      </w:r>
+      <w:r>
+        <w:rPr>
+          <w:rFonts w:ascii="JetBrains Mono" w:hAnsi="JetBrains Mono"/>
+          <w:b w:val="false"/>
+          <w:i w:val="false"/>
+          <w:color w:val="080808"/>
+          <w:sz w:val="20"/>
+        </w:rPr>
+        <w:t>::</w:t>
+      </w:r>
+      <w:r>
+        <w:rPr>
+          <w:rFonts w:ascii="JetBrains Mono" w:hAnsi="JetBrains Mono"/>
+          <w:b w:val="false"/>
+          <w:i w:val="false"/>
+          <w:color w:val="000000"/>
+          <w:sz w:val="20"/>
+        </w:rPr>
+        <w:t xml:space="preserve">string </w:t>
+      </w:r>
+      <w:r>
+        <w:rPr>
+          <w:rFonts w:ascii="JetBrains Mono" w:hAnsi="JetBrains Mono"/>
+          <w:b w:val="false"/>
+          <w:i w:val="false"/>
+          <w:color w:val="080808"/>
+          <w:sz w:val="20"/>
+        </w:rPr>
+        <w:t>&amp;</w:t>
+      </w:r>
+      <w:r>
+        <w:rPr>
+          <w:rFonts w:ascii="JetBrains Mono" w:hAnsi="JetBrains Mono"/>
+          <w:b w:val="false"/>
+          <w:i w:val="false"/>
+          <w:color w:val="000000"/>
+          <w:sz w:val="20"/>
+        </w:rPr>
+        <w:t>n</w:t>
+      </w:r>
+      <w:r>
+        <w:rPr>
+          <w:rFonts w:ascii="JetBrains Mono" w:hAnsi="JetBrains Mono"/>
+          <w:b w:val="false"/>
+          <w:i w:val="false"/>
+          <w:color w:val="080808"/>
+          <w:sz w:val="20"/>
+        </w:rPr>
+        <w:t xml:space="preserve">, </w:t>
+      </w:r>
+      <w:r>
+        <w:rPr>
+          <w:rFonts w:ascii="JetBrains Mono" w:hAnsi="JetBrains Mono"/>
+          <w:b w:val="false"/>
+          <w:i w:val="false"/>
+          <w:color w:val="0033B3"/>
+          <w:sz w:val="20"/>
+        </w:rPr>
+        <w:t xml:space="preserve">const </w:t>
+      </w:r>
+      <w:r>
+        <w:rPr>
+          <w:rFonts w:ascii="JetBrains Mono" w:hAnsi="JetBrains Mono"/>
+          <w:b w:val="false"/>
+          <w:i w:val="false"/>
+          <w:color w:val="000000"/>
+          <w:sz w:val="20"/>
+        </w:rPr>
+        <w:t>std</w:t>
+      </w:r>
+      <w:r>
+        <w:rPr>
+          <w:rFonts w:ascii="JetBrains Mono" w:hAnsi="JetBrains Mono"/>
+          <w:b w:val="false"/>
+          <w:i w:val="false"/>
+          <w:color w:val="080808"/>
+          <w:sz w:val="20"/>
+        </w:rPr>
+        <w:t>::</w:t>
+      </w:r>
+      <w:r>
+        <w:rPr>
+          <w:rFonts w:ascii="JetBrains Mono" w:hAnsi="JetBrains Mono"/>
+          <w:b w:val="false"/>
+          <w:i w:val="false"/>
+          <w:color w:val="000000"/>
+          <w:sz w:val="20"/>
+        </w:rPr>
+        <w:t xml:space="preserve">string </w:t>
+      </w:r>
+      <w:r>
+        <w:rPr>
+          <w:rFonts w:ascii="JetBrains Mono" w:hAnsi="JetBrains Mono"/>
+          <w:b w:val="false"/>
+          <w:i w:val="false"/>
+          <w:color w:val="080808"/>
+          <w:sz w:val="20"/>
+        </w:rPr>
+        <w:t>&amp;</w:t>
+      </w:r>
+      <w:r>
+        <w:rPr>
+          <w:rFonts w:ascii="JetBrains Mono" w:hAnsi="JetBrains Mono"/>
+          <w:b w:val="false"/>
+          <w:i w:val="false"/>
+          <w:color w:val="000000"/>
+          <w:sz w:val="20"/>
+        </w:rPr>
+        <w:t>p</w:t>
+      </w:r>
+      <w:r>
+        <w:rPr>
+          <w:rFonts w:ascii="JetBrains Mono" w:hAnsi="JetBrains Mono"/>
+          <w:b w:val="false"/>
+          <w:i w:val="false"/>
+          <w:color w:val="080808"/>
+          <w:sz w:val="20"/>
+        </w:rPr>
+        <w:t xml:space="preserve">) : </w:t>
+      </w:r>
+      <w:r>
+        <w:rPr>
+          <w:rFonts w:ascii="JetBrains Mono" w:hAnsi="JetBrains Mono"/>
+          <w:b w:val="false"/>
+          <w:i w:val="false"/>
+          <w:color w:val="000000"/>
+          <w:sz w:val="20"/>
+        </w:rPr>
+        <w:t>Student</w:t>
+      </w:r>
+      <w:r>
+        <w:rPr>
+          <w:rFonts w:ascii="JetBrains Mono" w:hAnsi="JetBrains Mono"/>
+          <w:b w:val="false"/>
+          <w:i w:val="false"/>
+          <w:color w:val="00627A"/>
+          <w:sz w:val="20"/>
+        </w:rPr>
+        <w:t>(</w:t>
+      </w:r>
+      <w:r>
+        <w:rPr>
+          <w:rFonts w:ascii="JetBrains Mono" w:hAnsi="JetBrains Mono"/>
+          <w:b w:val="false"/>
+          <w:i w:val="false"/>
+          <w:color w:val="000000"/>
+          <w:sz w:val="20"/>
+        </w:rPr>
+        <w:t>a</w:t>
+      </w:r>
+      <w:r>
+        <w:rPr>
+          <w:rFonts w:ascii="JetBrains Mono" w:hAnsi="JetBrains Mono"/>
+          <w:b w:val="false"/>
+          <w:i w:val="false"/>
+          <w:color w:val="080808"/>
+          <w:sz w:val="20"/>
+        </w:rPr>
+        <w:t xml:space="preserve">, </w:t>
+      </w:r>
+      <w:r>
+        <w:rPr>
+          <w:rFonts w:ascii="JetBrains Mono" w:hAnsi="JetBrains Mono"/>
+          <w:b w:val="false"/>
+          <w:i w:val="false"/>
+          <w:color w:val="000000"/>
+          <w:sz w:val="20"/>
+        </w:rPr>
+        <w:t>n</w:t>
+      </w:r>
+      <w:r>
+        <w:rPr>
+          <w:rFonts w:ascii="JetBrains Mono" w:hAnsi="JetBrains Mono"/>
+          <w:b w:val="false"/>
+          <w:i w:val="false"/>
+          <w:color w:val="00627A"/>
+          <w:sz w:val="20"/>
+        </w:rPr>
+        <w:t xml:space="preserve">) </w:t>
+      </w:r>
+      <w:r>
+        <w:rPr>
+          <w:rFonts w:ascii="JetBrains Mono" w:hAnsi="JetBrains Mono"/>
+          <w:b w:val="false"/>
+          <w:i w:val="false"/>
+          <w:color w:val="080808"/>
+          <w:sz w:val="20"/>
+        </w:rPr>
+        <w:t>{</w:t>
+        <w:br/>
+        <w:t xml:space="preserve">        </w:t>
+      </w:r>
+      <w:r>
+        <w:rPr>
+          <w:rFonts w:ascii="JetBrains Mono" w:hAnsi="JetBrains Mono"/>
+          <w:b w:val="false"/>
+          <w:i w:val="false"/>
+          <w:color w:val="871094"/>
+          <w:sz w:val="20"/>
+        </w:rPr>
+        <w:t xml:space="preserve">post </w:t>
+      </w:r>
+      <w:r>
+        <w:rPr>
+          <w:rFonts w:ascii="JetBrains Mono" w:hAnsi="JetBrains Mono"/>
+          <w:b w:val="false"/>
+          <w:i w:val="false"/>
+          <w:color w:val="00627A"/>
+          <w:sz w:val="20"/>
+        </w:rPr>
+        <w:t xml:space="preserve">= </w:t>
+      </w:r>
+      <w:r>
+        <w:rPr>
+          <w:rFonts w:ascii="JetBrains Mono" w:hAnsi="JetBrains Mono"/>
+          <w:b w:val="false"/>
+          <w:i w:val="false"/>
+          <w:color w:val="000000"/>
+          <w:sz w:val="20"/>
+        </w:rPr>
+        <w:t>p</w:t>
+      </w:r>
+      <w:r>
+        <w:rPr>
+          <w:rFonts w:ascii="JetBrains Mono" w:hAnsi="JetBrains Mono"/>
+          <w:b w:val="false"/>
+          <w:i w:val="false"/>
+          <w:color w:val="080808"/>
+          <w:sz w:val="20"/>
+        </w:rPr>
+        <w:t>;</w:t>
+        <w:br/>
+        <w:t xml:space="preserve">    }</w:t>
+        <w:br/>
+        <w:br/>
+        <w:t xml:space="preserve">    </w:t>
+      </w:r>
+      <w:r>
+        <w:rPr>
+          <w:rFonts w:ascii="JetBrains Mono" w:hAnsi="JetBrains Mono"/>
+          <w:b w:val="false"/>
+          <w:i w:val="false"/>
+          <w:color w:val="00627A"/>
+          <w:sz w:val="20"/>
+        </w:rPr>
+        <w:t>Employee</w:t>
+      </w:r>
+      <w:r>
+        <w:rPr>
+          <w:rFonts w:ascii="JetBrains Mono" w:hAnsi="JetBrains Mono"/>
+          <w:b w:val="false"/>
+          <w:i w:val="false"/>
+          <w:color w:val="080808"/>
+          <w:sz w:val="20"/>
+        </w:rPr>
+        <w:t>(</w:t>
+      </w:r>
+      <w:r>
+        <w:rPr>
+          <w:rFonts w:ascii="JetBrains Mono" w:hAnsi="JetBrains Mono"/>
+          <w:b w:val="false"/>
+          <w:i w:val="false"/>
+          <w:color w:val="0033B3"/>
+          <w:sz w:val="20"/>
+        </w:rPr>
+        <w:t xml:space="preserve">const </w:t>
+      </w:r>
+      <w:r>
+        <w:rPr>
+          <w:rFonts w:ascii="JetBrains Mono" w:hAnsi="JetBrains Mono"/>
+          <w:b w:val="false"/>
+          <w:i w:val="false"/>
+          <w:color w:val="000000"/>
+          <w:sz w:val="20"/>
+        </w:rPr>
+        <w:t xml:space="preserve">Employee </w:t>
+      </w:r>
+      <w:r>
+        <w:rPr>
+          <w:rFonts w:ascii="JetBrains Mono" w:hAnsi="JetBrains Mono"/>
+          <w:b w:val="false"/>
+          <w:i w:val="false"/>
+          <w:color w:val="080808"/>
+          <w:sz w:val="20"/>
+        </w:rPr>
+        <w:t>&amp;</w:t>
+      </w:r>
+      <w:r>
+        <w:rPr>
+          <w:rFonts w:ascii="JetBrains Mono" w:hAnsi="JetBrains Mono"/>
+          <w:b w:val="false"/>
+          <w:i w:val="false"/>
+          <w:color w:val="000000"/>
+          <w:sz w:val="20"/>
+        </w:rPr>
+        <w:t>e</w:t>
+      </w:r>
+      <w:r>
+        <w:rPr>
+          <w:rFonts w:ascii="JetBrains Mono" w:hAnsi="JetBrains Mono"/>
+          <w:b w:val="false"/>
+          <w:i w:val="false"/>
+          <w:color w:val="080808"/>
+          <w:sz w:val="20"/>
+        </w:rPr>
+        <w:t xml:space="preserve">) : </w:t>
+      </w:r>
+      <w:r>
+        <w:rPr>
+          <w:rFonts w:ascii="JetBrains Mono" w:hAnsi="JetBrains Mono"/>
+          <w:b w:val="false"/>
+          <w:i w:val="false"/>
+          <w:color w:val="000000"/>
+          <w:sz w:val="20"/>
+        </w:rPr>
+        <w:t>Student</w:t>
+      </w:r>
+      <w:r>
+        <w:rPr>
+          <w:rFonts w:ascii="JetBrains Mono" w:hAnsi="JetBrains Mono"/>
+          <w:b w:val="false"/>
+          <w:i w:val="false"/>
+          <w:color w:val="00627A"/>
+          <w:sz w:val="20"/>
+        </w:rPr>
+        <w:t>(</w:t>
+      </w:r>
+      <w:r>
+        <w:rPr>
+          <w:rFonts w:ascii="JetBrains Mono" w:hAnsi="JetBrains Mono"/>
+          <w:b w:val="false"/>
+          <w:i w:val="false"/>
+          <w:color w:val="000000"/>
+          <w:sz w:val="20"/>
+        </w:rPr>
+        <w:t>e</w:t>
+      </w:r>
+      <w:r>
+        <w:rPr>
+          <w:rFonts w:ascii="JetBrains Mono" w:hAnsi="JetBrains Mono"/>
+          <w:b w:val="false"/>
+          <w:i w:val="false"/>
+          <w:color w:val="00627A"/>
+          <w:sz w:val="20"/>
+        </w:rPr>
+        <w:t xml:space="preserve">) </w:t>
+      </w:r>
+      <w:r>
+        <w:rPr>
+          <w:rFonts w:ascii="JetBrains Mono" w:hAnsi="JetBrains Mono"/>
+          <w:b w:val="false"/>
+          <w:i w:val="false"/>
+          <w:color w:val="080808"/>
+          <w:sz w:val="20"/>
+        </w:rPr>
+        <w:t>{</w:t>
+        <w:br/>
+        <w:t xml:space="preserve">        </w:t>
+      </w:r>
+      <w:r>
+        <w:rPr>
+          <w:rFonts w:ascii="JetBrains Mono" w:hAnsi="JetBrains Mono"/>
+          <w:b w:val="false"/>
+          <w:i w:val="false"/>
+          <w:color w:val="871094"/>
+          <w:sz w:val="20"/>
+        </w:rPr>
+        <w:t xml:space="preserve">post </w:t>
+      </w:r>
+      <w:r>
+        <w:rPr>
+          <w:rFonts w:ascii="JetBrains Mono" w:hAnsi="JetBrains Mono"/>
+          <w:b w:val="false"/>
+          <w:i w:val="false"/>
+          <w:color w:val="00627A"/>
+          <w:sz w:val="20"/>
+        </w:rPr>
+        <w:t xml:space="preserve">= </w:t>
+      </w:r>
+      <w:r>
+        <w:rPr>
+          <w:rFonts w:ascii="JetBrains Mono" w:hAnsi="JetBrains Mono"/>
+          <w:b w:val="false"/>
+          <w:i w:val="false"/>
+          <w:color w:val="000000"/>
+          <w:sz w:val="20"/>
+        </w:rPr>
+        <w:t>e</w:t>
+      </w:r>
+      <w:r>
+        <w:rPr>
+          <w:rFonts w:ascii="JetBrains Mono" w:hAnsi="JetBrains Mono"/>
+          <w:b w:val="false"/>
+          <w:i w:val="false"/>
+          <w:color w:val="080808"/>
+          <w:sz w:val="20"/>
+        </w:rPr>
+        <w:t>.</w:t>
+      </w:r>
+      <w:r>
+        <w:rPr>
+          <w:rFonts w:ascii="JetBrains Mono" w:hAnsi="JetBrains Mono"/>
+          <w:b w:val="false"/>
+          <w:i w:val="false"/>
+          <w:color w:val="871094"/>
+          <w:sz w:val="20"/>
+        </w:rPr>
+        <w:t>post</w:t>
+      </w:r>
+      <w:r>
+        <w:rPr>
+          <w:rFonts w:ascii="JetBrains Mono" w:hAnsi="JetBrains Mono"/>
+          <w:b w:val="false"/>
+          <w:i w:val="false"/>
+          <w:color w:val="080808"/>
+          <w:sz w:val="20"/>
+        </w:rPr>
+        <w:t>;</w:t>
+        <w:br/>
+        <w:t xml:space="preserve">    }</w:t>
+        <w:br/>
+        <w:br/>
+        <w:t xml:space="preserve">    </w:t>
+      </w:r>
+      <w:r>
+        <w:rPr>
+          <w:rFonts w:ascii="JetBrains Mono" w:hAnsi="JetBrains Mono"/>
+          <w:b w:val="false"/>
+          <w:i w:val="false"/>
+          <w:color w:val="000000"/>
+          <w:sz w:val="20"/>
+        </w:rPr>
+        <w:t xml:space="preserve">Employee </w:t>
+      </w:r>
+      <w:r>
+        <w:rPr>
+          <w:rFonts w:ascii="JetBrains Mono" w:hAnsi="JetBrains Mono"/>
+          <w:b w:val="false"/>
+          <w:i w:val="false"/>
+          <w:color w:val="080808"/>
+          <w:sz w:val="20"/>
+        </w:rPr>
+        <w:t>&amp;</w:t>
+      </w:r>
+      <w:r>
+        <w:rPr>
+          <w:rFonts w:ascii="JetBrains Mono" w:hAnsi="JetBrains Mono"/>
+          <w:b w:val="false"/>
+          <w:i w:val="false"/>
+          <w:color w:val="0033B3"/>
+          <w:sz w:val="20"/>
+        </w:rPr>
+        <w:t>operator</w:t>
+      </w:r>
+      <w:r>
+        <w:rPr>
+          <w:rFonts w:ascii="JetBrains Mono" w:hAnsi="JetBrains Mono"/>
+          <w:b w:val="false"/>
+          <w:i w:val="false"/>
+          <w:color w:val="080808"/>
+          <w:sz w:val="20"/>
+        </w:rPr>
+        <w:t>=(</w:t>
+      </w:r>
+      <w:r>
+        <w:rPr>
+          <w:rFonts w:ascii="JetBrains Mono" w:hAnsi="JetBrains Mono"/>
+          <w:b w:val="false"/>
+          <w:i w:val="false"/>
+          <w:color w:val="0033B3"/>
+          <w:sz w:val="20"/>
+        </w:rPr>
+        <w:t xml:space="preserve">const </w:t>
+      </w:r>
+      <w:r>
+        <w:rPr>
+          <w:rFonts w:ascii="JetBrains Mono" w:hAnsi="JetBrains Mono"/>
+          <w:b w:val="false"/>
+          <w:i w:val="false"/>
+          <w:color w:val="000000"/>
+          <w:sz w:val="20"/>
+        </w:rPr>
+        <w:t xml:space="preserve">Employee </w:t>
+      </w:r>
+      <w:r>
+        <w:rPr>
+          <w:rFonts w:ascii="JetBrains Mono" w:hAnsi="JetBrains Mono"/>
+          <w:b w:val="false"/>
+          <w:i w:val="false"/>
+          <w:color w:val="080808"/>
+          <w:sz w:val="20"/>
+        </w:rPr>
+        <w:t>&amp;</w:t>
+      </w:r>
+      <w:r>
+        <w:rPr>
+          <w:rFonts w:ascii="JetBrains Mono" w:hAnsi="JetBrains Mono"/>
+          <w:b w:val="false"/>
+          <w:i w:val="false"/>
+          <w:color w:val="000000"/>
+          <w:sz w:val="20"/>
+        </w:rPr>
+        <w:t>e</w:t>
+      </w:r>
+      <w:r>
+        <w:rPr>
+          <w:rFonts w:ascii="JetBrains Mono" w:hAnsi="JetBrains Mono"/>
+          <w:b w:val="false"/>
+          <w:i w:val="false"/>
+          <w:color w:val="080808"/>
+          <w:sz w:val="20"/>
+        </w:rPr>
+        <w:t>) {</w:t>
+        <w:br/>
+        <w:t xml:space="preserve">        </w:t>
+      </w:r>
+      <w:r>
+        <w:rPr>
+          <w:rFonts w:ascii="JetBrains Mono" w:hAnsi="JetBrains Mono"/>
+          <w:b w:val="false"/>
+          <w:i w:val="false"/>
+          <w:color w:val="0033B3"/>
+          <w:sz w:val="20"/>
+        </w:rPr>
+        <w:t xml:space="preserve">if </w:t>
+      </w:r>
+      <w:r>
+        <w:rPr>
+          <w:rFonts w:ascii="JetBrains Mono" w:hAnsi="JetBrains Mono"/>
+          <w:b w:val="false"/>
+          <w:i w:val="false"/>
+          <w:color w:val="080808"/>
+          <w:sz w:val="20"/>
+        </w:rPr>
+        <w:t>(</w:t>
+      </w:r>
+      <w:r>
+        <w:rPr>
+          <w:rFonts w:ascii="JetBrains Mono" w:hAnsi="JetBrains Mono"/>
+          <w:b w:val="false"/>
+          <w:i w:val="false"/>
+          <w:color w:val="0033B3"/>
+          <w:sz w:val="20"/>
+        </w:rPr>
+        <w:t xml:space="preserve">this </w:t>
+      </w:r>
+      <w:r>
+        <w:rPr>
+          <w:rFonts w:ascii="JetBrains Mono" w:hAnsi="JetBrains Mono"/>
+          <w:b w:val="false"/>
+          <w:i w:val="false"/>
+          <w:color w:val="080808"/>
+          <w:sz w:val="20"/>
+        </w:rPr>
+        <w:t>!= &amp;</w:t>
+      </w:r>
+      <w:r>
+        <w:rPr>
+          <w:rFonts w:ascii="JetBrains Mono" w:hAnsi="JetBrains Mono"/>
+          <w:b w:val="false"/>
+          <w:i w:val="false"/>
+          <w:color w:val="000000"/>
+          <w:sz w:val="20"/>
+        </w:rPr>
+        <w:t>e</w:t>
+      </w:r>
+      <w:r>
+        <w:rPr>
+          <w:rFonts w:ascii="JetBrains Mono" w:hAnsi="JetBrains Mono"/>
+          <w:b w:val="false"/>
+          <w:i w:val="false"/>
+          <w:color w:val="080808"/>
+          <w:sz w:val="20"/>
+        </w:rPr>
+        <w:t>) {</w:t>
+        <w:br/>
+        <w:t xml:space="preserve">            </w:t>
+      </w:r>
+      <w:r>
+        <w:rPr>
+          <w:rFonts w:ascii="JetBrains Mono" w:hAnsi="JetBrains Mono"/>
+          <w:b w:val="false"/>
+          <w:i w:val="false"/>
+          <w:color w:val="000000"/>
+          <w:sz w:val="20"/>
+        </w:rPr>
+        <w:t>Student</w:t>
+      </w:r>
+      <w:r>
+        <w:rPr>
+          <w:rFonts w:ascii="JetBrains Mono" w:hAnsi="JetBrains Mono"/>
+          <w:b w:val="false"/>
+          <w:i w:val="false"/>
+          <w:color w:val="080808"/>
+          <w:sz w:val="20"/>
+        </w:rPr>
+        <w:t>::</w:t>
+      </w:r>
+      <w:r>
+        <w:rPr>
+          <w:rFonts w:ascii="JetBrains Mono" w:hAnsi="JetBrains Mono"/>
+          <w:b w:val="false"/>
+          <w:i w:val="false"/>
+          <w:color w:val="0033B3"/>
+          <w:sz w:val="20"/>
+        </w:rPr>
+        <w:t>operator</w:t>
+      </w:r>
+      <w:r>
+        <w:rPr>
+          <w:rFonts w:ascii="JetBrains Mono" w:hAnsi="JetBrains Mono"/>
+          <w:b w:val="false"/>
+          <w:i w:val="false"/>
+          <w:color w:val="080808"/>
+          <w:sz w:val="20"/>
+        </w:rPr>
+        <w:t>=(</w:t>
+      </w:r>
+      <w:r>
+        <w:rPr>
+          <w:rFonts w:ascii="JetBrains Mono" w:hAnsi="JetBrains Mono"/>
+          <w:b w:val="false"/>
+          <w:i w:val="false"/>
+          <w:color w:val="000000"/>
+          <w:sz w:val="20"/>
+        </w:rPr>
+        <w:t>e</w:t>
+      </w:r>
+      <w:r>
+        <w:rPr>
+          <w:rFonts w:ascii="JetBrains Mono" w:hAnsi="JetBrains Mono"/>
+          <w:b w:val="false"/>
+          <w:i w:val="false"/>
+          <w:color w:val="080808"/>
+          <w:sz w:val="20"/>
+        </w:rPr>
+        <w:t>);</w:t>
+        <w:br/>
+        <w:t xml:space="preserve">            </w:t>
+      </w:r>
+      <w:r>
+        <w:rPr>
+          <w:rFonts w:ascii="JetBrains Mono" w:hAnsi="JetBrains Mono"/>
+          <w:b w:val="false"/>
+          <w:i w:val="false"/>
+          <w:color w:val="871094"/>
+          <w:sz w:val="20"/>
+        </w:rPr>
+        <w:t xml:space="preserve">post </w:t>
+      </w:r>
+      <w:r>
+        <w:rPr>
+          <w:rFonts w:ascii="JetBrains Mono" w:hAnsi="JetBrains Mono"/>
+          <w:b w:val="false"/>
+          <w:i w:val="false"/>
+          <w:color w:val="00627A"/>
+          <w:sz w:val="20"/>
+        </w:rPr>
+        <w:t xml:space="preserve">= </w:t>
+      </w:r>
+      <w:r>
+        <w:rPr>
+          <w:rFonts w:ascii="JetBrains Mono" w:hAnsi="JetBrains Mono"/>
+          <w:b w:val="false"/>
+          <w:i w:val="false"/>
+          <w:color w:val="000000"/>
+          <w:sz w:val="20"/>
+        </w:rPr>
+        <w:t>e</w:t>
+      </w:r>
+      <w:r>
+        <w:rPr>
+          <w:rFonts w:ascii="JetBrains Mono" w:hAnsi="JetBrains Mono"/>
+          <w:b w:val="false"/>
+          <w:i w:val="false"/>
+          <w:color w:val="080808"/>
+          <w:sz w:val="20"/>
+        </w:rPr>
+        <w:t>.</w:t>
+      </w:r>
+      <w:r>
+        <w:rPr>
+          <w:rFonts w:ascii="JetBrains Mono" w:hAnsi="JetBrains Mono"/>
+          <w:b w:val="false"/>
+          <w:i w:val="false"/>
+          <w:color w:val="871094"/>
+          <w:sz w:val="20"/>
+        </w:rPr>
+        <w:t>post</w:t>
+      </w:r>
+      <w:r>
+        <w:rPr>
+          <w:rFonts w:ascii="JetBrains Mono" w:hAnsi="JetBrains Mono"/>
+          <w:b w:val="false"/>
+          <w:i w:val="false"/>
+          <w:color w:val="080808"/>
+          <w:sz w:val="20"/>
+        </w:rPr>
+        <w:t>;</w:t>
+        <w:br/>
+        <w:t xml:space="preserve">        }</w:t>
+        <w:br/>
+        <w:t xml:space="preserve">        </w:t>
+      </w:r>
+      <w:r>
+        <w:rPr>
+          <w:rFonts w:ascii="JetBrains Mono" w:hAnsi="JetBrains Mono"/>
+          <w:b w:val="false"/>
+          <w:i w:val="false"/>
+          <w:color w:val="0033B3"/>
+          <w:sz w:val="20"/>
+        </w:rPr>
+        <w:t xml:space="preserve">return </w:t>
+      </w:r>
+      <w:r>
+        <w:rPr>
+          <w:rFonts w:ascii="JetBrains Mono" w:hAnsi="JetBrains Mono"/>
+          <w:b w:val="false"/>
+          <w:i w:val="false"/>
+          <w:color w:val="080808"/>
+          <w:sz w:val="20"/>
+        </w:rPr>
+        <w:t>*</w:t>
+      </w:r>
+      <w:r>
+        <w:rPr>
+          <w:rFonts w:ascii="JetBrains Mono" w:hAnsi="JetBrains Mono"/>
+          <w:b w:val="false"/>
+          <w:i w:val="false"/>
+          <w:color w:val="0033B3"/>
+          <w:sz w:val="20"/>
+        </w:rPr>
+        <w:t>this</w:t>
+      </w:r>
+      <w:r>
+        <w:rPr>
+          <w:rFonts w:ascii="JetBrains Mono" w:hAnsi="JetBrains Mono"/>
+          <w:b w:val="false"/>
+          <w:i w:val="false"/>
+          <w:color w:val="080808"/>
+          <w:sz w:val="20"/>
+        </w:rPr>
+        <w:t>;</w:t>
+        <w:br/>
+        <w:t xml:space="preserve">    }</w:t>
+        <w:br/>
+        <w:t>};</w:t>
+        <w:br/>
+        <w:br/>
+      </w:r>
+      <w:r>
+        <w:rPr>
+          <w:rFonts w:ascii="JetBrains Mono" w:hAnsi="JetBrains Mono"/>
+          <w:b w:val="false"/>
+          <w:i w:val="false"/>
+          <w:color w:val="0033B3"/>
+          <w:sz w:val="20"/>
+        </w:rPr>
+        <w:t xml:space="preserve">class </w:t>
+      </w:r>
+      <w:r>
+        <w:rPr>
+          <w:rFonts w:ascii="JetBrains Mono" w:hAnsi="JetBrains Mono"/>
+          <w:b w:val="false"/>
+          <w:i w:val="false"/>
+          <w:color w:val="000000"/>
+          <w:sz w:val="20"/>
+        </w:rPr>
+        <w:t xml:space="preserve">Teacher </w:t>
+      </w:r>
+      <w:r>
+        <w:rPr>
+          <w:rFonts w:ascii="JetBrains Mono" w:hAnsi="JetBrains Mono"/>
+          <w:b w:val="false"/>
+          <w:i w:val="false"/>
+          <w:color w:val="080808"/>
+          <w:sz w:val="20"/>
+        </w:rPr>
+        <w:t xml:space="preserve">: </w:t>
+      </w:r>
+      <w:r>
+        <w:rPr>
+          <w:rFonts w:ascii="JetBrains Mono" w:hAnsi="JetBrains Mono"/>
+          <w:b w:val="false"/>
+          <w:i w:val="false"/>
+          <w:color w:val="0033B3"/>
+          <w:sz w:val="20"/>
+        </w:rPr>
+        <w:t xml:space="preserve">public </w:t>
+      </w:r>
+      <w:r>
+        <w:rPr>
+          <w:rFonts w:ascii="JetBrains Mono" w:hAnsi="JetBrains Mono"/>
+          <w:b w:val="false"/>
+          <w:i w:val="false"/>
+          <w:color w:val="000000"/>
+          <w:sz w:val="20"/>
+        </w:rPr>
+        <w:t xml:space="preserve">Employee </w:t>
+      </w:r>
+      <w:r>
+        <w:rPr>
+          <w:rFonts w:ascii="JetBrains Mono" w:hAnsi="JetBrains Mono"/>
+          <w:b w:val="false"/>
+          <w:i w:val="false"/>
+          <w:color w:val="080808"/>
+          <w:sz w:val="20"/>
+        </w:rPr>
+        <w:t>{</w:t>
+        <w:br/>
+      </w:r>
+      <w:r>
+        <w:rPr>
+          <w:rFonts w:ascii="JetBrains Mono" w:hAnsi="JetBrains Mono"/>
+          <w:b w:val="false"/>
+          <w:i w:val="false"/>
+          <w:color w:val="0033B3"/>
+          <w:sz w:val="20"/>
+        </w:rPr>
+        <w:t>protected</w:t>
+      </w:r>
+      <w:r>
+        <w:rPr>
+          <w:rFonts w:ascii="JetBrains Mono" w:hAnsi="JetBrains Mono"/>
+          <w:b w:val="false"/>
+          <w:i w:val="false"/>
+          <w:color w:val="080808"/>
+          <w:sz w:val="20"/>
+        </w:rPr>
+        <w:t>:</w:t>
+        <w:br/>
+        <w:t xml:space="preserve">    </w:t>
+      </w:r>
+      <w:r>
+        <w:rPr>
+          <w:rFonts w:ascii="JetBrains Mono" w:hAnsi="JetBrains Mono"/>
+          <w:b w:val="false"/>
+          <w:i w:val="false"/>
+          <w:color w:val="0033B3"/>
+          <w:sz w:val="20"/>
+        </w:rPr>
+        <w:t xml:space="preserve">int </w:t>
+      </w:r>
+      <w:r>
+        <w:rPr>
+          <w:rFonts w:ascii="JetBrains Mono" w:hAnsi="JetBrains Mono"/>
+          <w:b w:val="false"/>
+          <w:i w:val="false"/>
+          <w:color w:val="871094"/>
+          <w:sz w:val="20"/>
+        </w:rPr>
+        <w:t>stage</w:t>
+      </w:r>
+      <w:r>
+        <w:rPr>
+          <w:rFonts w:ascii="JetBrains Mono" w:hAnsi="JetBrains Mono"/>
+          <w:b w:val="false"/>
+          <w:i w:val="false"/>
+          <w:color w:val="080808"/>
+          <w:sz w:val="20"/>
+        </w:rPr>
+        <w:t>;</w:t>
+        <w:br/>
+        <w:br/>
+      </w:r>
+      <w:r>
+        <w:rPr>
+          <w:rFonts w:ascii="JetBrains Mono" w:hAnsi="JetBrains Mono"/>
+          <w:b w:val="false"/>
+          <w:i w:val="false"/>
+          <w:color w:val="0033B3"/>
+          <w:sz w:val="20"/>
+        </w:rPr>
+        <w:t>public</w:t>
+      </w:r>
+      <w:r>
+        <w:rPr>
+          <w:rFonts w:ascii="JetBrains Mono" w:hAnsi="JetBrains Mono"/>
+          <w:b w:val="false"/>
+          <w:i w:val="false"/>
+          <w:color w:val="080808"/>
+          <w:sz w:val="20"/>
+        </w:rPr>
+        <w:t>:</w:t>
+        <w:br/>
+        <w:t xml:space="preserve">    </w:t>
+      </w:r>
+      <w:r>
+        <w:rPr>
+          <w:rFonts w:ascii="JetBrains Mono" w:hAnsi="JetBrains Mono"/>
+          <w:b w:val="false"/>
+          <w:i w:val="false"/>
+          <w:color w:val="00627A"/>
+          <w:sz w:val="20"/>
+        </w:rPr>
+        <w:t>Teacher</w:t>
+      </w:r>
+      <w:r>
+        <w:rPr>
+          <w:rFonts w:ascii="JetBrains Mono" w:hAnsi="JetBrains Mono"/>
+          <w:b w:val="false"/>
+          <w:i w:val="false"/>
+          <w:color w:val="080808"/>
+          <w:sz w:val="20"/>
+        </w:rPr>
+        <w:t xml:space="preserve">() : </w:t>
+      </w:r>
+      <w:r>
+        <w:rPr>
+          <w:rFonts w:ascii="JetBrains Mono" w:hAnsi="JetBrains Mono"/>
+          <w:b w:val="false"/>
+          <w:i w:val="false"/>
+          <w:color w:val="808080"/>
+          <w:sz w:val="20"/>
+        </w:rPr>
+        <w:t xml:space="preserve">Employee() </w:t>
+      </w:r>
+      <w:r>
+        <w:rPr>
+          <w:rFonts w:ascii="JetBrains Mono" w:hAnsi="JetBrains Mono"/>
+          <w:b w:val="false"/>
+          <w:i w:val="false"/>
+          <w:color w:val="080808"/>
+          <w:sz w:val="20"/>
+        </w:rPr>
+        <w:t>{</w:t>
+        <w:br/>
+        <w:t xml:space="preserve">        </w:t>
+      </w:r>
+      <w:r>
+        <w:rPr>
+          <w:rFonts w:ascii="JetBrains Mono" w:hAnsi="JetBrains Mono"/>
+          <w:b w:val="false"/>
+          <w:i w:val="false"/>
+          <w:color w:val="871094"/>
+          <w:sz w:val="20"/>
+        </w:rPr>
+        <w:t xml:space="preserve">stage </w:t>
+      </w:r>
+      <w:r>
+        <w:rPr>
+          <w:rFonts w:ascii="JetBrains Mono" w:hAnsi="JetBrains Mono"/>
+          <w:b w:val="false"/>
+          <w:i w:val="false"/>
+          <w:color w:val="080808"/>
+          <w:sz w:val="20"/>
+        </w:rPr>
+        <w:t xml:space="preserve">= </w:t>
+      </w:r>
+      <w:r>
+        <w:rPr>
+          <w:rFonts w:ascii="JetBrains Mono" w:hAnsi="JetBrains Mono"/>
+          <w:b w:val="false"/>
+          <w:i w:val="false"/>
+          <w:color w:val="1750EB"/>
+          <w:sz w:val="20"/>
+        </w:rPr>
+        <w:t>0</w:t>
+      </w:r>
+      <w:r>
+        <w:rPr>
+          <w:rFonts w:ascii="JetBrains Mono" w:hAnsi="JetBrains Mono"/>
+          <w:b w:val="false"/>
+          <w:i w:val="false"/>
+          <w:color w:val="080808"/>
+          <w:sz w:val="20"/>
+        </w:rPr>
+        <w:t>;</w:t>
+        <w:br/>
+        <w:t xml:space="preserve">    }</w:t>
+        <w:br/>
+        <w:br/>
+        <w:t xml:space="preserve">    </w:t>
+      </w:r>
+      <w:r>
+        <w:rPr>
+          <w:rFonts w:ascii="JetBrains Mono" w:hAnsi="JetBrains Mono"/>
+          <w:b w:val="false"/>
+          <w:i w:val="false"/>
+          <w:color w:val="00627A"/>
+          <w:sz w:val="20"/>
+        </w:rPr>
+        <w:t>Teacher</w:t>
+      </w:r>
+      <w:r>
+        <w:rPr>
+          <w:rFonts w:ascii="JetBrains Mono" w:hAnsi="JetBrains Mono"/>
+          <w:b w:val="false"/>
+          <w:i w:val="false"/>
+          <w:color w:val="080808"/>
+          <w:sz w:val="20"/>
+        </w:rPr>
+        <w:t>(</w:t>
+      </w:r>
+      <w:r>
+        <w:rPr>
+          <w:rFonts w:ascii="JetBrains Mono" w:hAnsi="JetBrains Mono"/>
+          <w:b w:val="false"/>
+          <w:i w:val="false"/>
+          <w:color w:val="0033B3"/>
+          <w:sz w:val="20"/>
+        </w:rPr>
+        <w:t xml:space="preserve">int </w:t>
+      </w:r>
+      <w:r>
+        <w:rPr>
+          <w:rFonts w:ascii="JetBrains Mono" w:hAnsi="JetBrains Mono"/>
+          <w:b w:val="false"/>
+          <w:i w:val="false"/>
+          <w:color w:val="000000"/>
+          <w:sz w:val="20"/>
+        </w:rPr>
+        <w:t>a</w:t>
+      </w:r>
+      <w:r>
+        <w:rPr>
+          <w:rFonts w:ascii="JetBrains Mono" w:hAnsi="JetBrains Mono"/>
+          <w:b w:val="false"/>
+          <w:i w:val="false"/>
+          <w:color w:val="080808"/>
+          <w:sz w:val="20"/>
+        </w:rPr>
+        <w:t xml:space="preserve">, </w:t>
+      </w:r>
+      <w:r>
+        <w:rPr>
+          <w:rFonts w:ascii="JetBrains Mono" w:hAnsi="JetBrains Mono"/>
+          <w:b w:val="false"/>
+          <w:i w:val="false"/>
+          <w:color w:val="0033B3"/>
+          <w:sz w:val="20"/>
+        </w:rPr>
+        <w:t xml:space="preserve">const </w:t>
+      </w:r>
+      <w:r>
+        <w:rPr>
+          <w:rFonts w:ascii="JetBrains Mono" w:hAnsi="JetBrains Mono"/>
+          <w:b w:val="false"/>
+          <w:i w:val="false"/>
+          <w:color w:val="000000"/>
+          <w:sz w:val="20"/>
+        </w:rPr>
+        <w:t>std</w:t>
+      </w:r>
+      <w:r>
+        <w:rPr>
+          <w:rFonts w:ascii="JetBrains Mono" w:hAnsi="JetBrains Mono"/>
+          <w:b w:val="false"/>
+          <w:i w:val="false"/>
+          <w:color w:val="080808"/>
+          <w:sz w:val="20"/>
+        </w:rPr>
+        <w:t>::</w:t>
+      </w:r>
+      <w:r>
+        <w:rPr>
+          <w:rFonts w:ascii="JetBrains Mono" w:hAnsi="JetBrains Mono"/>
+          <w:b w:val="false"/>
+          <w:i w:val="false"/>
+          <w:color w:val="000000"/>
+          <w:sz w:val="20"/>
+        </w:rPr>
+        <w:t xml:space="preserve">string </w:t>
+      </w:r>
+      <w:r>
+        <w:rPr>
+          <w:rFonts w:ascii="JetBrains Mono" w:hAnsi="JetBrains Mono"/>
+          <w:b w:val="false"/>
+          <w:i w:val="false"/>
+          <w:color w:val="080808"/>
+          <w:sz w:val="20"/>
+        </w:rPr>
+        <w:t>&amp;</w:t>
+      </w:r>
+      <w:r>
+        <w:rPr>
+          <w:rFonts w:ascii="JetBrains Mono" w:hAnsi="JetBrains Mono"/>
+          <w:b w:val="false"/>
+          <w:i w:val="false"/>
+          <w:color w:val="000000"/>
+          <w:sz w:val="20"/>
+        </w:rPr>
+        <w:t>n</w:t>
+      </w:r>
+      <w:r>
+        <w:rPr>
+          <w:rFonts w:ascii="JetBrains Mono" w:hAnsi="JetBrains Mono"/>
+          <w:b w:val="false"/>
+          <w:i w:val="false"/>
+          <w:color w:val="080808"/>
+          <w:sz w:val="20"/>
+        </w:rPr>
+        <w:t xml:space="preserve">, </w:t>
+      </w:r>
+      <w:r>
+        <w:rPr>
+          <w:rFonts w:ascii="JetBrains Mono" w:hAnsi="JetBrains Mono"/>
+          <w:b w:val="false"/>
+          <w:i w:val="false"/>
+          <w:color w:val="0033B3"/>
+          <w:sz w:val="20"/>
+        </w:rPr>
+        <w:t xml:space="preserve">const </w:t>
+      </w:r>
+      <w:r>
+        <w:rPr>
+          <w:rFonts w:ascii="JetBrains Mono" w:hAnsi="JetBrains Mono"/>
+          <w:b w:val="false"/>
+          <w:i w:val="false"/>
+          <w:color w:val="000000"/>
+          <w:sz w:val="20"/>
+        </w:rPr>
+        <w:t>std</w:t>
+      </w:r>
+      <w:r>
+        <w:rPr>
+          <w:rFonts w:ascii="JetBrains Mono" w:hAnsi="JetBrains Mono"/>
+          <w:b w:val="false"/>
+          <w:i w:val="false"/>
+          <w:color w:val="080808"/>
+          <w:sz w:val="20"/>
+        </w:rPr>
+        <w:t>::</w:t>
+      </w:r>
+      <w:r>
+        <w:rPr>
+          <w:rFonts w:ascii="JetBrains Mono" w:hAnsi="JetBrains Mono"/>
+          <w:b w:val="false"/>
+          <w:i w:val="false"/>
+          <w:color w:val="000000"/>
+          <w:sz w:val="20"/>
+        </w:rPr>
+        <w:t xml:space="preserve">string </w:t>
+      </w:r>
+      <w:r>
+        <w:rPr>
+          <w:rFonts w:ascii="JetBrains Mono" w:hAnsi="JetBrains Mono"/>
+          <w:b w:val="false"/>
+          <w:i w:val="false"/>
+          <w:color w:val="080808"/>
+          <w:sz w:val="20"/>
+        </w:rPr>
+        <w:t>&amp;</w:t>
+      </w:r>
+      <w:r>
+        <w:rPr>
+          <w:rFonts w:ascii="JetBrains Mono" w:hAnsi="JetBrains Mono"/>
+          <w:b w:val="false"/>
+          <w:i w:val="false"/>
+          <w:color w:val="000000"/>
+          <w:sz w:val="20"/>
+        </w:rPr>
+        <w:t>p</w:t>
+      </w:r>
+      <w:r>
+        <w:rPr>
+          <w:rFonts w:ascii="JetBrains Mono" w:hAnsi="JetBrains Mono"/>
+          <w:b w:val="false"/>
+          <w:i w:val="false"/>
+          <w:color w:val="080808"/>
+          <w:sz w:val="20"/>
+        </w:rPr>
+        <w:t xml:space="preserve">, </w:t>
+      </w:r>
+      <w:r>
+        <w:rPr>
+          <w:rFonts w:ascii="JetBrains Mono" w:hAnsi="JetBrains Mono"/>
+          <w:b w:val="false"/>
+          <w:i w:val="false"/>
+          <w:color w:val="0033B3"/>
+          <w:sz w:val="20"/>
+        </w:rPr>
+        <w:t xml:space="preserve">int </w:t>
+      </w:r>
+      <w:r>
+        <w:rPr>
+          <w:rFonts w:ascii="JetBrains Mono" w:hAnsi="JetBrains Mono"/>
+          <w:b w:val="false"/>
+          <w:i w:val="false"/>
+          <w:color w:val="000000"/>
+          <w:sz w:val="20"/>
+        </w:rPr>
+        <w:t>s</w:t>
+      </w:r>
+      <w:r>
+        <w:rPr>
+          <w:rFonts w:ascii="JetBrains Mono" w:hAnsi="JetBrains Mono"/>
+          <w:b w:val="false"/>
+          <w:i w:val="false"/>
+          <w:color w:val="080808"/>
+          <w:sz w:val="20"/>
+        </w:rPr>
+        <w:t>)</w:t>
+        <w:br/>
+        <w:t xml:space="preserve">        : </w:t>
+      </w:r>
+      <w:r>
+        <w:rPr>
+          <w:rFonts w:ascii="JetBrains Mono" w:hAnsi="JetBrains Mono"/>
+          <w:b w:val="false"/>
+          <w:i w:val="false"/>
+          <w:color w:val="000000"/>
+          <w:sz w:val="20"/>
+        </w:rPr>
+        <w:t>Employee</w:t>
+      </w:r>
+      <w:r>
+        <w:rPr>
+          <w:rFonts w:ascii="JetBrains Mono" w:hAnsi="JetBrains Mono"/>
+          <w:b w:val="false"/>
+          <w:i w:val="false"/>
+          <w:color w:val="00627A"/>
+          <w:sz w:val="20"/>
+        </w:rPr>
+        <w:t>(</w:t>
+      </w:r>
+      <w:r>
+        <w:rPr>
+          <w:rFonts w:ascii="JetBrains Mono" w:hAnsi="JetBrains Mono"/>
+          <w:b w:val="false"/>
+          <w:i w:val="false"/>
+          <w:color w:val="000000"/>
+          <w:sz w:val="20"/>
+        </w:rPr>
+        <w:t>a</w:t>
+      </w:r>
+      <w:r>
+        <w:rPr>
+          <w:rFonts w:ascii="JetBrains Mono" w:hAnsi="JetBrains Mono"/>
+          <w:b w:val="false"/>
+          <w:i w:val="false"/>
+          <w:color w:val="080808"/>
+          <w:sz w:val="20"/>
+        </w:rPr>
+        <w:t xml:space="preserve">, </w:t>
+      </w:r>
+      <w:r>
+        <w:rPr>
+          <w:rFonts w:ascii="JetBrains Mono" w:hAnsi="JetBrains Mono"/>
+          <w:b w:val="false"/>
+          <w:i w:val="false"/>
+          <w:color w:val="000000"/>
+          <w:sz w:val="20"/>
+        </w:rPr>
+        <w:t>n</w:t>
+      </w:r>
+      <w:r>
+        <w:rPr>
+          <w:rFonts w:ascii="JetBrains Mono" w:hAnsi="JetBrains Mono"/>
+          <w:b w:val="false"/>
+          <w:i w:val="false"/>
+          <w:color w:val="080808"/>
+          <w:sz w:val="20"/>
+        </w:rPr>
+        <w:t xml:space="preserve">, </w:t>
+      </w:r>
+      <w:r>
+        <w:rPr>
+          <w:rFonts w:ascii="JetBrains Mono" w:hAnsi="JetBrains Mono"/>
+          <w:b w:val="false"/>
+          <w:i w:val="false"/>
+          <w:color w:val="000000"/>
+          <w:sz w:val="20"/>
+        </w:rPr>
+        <w:t>p</w:t>
+      </w:r>
+      <w:r>
+        <w:rPr>
+          <w:rFonts w:ascii="JetBrains Mono" w:hAnsi="JetBrains Mono"/>
+          <w:b w:val="false"/>
+          <w:i w:val="false"/>
+          <w:color w:val="00627A"/>
+          <w:sz w:val="20"/>
+        </w:rPr>
+        <w:t xml:space="preserve">) </w:t>
+      </w:r>
+      <w:r>
+        <w:rPr>
+          <w:rFonts w:ascii="JetBrains Mono" w:hAnsi="JetBrains Mono"/>
+          <w:b w:val="false"/>
+          <w:i w:val="false"/>
+          <w:color w:val="080808"/>
+          <w:sz w:val="20"/>
+        </w:rPr>
+        <w:t>{</w:t>
+        <w:br/>
+        <w:t xml:space="preserve">        </w:t>
+      </w:r>
+      <w:r>
+        <w:rPr>
+          <w:rFonts w:ascii="JetBrains Mono" w:hAnsi="JetBrains Mono"/>
+          <w:b w:val="false"/>
+          <w:i w:val="false"/>
+          <w:color w:val="871094"/>
+          <w:sz w:val="20"/>
+        </w:rPr>
+        <w:t xml:space="preserve">stage </w:t>
+      </w:r>
+      <w:r>
+        <w:rPr>
+          <w:rFonts w:ascii="JetBrains Mono" w:hAnsi="JetBrains Mono"/>
+          <w:b w:val="false"/>
+          <w:i w:val="false"/>
+          <w:color w:val="080808"/>
+          <w:sz w:val="20"/>
+        </w:rPr>
+        <w:t xml:space="preserve">= </w:t>
+      </w:r>
+      <w:r>
+        <w:rPr>
+          <w:rFonts w:ascii="JetBrains Mono" w:hAnsi="JetBrains Mono"/>
+          <w:b w:val="false"/>
+          <w:i w:val="false"/>
+          <w:color w:val="000000"/>
+          <w:sz w:val="20"/>
+        </w:rPr>
+        <w:t>s</w:t>
+      </w:r>
+      <w:r>
+        <w:rPr>
+          <w:rFonts w:ascii="JetBrains Mono" w:hAnsi="JetBrains Mono"/>
+          <w:b w:val="false"/>
+          <w:i w:val="false"/>
+          <w:color w:val="080808"/>
+          <w:sz w:val="20"/>
+        </w:rPr>
+        <w:t>;</w:t>
+        <w:br/>
+        <w:t xml:space="preserve">    }</w:t>
+        <w:br/>
+        <w:br/>
+        <w:t xml:space="preserve">    </w:t>
+      </w:r>
+      <w:r>
+        <w:rPr>
+          <w:rFonts w:ascii="JetBrains Mono" w:hAnsi="JetBrains Mono"/>
+          <w:b w:val="false"/>
+          <w:i w:val="false"/>
+          <w:color w:val="00627A"/>
+          <w:sz w:val="20"/>
+        </w:rPr>
+        <w:t>Teacher</w:t>
+      </w:r>
+      <w:r>
+        <w:rPr>
+          <w:rFonts w:ascii="JetBrains Mono" w:hAnsi="JetBrains Mono"/>
+          <w:b w:val="false"/>
+          <w:i w:val="false"/>
+          <w:color w:val="080808"/>
+          <w:sz w:val="20"/>
+        </w:rPr>
+        <w:t>(</w:t>
+      </w:r>
+      <w:r>
+        <w:rPr>
+          <w:rFonts w:ascii="JetBrains Mono" w:hAnsi="JetBrains Mono"/>
+          <w:b w:val="false"/>
+          <w:i w:val="false"/>
+          <w:color w:val="0033B3"/>
+          <w:sz w:val="20"/>
+        </w:rPr>
+        <w:t xml:space="preserve">const </w:t>
+      </w:r>
+      <w:r>
+        <w:rPr>
+          <w:rFonts w:ascii="JetBrains Mono" w:hAnsi="JetBrains Mono"/>
+          <w:b w:val="false"/>
+          <w:i w:val="false"/>
+          <w:color w:val="000000"/>
+          <w:sz w:val="20"/>
+        </w:rPr>
+        <w:t xml:space="preserve">Teacher </w:t>
+      </w:r>
+      <w:r>
+        <w:rPr>
+          <w:rFonts w:ascii="JetBrains Mono" w:hAnsi="JetBrains Mono"/>
+          <w:b w:val="false"/>
+          <w:i w:val="false"/>
+          <w:color w:val="080808"/>
+          <w:sz w:val="20"/>
+        </w:rPr>
+        <w:t>&amp;</w:t>
+      </w:r>
+      <w:r>
+        <w:rPr>
+          <w:rFonts w:ascii="JetBrains Mono" w:hAnsi="JetBrains Mono"/>
+          <w:b w:val="false"/>
+          <w:i w:val="false"/>
+          <w:color w:val="000000"/>
+          <w:sz w:val="20"/>
+        </w:rPr>
+        <w:t>t</w:t>
+      </w:r>
+      <w:r>
+        <w:rPr>
+          <w:rFonts w:ascii="JetBrains Mono" w:hAnsi="JetBrains Mono"/>
+          <w:b w:val="false"/>
+          <w:i w:val="false"/>
+          <w:color w:val="080808"/>
+          <w:sz w:val="20"/>
+        </w:rPr>
+        <w:t xml:space="preserve">) : </w:t>
+      </w:r>
+      <w:r>
+        <w:rPr>
+          <w:rFonts w:ascii="JetBrains Mono" w:hAnsi="JetBrains Mono"/>
+          <w:b w:val="false"/>
+          <w:i w:val="false"/>
+          <w:color w:val="000000"/>
+          <w:sz w:val="20"/>
+        </w:rPr>
+        <w:t>Employee</w:t>
+      </w:r>
+      <w:r>
+        <w:rPr>
+          <w:rFonts w:ascii="JetBrains Mono" w:hAnsi="JetBrains Mono"/>
+          <w:b w:val="false"/>
+          <w:i w:val="false"/>
+          <w:color w:val="00627A"/>
+          <w:sz w:val="20"/>
+        </w:rPr>
+        <w:t>(</w:t>
+      </w:r>
+      <w:r>
+        <w:rPr>
+          <w:rFonts w:ascii="JetBrains Mono" w:hAnsi="JetBrains Mono"/>
+          <w:b w:val="false"/>
+          <w:i w:val="false"/>
+          <w:color w:val="000000"/>
+          <w:sz w:val="20"/>
+        </w:rPr>
+        <w:t>t</w:t>
+      </w:r>
+      <w:r>
+        <w:rPr>
+          <w:rFonts w:ascii="JetBrains Mono" w:hAnsi="JetBrains Mono"/>
+          <w:b w:val="false"/>
+          <w:i w:val="false"/>
+          <w:color w:val="00627A"/>
+          <w:sz w:val="20"/>
+        </w:rPr>
+        <w:t xml:space="preserve">) </w:t>
+      </w:r>
+      <w:r>
+        <w:rPr>
+          <w:rFonts w:ascii="JetBrains Mono" w:hAnsi="JetBrains Mono"/>
+          <w:b w:val="false"/>
+          <w:i w:val="false"/>
+          <w:color w:val="080808"/>
+          <w:sz w:val="20"/>
+        </w:rPr>
+        <w:t>{</w:t>
+        <w:br/>
+        <w:t xml:space="preserve">        </w:t>
+      </w:r>
+      <w:r>
+        <w:rPr>
+          <w:rFonts w:ascii="JetBrains Mono" w:hAnsi="JetBrains Mono"/>
+          <w:b w:val="false"/>
+          <w:i w:val="false"/>
+          <w:color w:val="871094"/>
+          <w:sz w:val="20"/>
+        </w:rPr>
+        <w:t xml:space="preserve">stage </w:t>
+      </w:r>
+      <w:r>
+        <w:rPr>
+          <w:rFonts w:ascii="JetBrains Mono" w:hAnsi="JetBrains Mono"/>
+          <w:b w:val="false"/>
+          <w:i w:val="false"/>
+          <w:color w:val="080808"/>
+          <w:sz w:val="20"/>
+        </w:rPr>
+        <w:t xml:space="preserve">= </w:t>
+      </w:r>
+      <w:r>
+        <w:rPr>
+          <w:rFonts w:ascii="JetBrains Mono" w:hAnsi="JetBrains Mono"/>
+          <w:b w:val="false"/>
+          <w:i w:val="false"/>
+          <w:color w:val="000000"/>
+          <w:sz w:val="20"/>
+        </w:rPr>
+        <w:t>t</w:t>
+      </w:r>
+      <w:r>
+        <w:rPr>
+          <w:rFonts w:ascii="JetBrains Mono" w:hAnsi="JetBrains Mono"/>
+          <w:b w:val="false"/>
+          <w:i w:val="false"/>
+          <w:color w:val="080808"/>
+          <w:sz w:val="20"/>
+        </w:rPr>
+        <w:t>.</w:t>
+      </w:r>
+      <w:r>
+        <w:rPr>
+          <w:rFonts w:ascii="JetBrains Mono" w:hAnsi="JetBrains Mono"/>
+          <w:b w:val="false"/>
+          <w:i w:val="false"/>
+          <w:color w:val="871094"/>
+          <w:sz w:val="20"/>
+        </w:rPr>
+        <w:t>stage</w:t>
+      </w:r>
+      <w:r>
+        <w:rPr>
+          <w:rFonts w:ascii="JetBrains Mono" w:hAnsi="JetBrains Mono"/>
+          <w:b w:val="false"/>
+          <w:i w:val="false"/>
+          <w:color w:val="080808"/>
+          <w:sz w:val="20"/>
+        </w:rPr>
+        <w:t>;</w:t>
+        <w:br/>
+        <w:t xml:space="preserve">    }</w:t>
+        <w:br/>
+        <w:br/>
+        <w:t xml:space="preserve">    </w:t>
+      </w:r>
+      <w:r>
+        <w:rPr>
+          <w:rFonts w:ascii="JetBrains Mono" w:hAnsi="JetBrains Mono"/>
+          <w:b w:val="false"/>
+          <w:i w:val="false"/>
+          <w:color w:val="000000"/>
+          <w:sz w:val="20"/>
+        </w:rPr>
+        <w:t xml:space="preserve">Teacher </w:t>
+      </w:r>
+      <w:r>
+        <w:rPr>
+          <w:rFonts w:ascii="JetBrains Mono" w:hAnsi="JetBrains Mono"/>
+          <w:b w:val="false"/>
+          <w:i w:val="false"/>
+          <w:color w:val="080808"/>
+          <w:sz w:val="20"/>
+        </w:rPr>
+        <w:t>&amp;</w:t>
+      </w:r>
+      <w:r>
+        <w:rPr>
+          <w:rFonts w:ascii="JetBrains Mono" w:hAnsi="JetBrains Mono"/>
+          <w:b w:val="false"/>
+          <w:i w:val="false"/>
+          <w:color w:val="0033B3"/>
+          <w:sz w:val="20"/>
+        </w:rPr>
+        <w:t>operator</w:t>
+      </w:r>
+      <w:r>
+        <w:rPr>
+          <w:rFonts w:ascii="JetBrains Mono" w:hAnsi="JetBrains Mono"/>
+          <w:b w:val="false"/>
+          <w:i w:val="false"/>
+          <w:color w:val="080808"/>
+          <w:sz w:val="20"/>
+        </w:rPr>
+        <w:t>=(</w:t>
+      </w:r>
+      <w:r>
+        <w:rPr>
+          <w:rFonts w:ascii="JetBrains Mono" w:hAnsi="JetBrains Mono"/>
+          <w:b w:val="false"/>
+          <w:i w:val="false"/>
+          <w:color w:val="0033B3"/>
+          <w:sz w:val="20"/>
+        </w:rPr>
+        <w:t xml:space="preserve">const </w:t>
+      </w:r>
+      <w:r>
+        <w:rPr>
+          <w:rFonts w:ascii="JetBrains Mono" w:hAnsi="JetBrains Mono"/>
+          <w:b w:val="false"/>
+          <w:i w:val="false"/>
+          <w:color w:val="000000"/>
+          <w:sz w:val="20"/>
+        </w:rPr>
+        <w:t xml:space="preserve">Teacher </w:t>
+      </w:r>
+      <w:r>
+        <w:rPr>
+          <w:rFonts w:ascii="JetBrains Mono" w:hAnsi="JetBrains Mono"/>
+          <w:b w:val="false"/>
+          <w:i w:val="false"/>
+          <w:color w:val="080808"/>
+          <w:sz w:val="20"/>
+        </w:rPr>
+        <w:t>&amp;</w:t>
+      </w:r>
+      <w:r>
+        <w:rPr>
+          <w:rFonts w:ascii="JetBrains Mono" w:hAnsi="JetBrains Mono"/>
+          <w:b w:val="false"/>
+          <w:i w:val="false"/>
+          <w:color w:val="000000"/>
+          <w:sz w:val="20"/>
+        </w:rPr>
+        <w:t>t</w:t>
+      </w:r>
+      <w:r>
+        <w:rPr>
+          <w:rFonts w:ascii="JetBrains Mono" w:hAnsi="JetBrains Mono"/>
+          <w:b w:val="false"/>
+          <w:i w:val="false"/>
+          <w:color w:val="080808"/>
+          <w:sz w:val="20"/>
+        </w:rPr>
+        <w:t>) {</w:t>
+        <w:br/>
+        <w:t xml:space="preserve">        </w:t>
+      </w:r>
+      <w:r>
+        <w:rPr>
+          <w:rFonts w:ascii="JetBrains Mono" w:hAnsi="JetBrains Mono"/>
+          <w:b w:val="false"/>
+          <w:i w:val="false"/>
+          <w:color w:val="0033B3"/>
+          <w:sz w:val="20"/>
+        </w:rPr>
+        <w:t xml:space="preserve">if </w:t>
+      </w:r>
+      <w:r>
+        <w:rPr>
+          <w:rFonts w:ascii="JetBrains Mono" w:hAnsi="JetBrains Mono"/>
+          <w:b w:val="false"/>
+          <w:i w:val="false"/>
+          <w:color w:val="080808"/>
+          <w:sz w:val="20"/>
+        </w:rPr>
+        <w:t>(</w:t>
+      </w:r>
+      <w:r>
+        <w:rPr>
+          <w:rFonts w:ascii="JetBrains Mono" w:hAnsi="JetBrains Mono"/>
+          <w:b w:val="false"/>
+          <w:i w:val="false"/>
+          <w:color w:val="0033B3"/>
+          <w:sz w:val="20"/>
+        </w:rPr>
+        <w:t xml:space="preserve">this </w:t>
+      </w:r>
+      <w:r>
+        <w:rPr>
+          <w:rFonts w:ascii="JetBrains Mono" w:hAnsi="JetBrains Mono"/>
+          <w:b w:val="false"/>
+          <w:i w:val="false"/>
+          <w:color w:val="080808"/>
+          <w:sz w:val="20"/>
+        </w:rPr>
+        <w:t>!= &amp;</w:t>
+      </w:r>
+      <w:r>
+        <w:rPr>
+          <w:rFonts w:ascii="JetBrains Mono" w:hAnsi="JetBrains Mono"/>
+          <w:b w:val="false"/>
+          <w:i w:val="false"/>
+          <w:color w:val="000000"/>
+          <w:sz w:val="20"/>
+        </w:rPr>
+        <w:t>t</w:t>
+      </w:r>
+      <w:r>
+        <w:rPr>
+          <w:rFonts w:ascii="JetBrains Mono" w:hAnsi="JetBrains Mono"/>
+          <w:b w:val="false"/>
+          <w:i w:val="false"/>
+          <w:color w:val="080808"/>
+          <w:sz w:val="20"/>
+        </w:rPr>
+        <w:t>) {</w:t>
+        <w:br/>
+        <w:t xml:space="preserve">            </w:t>
+      </w:r>
+      <w:r>
+        <w:rPr>
+          <w:rFonts w:ascii="JetBrains Mono" w:hAnsi="JetBrains Mono"/>
+          <w:b w:val="false"/>
+          <w:i w:val="false"/>
+          <w:color w:val="000000"/>
+          <w:sz w:val="20"/>
+        </w:rPr>
+        <w:t>Employee</w:t>
+      </w:r>
+      <w:r>
+        <w:rPr>
+          <w:rFonts w:ascii="JetBrains Mono" w:hAnsi="JetBrains Mono"/>
+          <w:b w:val="false"/>
+          <w:i w:val="false"/>
+          <w:color w:val="080808"/>
+          <w:sz w:val="20"/>
+        </w:rPr>
+        <w:t>::</w:t>
+      </w:r>
+      <w:r>
+        <w:rPr>
+          <w:rFonts w:ascii="JetBrains Mono" w:hAnsi="JetBrains Mono"/>
+          <w:b w:val="false"/>
+          <w:i w:val="false"/>
+          <w:color w:val="0033B3"/>
+          <w:sz w:val="20"/>
+        </w:rPr>
+        <w:t>operator</w:t>
+      </w:r>
+      <w:r>
+        <w:rPr>
+          <w:rFonts w:ascii="JetBrains Mono" w:hAnsi="JetBrains Mono"/>
+          <w:b w:val="false"/>
+          <w:i w:val="false"/>
+          <w:color w:val="080808"/>
+          <w:sz w:val="20"/>
+        </w:rPr>
+        <w:t>=(</w:t>
+      </w:r>
+      <w:r>
+        <w:rPr>
+          <w:rFonts w:ascii="JetBrains Mono" w:hAnsi="JetBrains Mono"/>
+          <w:b w:val="false"/>
+          <w:i w:val="false"/>
+          <w:color w:val="000000"/>
+          <w:sz w:val="20"/>
+        </w:rPr>
+        <w:t>t</w:t>
+      </w:r>
+      <w:r>
+        <w:rPr>
+          <w:rFonts w:ascii="JetBrains Mono" w:hAnsi="JetBrains Mono"/>
+          <w:b w:val="false"/>
+          <w:i w:val="false"/>
+          <w:color w:val="080808"/>
+          <w:sz w:val="20"/>
+        </w:rPr>
+        <w:t>);</w:t>
+        <w:br/>
+        <w:t xml:space="preserve">            </w:t>
+      </w:r>
+      <w:r>
+        <w:rPr>
+          <w:rFonts w:ascii="JetBrains Mono" w:hAnsi="JetBrains Mono"/>
+          <w:b w:val="false"/>
+          <w:i w:val="false"/>
+          <w:color w:val="871094"/>
+          <w:sz w:val="20"/>
+        </w:rPr>
+        <w:t xml:space="preserve">stage </w:t>
+      </w:r>
+      <w:r>
+        <w:rPr>
+          <w:rFonts w:ascii="JetBrains Mono" w:hAnsi="JetBrains Mono"/>
+          <w:b w:val="false"/>
+          <w:i w:val="false"/>
+          <w:color w:val="080808"/>
+          <w:sz w:val="20"/>
+        </w:rPr>
+        <w:t xml:space="preserve">= </w:t>
+      </w:r>
+      <w:r>
+        <w:rPr>
+          <w:rFonts w:ascii="JetBrains Mono" w:hAnsi="JetBrains Mono"/>
+          <w:b w:val="false"/>
+          <w:i w:val="false"/>
+          <w:color w:val="000000"/>
+          <w:sz w:val="20"/>
+        </w:rPr>
+        <w:t>t</w:t>
+      </w:r>
+      <w:r>
+        <w:rPr>
+          <w:rFonts w:ascii="JetBrains Mono" w:hAnsi="JetBrains Mono"/>
+          <w:b w:val="false"/>
+          <w:i w:val="false"/>
+          <w:color w:val="080808"/>
+          <w:sz w:val="20"/>
+        </w:rPr>
+        <w:t>.</w:t>
+      </w:r>
+      <w:r>
+        <w:rPr>
+          <w:rFonts w:ascii="JetBrains Mono" w:hAnsi="JetBrains Mono"/>
+          <w:b w:val="false"/>
+          <w:i w:val="false"/>
+          <w:color w:val="871094"/>
+          <w:sz w:val="20"/>
+        </w:rPr>
+        <w:t>stage</w:t>
+      </w:r>
+      <w:r>
+        <w:rPr>
+          <w:rFonts w:ascii="JetBrains Mono" w:hAnsi="JetBrains Mono"/>
+          <w:b w:val="false"/>
+          <w:i w:val="false"/>
+          <w:color w:val="080808"/>
+          <w:sz w:val="20"/>
+        </w:rPr>
+        <w:t>;</w:t>
+        <w:br/>
+        <w:t xml:space="preserve">        }</w:t>
+        <w:br/>
+        <w:t xml:space="preserve">        </w:t>
+      </w:r>
+      <w:r>
+        <w:rPr>
+          <w:rFonts w:ascii="JetBrains Mono" w:hAnsi="JetBrains Mono"/>
+          <w:b w:val="false"/>
+          <w:i w:val="false"/>
+          <w:color w:val="0033B3"/>
+          <w:sz w:val="20"/>
+        </w:rPr>
+        <w:t xml:space="preserve">return </w:t>
+      </w:r>
+      <w:r>
+        <w:rPr>
+          <w:rFonts w:ascii="JetBrains Mono" w:hAnsi="JetBrains Mono"/>
+          <w:b w:val="false"/>
+          <w:i w:val="false"/>
+          <w:color w:val="080808"/>
+          <w:sz w:val="20"/>
+        </w:rPr>
+        <w:t>*</w:t>
+      </w:r>
+      <w:r>
+        <w:rPr>
+          <w:rFonts w:ascii="JetBrains Mono" w:hAnsi="JetBrains Mono"/>
+          <w:b w:val="false"/>
+          <w:i w:val="false"/>
+          <w:color w:val="0033B3"/>
+          <w:sz w:val="20"/>
+        </w:rPr>
+        <w:t>this</w:t>
+      </w:r>
+      <w:r>
+        <w:rPr>
+          <w:rFonts w:ascii="JetBrains Mono" w:hAnsi="JetBrains Mono"/>
+          <w:b w:val="false"/>
+          <w:i w:val="false"/>
+          <w:color w:val="080808"/>
+          <w:sz w:val="20"/>
+        </w:rPr>
+        <w:t>;</w:t>
+        <w:br/>
+        <w:t xml:space="preserve">    }</w:t>
+        <w:br/>
+        <w:t>};</w:t>
+        <w:br/>
+      </w:r>
+    </w:p>
+    <w:p>
+      <w:pPr>
+        <w:pStyle w:val="Normal"/>
+        <w:shd w:val="clear" w:fill="FFFFFF"/>
         <w:spacing w:before="0" w:after="160"/>
         <w:rPr>
           <w:rFonts w:ascii="JetBrains Mono" w:hAnsi="JetBrains Mono"/>
@@ -15395,7 +15262,7 @@
     <w:pPr>
       <w:widowControl/>
       <w:suppressAutoHyphens w:val="true"/>
-      <w:overflowPunct w:val="false"/>
+      <w:overflowPunct w:val="true"/>
       <w:bidi w:val="0"/>
       <w:spacing w:lineRule="auto" w:line="259" w:before="0" w:after="160"/>
       <w:jc w:val="left"/>
